--- a/engineering/downloads/sdd.docx
+++ b/engineering/downloads/sdd.docx
@@ -89,7 +89,7 @@
     </w:p>
     <w:p>
       <w:pPr>
-        <w:spacing w:after="0" w:lineRule="exact" w:line="20" w:before="0"/>
+        <w:spacing w:lineRule="exact" w:after="0" w:before="0" w:line="20"/>
         <w:rPr>
           <w:sz w:val="2"/>
         </w:rPr>
@@ -3508,7 +3508,7 @@
     </w:p>
     <w:p>
       <w:pPr>
-        <w:spacing w:after="0" w:lineRule="exact" w:line="20" w:before="0"/>
+        <w:spacing w:lineRule="exact" w:after="0" w:before="0" w:line="20"/>
         <w:rPr>
           <w:sz w:val="2"/>
         </w:rPr>
@@ -4464,7 +4464,7 @@
     </w:p>
     <w:p>
       <w:pPr>
-        <w:spacing w:after="0" w:lineRule="exact" w:line="20" w:before="0"/>
+        <w:spacing w:lineRule="exact" w:after="0" w:before="0" w:line="20"/>
         <w:rPr>
           <w:sz w:val="2"/>
         </w:rPr>
@@ -4804,7 +4804,7 @@
     </w:p>
     <w:p>
       <w:pPr>
-        <w:spacing w:after="0" w:lineRule="exact" w:line="20" w:before="0"/>
+        <w:spacing w:lineRule="exact" w:after="0" w:before="0" w:line="20"/>
         <w:rPr>
           <w:sz w:val="2"/>
         </w:rPr>
@@ -5735,7 +5735,7 @@
     </w:p>
     <w:p>
       <w:pPr>
-        <w:spacing w:after="0" w:lineRule="exact" w:line="20" w:before="0"/>
+        <w:spacing w:lineRule="exact" w:after="0" w:before="0" w:line="20"/>
         <w:rPr>
           <w:sz w:val="2"/>
         </w:rPr>
@@ -6154,7 +6154,7 @@
     </w:p>
     <w:p>
       <w:pPr>
-        <w:spacing w:after="0" w:lineRule="exact" w:line="20" w:before="0"/>
+        <w:spacing w:lineRule="exact" w:after="0" w:before="0" w:line="20"/>
         <w:rPr>
           <w:sz w:val="2"/>
         </w:rPr>
@@ -7847,7 +7847,7 @@
     </w:p>
     <w:p>
       <w:pPr>
-        <w:spacing w:after="0" w:lineRule="exact" w:line="20" w:before="0"/>
+        <w:spacing w:lineRule="exact" w:after="0" w:before="0" w:line="20"/>
         <w:rPr>
           <w:sz w:val="2"/>
         </w:rPr>
@@ -13090,7 +13090,7 @@
     </w:p>
     <w:p>
       <w:pPr>
-        <w:spacing w:after="0" w:lineRule="exact" w:line="20" w:before="0"/>
+        <w:spacing w:lineRule="exact" w:after="0" w:before="0" w:line="20"/>
         <w:rPr>
           <w:sz w:val="2"/>
         </w:rPr>
@@ -14741,7 +14741,7 @@
     </w:p>
     <w:p>
       <w:pPr>
-        <w:spacing w:after="0" w:lineRule="exact" w:line="20" w:before="0"/>
+        <w:spacing w:lineRule="exact" w:after="0" w:before="0" w:line="20"/>
         <w:rPr>
           <w:sz w:val="2"/>
         </w:rPr>
@@ -17600,7 +17600,7 @@
     </w:p>
     <w:p>
       <w:pPr>
-        <w:spacing w:after="0" w:lineRule="exact" w:line="20" w:before="0"/>
+        <w:spacing w:lineRule="exact" w:after="0" w:before="0" w:line="20"/>
         <w:rPr>
           <w:sz w:val="2"/>
         </w:rPr>
@@ -21525,7 +21525,7 @@
     </w:p>
     <w:p>
       <w:pPr>
-        <w:spacing w:after="0" w:lineRule="exact" w:line="20" w:before="0"/>
+        <w:spacing w:lineRule="exact" w:after="0" w:before="0" w:line="20"/>
         <w:rPr>
           <w:sz w:val="2"/>
         </w:rPr>
@@ -25388,7 +25388,7 @@
     </w:p>
     <w:p>
       <w:pPr>
-        <w:spacing w:after="0" w:lineRule="exact" w:line="20" w:before="0"/>
+        <w:spacing w:lineRule="exact" w:after="0" w:before="0" w:line="20"/>
         <w:rPr>
           <w:sz w:val="2"/>
         </w:rPr>
@@ -28596,7 +28596,7 @@
     </w:p>
     <w:p>
       <w:pPr>
-        <w:spacing w:after="0" w:lineRule="exact" w:line="20" w:before="0"/>
+        <w:spacing w:lineRule="exact" w:after="0" w:before="0" w:line="20"/>
         <w:rPr>
           <w:sz w:val="2"/>
         </w:rPr>
@@ -28780,7 +28780,7 @@
     </w:p>
     <w:p>
       <w:pPr>
-        <w:spacing w:after="0" w:lineRule="exact" w:line="20" w:before="0"/>
+        <w:spacing w:lineRule="exact" w:after="0" w:before="0" w:line="20"/>
         <w:rPr>
           <w:sz w:val="2"/>
         </w:rPr>
@@ -29169,7 +29169,7 @@
     </w:p>
     <w:p>
       <w:pPr>
-        <w:spacing w:after="0" w:lineRule="exact" w:line="20" w:before="0"/>
+        <w:spacing w:lineRule="exact" w:after="0" w:before="0" w:line="20"/>
         <w:rPr>
           <w:sz w:val="2"/>
         </w:rPr>
@@ -29435,7 +29435,7 @@
     </w:p>
     <w:p>
       <w:pPr>
-        <w:spacing w:after="0" w:lineRule="exact" w:line="20" w:before="0"/>
+        <w:spacing w:lineRule="exact" w:after="0" w:before="0" w:line="20"/>
         <w:rPr>
           <w:sz w:val="2"/>
         </w:rPr>
@@ -29660,7 +29660,7 @@
     </w:p>
     <w:p>
       <w:pPr>
-        <w:spacing w:after="0" w:lineRule="exact" w:line="20" w:before="0"/>
+        <w:spacing w:lineRule="exact" w:after="0" w:before="0" w:line="20"/>
         <w:rPr>
           <w:sz w:val="2"/>
         </w:rPr>
@@ -30381,7 +30381,7 @@
     </w:p>
     <w:p>
       <w:pPr>
-        <w:spacing w:after="0" w:lineRule="exact" w:line="20" w:before="0"/>
+        <w:spacing w:lineRule="exact" w:after="0" w:before="0" w:line="20"/>
         <w:rPr>
           <w:sz w:val="2"/>
         </w:rPr>
@@ -33228,7 +33228,7 @@
     </w:p>
     <w:p>
       <w:pPr>
-        <w:spacing w:after="0" w:lineRule="exact" w:line="20" w:before="0"/>
+        <w:spacing w:lineRule="exact" w:after="0" w:before="0" w:line="20"/>
         <w:rPr>
           <w:sz w:val="2"/>
         </w:rPr>
@@ -53848,15 +53848,15 @@
     <w:name w:val="Source Code"/>
     <w:basedOn w:val="Normal"/>
     <w:pPr>
-      <w:spacing w:after="0" w:lineRule="auto" w:before="0" w:line="240"/>
+      <w:spacing w:before="0" w:after="0" w:line="240" w:lineRule="auto"/>
       <w:jc w:val="left"/>
       <w:pBdr>
-        <w:top w:sz="4" w:space="1" w:color="CCCCCC" w:val="single"/>
-        <w:bottom w:sz="4" w:space="1" w:color="CCCCCC" w:val="single"/>
-        <w:left w:sz="4" w:space="1" w:color="CCCCCC" w:val="single"/>
-        <w:right w:sz="4" w:space="1" w:color="CCCCCC" w:val="single"/>
+        <w:top w:val="single" w:sz="4" w:space="1" w:color="CCCCCC"/>
+        <w:bottom w:val="single" w:sz="4" w:space="1" w:color="CCCCCC"/>
+        <w:left w:val="single" w:sz="4" w:space="1" w:color="CCCCCC"/>
+        <w:right w:val="single" w:sz="4" w:space="1" w:color="CCCCCC"/>
       </w:pBdr>
-      <w:shd w:fill="F5F5F5" w:color="auto" w:val="clear"/>
+      <w:shd w:val="clear" w:fill="F5F5F5" w:color="auto"/>
     </w:pPr>
     <w:rPr>
       <w:rFonts w:ascii="Courier New" w:hAnsi="Courier New" w:cs="Courier New"/>
@@ -53864,14 +53864,14 @@
       <w:szCs w:val="20"/>
     </w:rPr>
   </w:style>
-  <w:style w:type="paragraph" w:customStyle="1" w:styleId="SpecObjectHeader">
+  <w:style w:type="paragraph" w:styleId="SpecObjectHeader" w:customStyle="1">
     <w:name w:val="Spec Object Header"/>
     <w:basedOn w:val="Normal"/>
     <w:next w:val="FirstParagraph"/>
     <w:qFormat/>
     <w:pPr>
       <w:keepNext/>
-      <w:spacing w:after="120" w:lineRule="auto" w:before="280" w:line="276"/>
+      <w:spacing w:before="280" w:after="120" w:line="276" w:lineRule="auto"/>
       <w:outlineLvl w:val="0"/>
     </w:pPr>
     <w:rPr>

--- a/engineering/downloads/sdd.docx
+++ b/engineering/downloads/sdd.docx
@@ -88,7 +88,7 @@
     </w:p>
     <w:p>
       <w:pPr>
-        <w:spacing w:lineRule="exact" w:line="20" w:after="0" w:before="0"/>
+        <w:spacing w:after="0" w:before="0" w:lineRule="exact" w:line="20"/>
         <w:rPr>
           <w:sz w:val="2"/>
         </w:rPr>
@@ -3486,7 +3486,7 @@
     </w:p>
     <w:p>
       <w:pPr>
-        <w:spacing w:lineRule="exact" w:line="20" w:after="0" w:before="0"/>
+        <w:spacing w:after="0" w:before="0" w:lineRule="exact" w:line="20"/>
         <w:rPr>
           <w:sz w:val="2"/>
         </w:rPr>
@@ -4448,7 +4448,7 @@
     </w:p>
     <w:p>
       <w:pPr>
-        <w:spacing w:lineRule="exact" w:line="20" w:after="0" w:before="0"/>
+        <w:spacing w:after="0" w:before="0" w:lineRule="exact" w:line="20"/>
         <w:rPr>
           <w:sz w:val="2"/>
         </w:rPr>
@@ -4789,7 +4789,7 @@
     </w:p>
     <w:p>
       <w:pPr>
-        <w:spacing w:lineRule="exact" w:line="20" w:after="0" w:before="0"/>
+        <w:spacing w:after="0" w:before="0" w:lineRule="exact" w:line="20"/>
         <w:rPr>
           <w:sz w:val="2"/>
         </w:rPr>
@@ -5721,7 +5721,7 @@
     </w:p>
     <w:p>
       <w:pPr>
-        <w:spacing w:lineRule="exact" w:line="20" w:after="0" w:before="0"/>
+        <w:spacing w:after="0" w:before="0" w:lineRule="exact" w:line="20"/>
         <w:rPr>
           <w:sz w:val="2"/>
         </w:rPr>
@@ -6129,7 +6129,7 @@
     </w:p>
     <w:p>
       <w:pPr>
-        <w:spacing w:lineRule="exact" w:line="20" w:after="0" w:before="0"/>
+        <w:spacing w:after="0" w:before="0" w:lineRule="exact" w:line="20"/>
         <w:rPr>
           <w:sz w:val="2"/>
         </w:rPr>
@@ -7822,7 +7822,7 @@
     </w:p>
     <w:p>
       <w:pPr>
-        <w:spacing w:lineRule="exact" w:line="20" w:after="0" w:before="0"/>
+        <w:spacing w:after="0" w:before="0" w:lineRule="exact" w:line="20"/>
         <w:rPr>
           <w:sz w:val="2"/>
         </w:rPr>
@@ -13037,7 +13037,7 @@
     </w:p>
     <w:p>
       <w:pPr>
-        <w:spacing w:lineRule="exact" w:line="20" w:after="0" w:before="0"/>
+        <w:spacing w:after="0" w:before="0" w:lineRule="exact" w:line="20"/>
         <w:rPr>
           <w:sz w:val="2"/>
         </w:rPr>
@@ -14689,7 +14689,7 @@
     </w:p>
     <w:p>
       <w:pPr>
-        <w:spacing w:lineRule="exact" w:line="20" w:after="0" w:before="0"/>
+        <w:spacing w:after="0" w:before="0" w:lineRule="exact" w:line="20"/>
         <w:rPr>
           <w:sz w:val="2"/>
         </w:rPr>
@@ -17532,7 +17532,7 @@
     </w:p>
     <w:p>
       <w:pPr>
-        <w:spacing w:lineRule="exact" w:line="20" w:after="0" w:before="0"/>
+        <w:spacing w:after="0" w:before="0" w:lineRule="exact" w:line="20"/>
         <w:rPr>
           <w:sz w:val="2"/>
         </w:rPr>
@@ -21345,7 +21345,7 @@
     </w:p>
     <w:p>
       <w:pPr>
-        <w:spacing w:lineRule="exact" w:line="20" w:after="0" w:before="0"/>
+        <w:spacing w:after="0" w:before="0" w:lineRule="exact" w:line="20"/>
         <w:rPr>
           <w:sz w:val="2"/>
         </w:rPr>
@@ -25183,7 +25183,7 @@
     </w:p>
     <w:p>
       <w:pPr>
-        <w:spacing w:lineRule="exact" w:line="20" w:after="0" w:before="0"/>
+        <w:spacing w:after="0" w:before="0" w:lineRule="exact" w:line="20"/>
         <w:rPr>
           <w:sz w:val="2"/>
         </w:rPr>
@@ -28402,7 +28402,7 @@
     </w:p>
     <w:p>
       <w:pPr>
-        <w:spacing w:lineRule="exact" w:line="20" w:after="0" w:before="0"/>
+        <w:spacing w:after="0" w:before="0" w:lineRule="exact" w:line="20"/>
         <w:rPr>
           <w:sz w:val="2"/>
         </w:rPr>
@@ -28587,7 +28587,7 @@
     </w:p>
     <w:p>
       <w:pPr>
-        <w:spacing w:lineRule="exact" w:line="20" w:after="0" w:before="0"/>
+        <w:spacing w:after="0" w:before="0" w:lineRule="exact" w:line="20"/>
         <w:rPr>
           <w:sz w:val="2"/>
         </w:rPr>
@@ -28977,7 +28977,7 @@
     </w:p>
     <w:p>
       <w:pPr>
-        <w:spacing w:lineRule="exact" w:line="20" w:after="0" w:before="0"/>
+        <w:spacing w:after="0" w:before="0" w:lineRule="exact" w:line="20"/>
         <w:rPr>
           <w:sz w:val="2"/>
         </w:rPr>
@@ -29244,7 +29244,7 @@
     </w:p>
     <w:p>
       <w:pPr>
-        <w:spacing w:lineRule="exact" w:line="20" w:after="0" w:before="0"/>
+        <w:spacing w:after="0" w:before="0" w:lineRule="exact" w:line="20"/>
         <w:rPr>
           <w:sz w:val="2"/>
         </w:rPr>
@@ -30025,7 +30025,7 @@
     </w:p>
     <w:p>
       <w:pPr>
-        <w:spacing w:lineRule="exact" w:line="20" w:after="0" w:before="0"/>
+        <w:spacing w:after="0" w:before="0" w:lineRule="exact" w:line="20"/>
         <w:rPr>
           <w:sz w:val="2"/>
         </w:rPr>
@@ -32854,7 +32854,7 @@
     </w:p>
     <w:p>
       <w:pPr>
-        <w:spacing w:lineRule="exact" w:line="20" w:after="0" w:before="0"/>
+        <w:spacing w:after="0" w:before="0" w:lineRule="exact" w:line="20"/>
         <w:rPr>
           <w:sz w:val="2"/>
         </w:rPr>
@@ -62738,18 +62738,18 @@
     <w:basedOn w:val="VerbatimChar"/>
     <w:rPr/>
   </w:style>
-  <w:style w:customStyle="1" w:styleId="SpecObjectHeader" w:type="paragraph">
+  <w:style w:customStyle="1" w:type="paragraph" w:styleId="SpecObjectHeader">
     <w:name w:val="Spec Object Header"/>
     <w:basedOn w:val="Normal"/>
     <w:next w:val="FirstParagraph"/>
     <w:qFormat/>
     <w:pPr>
       <w:keepNext/>
-      <w:spacing w:before="280" w:lineRule="auto" w:after="120" w:line="276"/>
+      <w:spacing w:lineRule="auto" w:line="276" w:after="120" w:before="280"/>
       <w:outlineLvl w:val="0"/>
     </w:pPr>
     <w:rPr>
-      <w:rFonts w:ascii="Calibri Light" w:hAnsi="Calibri Light" w:cs="Calibri Light"/>
+      <w:rFonts w:hAnsi="Calibri Light" w:ascii="Calibri Light" w:cs="Calibri Light"/>
       <w:b/>
       <w:bCs/>
       <w:color w:val="0F4C64"/>

--- a/engineering/downloads/sdd.docx
+++ b/engineering/downloads/sdd.docx
@@ -88,7 +88,7 @@
     </w:p>
     <w:p>
       <w:pPr>
-        <w:spacing w:line="20" w:before="0" w:lineRule="exact" w:after="0"/>
+        <w:spacing w:before="0" w:lineRule="exact" w:after="0" w:line="20"/>
         <w:rPr>
           <w:sz w:val="2"/>
         </w:rPr>
@@ -3486,7 +3486,7 @@
     </w:p>
     <w:p>
       <w:pPr>
-        <w:spacing w:line="20" w:before="0" w:lineRule="exact" w:after="0"/>
+        <w:spacing w:before="0" w:lineRule="exact" w:after="0" w:line="20"/>
         <w:rPr>
           <w:sz w:val="2"/>
         </w:rPr>
@@ -4403,7 +4403,7 @@
     </w:p>
     <w:p>
       <w:pPr>
-        <w:spacing w:line="20" w:before="0" w:lineRule="exact" w:after="0"/>
+        <w:spacing w:before="0" w:lineRule="exact" w:after="0" w:line="20"/>
         <w:rPr>
           <w:sz w:val="2"/>
         </w:rPr>
@@ -4732,7 +4732,7 @@
     </w:p>
     <w:p>
       <w:pPr>
-        <w:spacing w:line="20" w:before="0" w:lineRule="exact" w:after="0"/>
+        <w:spacing w:before="0" w:lineRule="exact" w:after="0" w:line="20"/>
         <w:rPr>
           <w:sz w:val="2"/>
         </w:rPr>
@@ -5556,7 +5556,7 @@
     </w:p>
     <w:p>
       <w:pPr>
-        <w:spacing w:line="20" w:before="0" w:lineRule="exact" w:after="0"/>
+        <w:spacing w:before="0" w:lineRule="exact" w:after="0" w:line="20"/>
         <w:rPr>
           <w:sz w:val="2"/>
         </w:rPr>
@@ -5964,7 +5964,7 @@
     </w:p>
     <w:p>
       <w:pPr>
-        <w:spacing w:line="20" w:before="0" w:lineRule="exact" w:after="0"/>
+        <w:spacing w:before="0" w:lineRule="exact" w:after="0" w:line="20"/>
         <w:rPr>
           <w:sz w:val="2"/>
         </w:rPr>
@@ -7657,7 +7657,7 @@
     </w:p>
     <w:p>
       <w:pPr>
-        <w:spacing w:line="20" w:before="0" w:lineRule="exact" w:after="0"/>
+        <w:spacing w:before="0" w:lineRule="exact" w:after="0" w:line="20"/>
         <w:rPr>
           <w:sz w:val="2"/>
         </w:rPr>
@@ -7826,7 +7826,7 @@
           <w:rPr>
             <w:rStyle w:val="Hyperlink"/>
           </w:rPr>
-          <w:t xml:space="preserve">srs: Handler Registration and Prerequisites</w:t>
+          <w:t xml:space="preserve">srs: HLR-PIPE-002</w:t>
         </w:r>
       </w:hyperlink>
     </w:p>
@@ -7912,7 +7912,7 @@
           <w:rPr>
             <w:rStyle w:val="Hyperlink"/>
           </w:rPr>
-          <w:t xml:space="preserve">srs: Handler Registration and Prerequisites</w:t>
+          <w:t xml:space="preserve">srs: HLR-PIPE-002</w:t>
         </w:r>
       </w:hyperlink>
     </w:p>
@@ -7983,7 +7983,7 @@
           <w:rPr>
             <w:rStyle w:val="Hyperlink"/>
           </w:rPr>
-          <w:t xml:space="preserve">srs: Handler Registration and Prerequisites</w:t>
+          <w:t xml:space="preserve">srs: HLR-PIPE-002</w:t>
         </w:r>
       </w:hyperlink>
     </w:p>
@@ -8195,7 +8195,7 @@
           <w:rPr>
             <w:rStyle w:val="Hyperlink"/>
           </w:rPr>
-          <w:t xml:space="preserve">srs: Context Creation and Propagation</w:t>
+          <w:t xml:space="preserve">srs: HLR-PIPE-006</w:t>
         </w:r>
       </w:hyperlink>
     </w:p>
@@ -8296,7 +8296,7 @@
           <w:rPr>
             <w:rStyle w:val="Hyperlink"/>
           </w:rPr>
-          <w:t xml:space="preserve">srs: Context Creation and Propagation</w:t>
+          <w:t xml:space="preserve">srs: HLR-PIPE-006</w:t>
         </w:r>
       </w:hyperlink>
     </w:p>
@@ -8394,7 +8394,7 @@
           <w:rPr>
             <w:rStyle w:val="Hyperlink"/>
           </w:rPr>
-          <w:t xml:space="preserve">srs: Context Creation and Propagation</w:t>
+          <w:t xml:space="preserve">srs: HLR-PIPE-006</w:t>
         </w:r>
       </w:hyperlink>
     </w:p>
@@ -8572,7 +8572,7 @@
           <w:rPr>
             <w:rStyle w:val="Hyperlink"/>
           </w:rPr>
-          <w:t xml:space="preserve">srs: Five-Phase Lifecycle</w:t>
+          <w:t xml:space="preserve">srs: HLR-PIPE-001</w:t>
         </w:r>
       </w:hyperlink>
     </w:p>
@@ -8706,7 +8706,7 @@
           <w:rPr>
             <w:rStyle w:val="Hyperlink"/>
           </w:rPr>
-          <w:t xml:space="preserve">srs: Five-Phase Lifecycle</w:t>
+          <w:t xml:space="preserve">srs: HLR-PIPE-001</w:t>
         </w:r>
       </w:hyperlink>
     </w:p>
@@ -8834,7 +8834,7 @@
           <w:rPr>
             <w:rStyle w:val="Hyperlink"/>
           </w:rPr>
-          <w:t xml:space="preserve">srs: Five-Phase Lifecycle</w:t>
+          <w:t xml:space="preserve">srs: HLR-PIPE-001</w:t>
         </w:r>
       </w:hyperlink>
     </w:p>
@@ -8988,7 +8988,7 @@
           <w:rPr>
             <w:rStyle w:val="Hyperlink"/>
           </w:rPr>
-          <w:t xml:space="preserve">srs: Topological Ordering via Kahn’s Algorithm</w:t>
+          <w:t xml:space="preserve">srs: HLR-PIPE-003</w:t>
         </w:r>
       </w:hyperlink>
     </w:p>
@@ -9102,7 +9102,7 @@
           <w:rPr>
             <w:rStyle w:val="Hyperlink"/>
           </w:rPr>
-          <w:t xml:space="preserve">srs: Topological Ordering via Kahn’s Algorithm</w:t>
+          <w:t xml:space="preserve">srs: HLR-PIPE-003</w:t>
         </w:r>
       </w:hyperlink>
     </w:p>
@@ -9207,7 +9207,7 @@
           <w:rPr>
             <w:rStyle w:val="Hyperlink"/>
           </w:rPr>
-          <w:t xml:space="preserve">srs: Topological Ordering via Kahn’s Algorithm</w:t>
+          <w:t xml:space="preserve">srs: HLR-PIPE-003</w:t>
         </w:r>
       </w:hyperlink>
     </w:p>
@@ -9321,7 +9321,7 @@
           <w:rPr>
             <w:rStyle w:val="Hyperlink"/>
           </w:rPr>
-          <w:t xml:space="preserve">srs: Phase Abort on ANALYZE Errors</w:t>
+          <w:t xml:space="preserve">srs: HLR-PIPE-004</w:t>
         </w:r>
       </w:hyperlink>
     </w:p>
@@ -9437,7 +9437,7 @@
           <w:rPr>
             <w:rStyle w:val="Hyperlink"/>
           </w:rPr>
-          <w:t xml:space="preserve">srs: Phase Abort on ANALYZE Errors</w:t>
+          <w:t xml:space="preserve">srs: HLR-PIPE-004</w:t>
         </w:r>
       </w:hyperlink>
     </w:p>
@@ -9548,7 +9548,7 @@
           <w:rPr>
             <w:rStyle w:val="Hyperlink"/>
           </w:rPr>
-          <w:t xml:space="preserve">srs: Batch Dispatch for All Phases</w:t>
+          <w:t xml:space="preserve">srs: HLR-PIPE-005</w:t>
         </w:r>
       </w:hyperlink>
     </w:p>
@@ -9718,7 +9718,7 @@
           <w:rPr>
             <w:rStyle w:val="Hyperlink"/>
           </w:rPr>
-          <w:t xml:space="preserve">srs: Batch Dispatch for All Phases</w:t>
+          <w:t xml:space="preserve">srs: HLR-PIPE-005</w:t>
         </w:r>
       </w:hyperlink>
     </w:p>
@@ -9969,7 +9969,7 @@
           <w:rPr>
             <w:rStyle w:val="Hyperlink"/>
           </w:rPr>
-          <w:t xml:space="preserve">srs: CommonSpec Input Parsing</w:t>
+          <w:t xml:space="preserve">srs: HLR-PIPE-007</w:t>
         </w:r>
       </w:hyperlink>
     </w:p>
@@ -10106,7 +10106,7 @@
           <w:rPr>
             <w:rStyle w:val="Hyperlink"/>
           </w:rPr>
-          <w:t xml:space="preserve">srs: CommonSpec Input Parsing</w:t>
+          <w:t xml:space="preserve">srs: HLR-PIPE-007</w:t>
         </w:r>
       </w:hyperlink>
     </w:p>
@@ -10261,7 +10261,7 @@
           <w:rPr>
             <w:rStyle w:val="Hyperlink"/>
           </w:rPr>
-          <w:t xml:space="preserve">srs: CommonSpec Input Parsing</w:t>
+          <w:t xml:space="preserve">srs: HLR-PIPE-007</w:t>
         </w:r>
       </w:hyperlink>
     </w:p>
@@ -10440,7 +10440,7 @@
           <w:rPr>
             <w:rStyle w:val="Hyperlink"/>
           </w:rPr>
-          <w:t xml:space="preserve">srs: CommonSpec Input Parsing</w:t>
+          <w:t xml:space="preserve">srs: HLR-PIPE-007</w:t>
         </w:r>
       </w:hyperlink>
     </w:p>
@@ -10607,7 +10607,7 @@
           <w:rPr>
             <w:rStyle w:val="Hyperlink"/>
           </w:rPr>
-          <w:t xml:space="preserve">srs: CommonSpec Input Parsing</w:t>
+          <w:t xml:space="preserve">srs: HLR-PIPE-007</w:t>
         </w:r>
       </w:hyperlink>
     </w:p>
@@ -10759,7 +10759,7 @@
           <w:rPr>
             <w:rStyle w:val="Hyperlink"/>
           </w:rPr>
-          <w:t xml:space="preserve">srs: CommonSpec Input Parsing</w:t>
+          <w:t xml:space="preserve">srs: HLR-PIPE-007</w:t>
         </w:r>
       </w:hyperlink>
     </w:p>
@@ -10862,7 +10862,7 @@
           <w:rPr>
             <w:rStyle w:val="Hyperlink"/>
           </w:rPr>
-          <w:t xml:space="preserve">srs: Include File Expansion</w:t>
+          <w:t xml:space="preserve">srs: HLR-PIPE-008</w:t>
         </w:r>
       </w:hyperlink>
     </w:p>
@@ -10950,7 +10950,7 @@
           <w:rPr>
             <w:rStyle w:val="Hyperlink"/>
           </w:rPr>
-          <w:t xml:space="preserve">srs: Include File Expansion</w:t>
+          <w:t xml:space="preserve">srs: HLR-PIPE-008</w:t>
         </w:r>
       </w:hyperlink>
     </w:p>
@@ -11062,7 +11062,7 @@
           <w:rPr>
             <w:rStyle w:val="Hyperlink"/>
           </w:rPr>
-          <w:t xml:space="preserve">srs: Include File Expansion</w:t>
+          <w:t xml:space="preserve">srs: HLR-PIPE-008</w:t>
         </w:r>
       </w:hyperlink>
     </w:p>
@@ -11263,7 +11263,7 @@
           <w:rPr>
             <w:rStyle w:val="Hyperlink"/>
           </w:rPr>
-          <w:t xml:space="preserve">srs: PID Auto-Generation</w:t>
+          <w:t xml:space="preserve">srs: HLR-PIPE-009</w:t>
         </w:r>
       </w:hyperlink>
     </w:p>
@@ -11428,7 +11428,7 @@
           <w:rPr>
             <w:rStyle w:val="Hyperlink"/>
           </w:rPr>
-          <w:t xml:space="preserve">srs: PID Auto-Generation</w:t>
+          <w:t xml:space="preserve">srs: HLR-PIPE-009</w:t>
         </w:r>
       </w:hyperlink>
     </w:p>
@@ -11539,7 +11539,7 @@
           <w:rPr>
             <w:rStyle w:val="Hyperlink"/>
           </w:rPr>
-          <w:t xml:space="preserve">srs: PID Auto-Generation</w:t>
+          <w:t xml:space="preserve">srs: HLR-PIPE-009</w:t>
         </w:r>
       </w:hyperlink>
     </w:p>
@@ -11638,7 +11638,7 @@
           <w:rPr>
             <w:rStyle w:val="Hyperlink"/>
           </w:rPr>
-          <w:t xml:space="preserve">srs: PID Auto-Generation</w:t>
+          <w:t xml:space="preserve">srs: HLR-PIPE-009</w:t>
         </w:r>
       </w:hyperlink>
     </w:p>
@@ -11816,7 +11816,7 @@
           <w:rPr>
             <w:rStyle w:val="Hyperlink"/>
           </w:rPr>
-          <w:t xml:space="preserve">srs: Relation Type Inference</w:t>
+          <w:t xml:space="preserve">srs: HLR-PIPE-010</w:t>
         </w:r>
       </w:hyperlink>
     </w:p>
@@ -11921,7 +11921,7 @@
           <w:rPr>
             <w:rStyle w:val="Hyperlink"/>
           </w:rPr>
-          <w:t xml:space="preserve">srs: Relation Type Inference</w:t>
+          <w:t xml:space="preserve">srs: HLR-PIPE-010</w:t>
         </w:r>
       </w:hyperlink>
     </w:p>
@@ -12034,7 +12034,7 @@
           <w:rPr>
             <w:rStyle w:val="Hyperlink"/>
           </w:rPr>
-          <w:t xml:space="preserve">srs: Relation Type Inference</w:t>
+          <w:t xml:space="preserve">srs: HLR-PIPE-010</w:t>
         </w:r>
       </w:hyperlink>
     </w:p>
@@ -12133,7 +12133,7 @@
           <w:rPr>
             <w:rStyle w:val="Hyperlink"/>
           </w:rPr>
-          <w:t xml:space="preserve">srs: Relation Type Inference</w:t>
+          <w:t xml:space="preserve">srs: HLR-PIPE-010</w:t>
         </w:r>
       </w:hyperlink>
     </w:p>
@@ -12760,7 +12760,7 @@
     </w:p>
     <w:p>
       <w:pPr>
-        <w:spacing w:line="20" w:before="0" w:lineRule="exact" w:after="0"/>
+        <w:spacing w:before="0" w:lineRule="exact" w:after="0" w:line="20"/>
         <w:rPr>
           <w:sz w:val="2"/>
         </w:rPr>
@@ -14144,7 +14144,7 @@
     </w:p>
     <w:p>
       <w:pPr>
-        <w:spacing w:line="20" w:before="0" w:lineRule="exact" w:after="0"/>
+        <w:spacing w:before="0" w:lineRule="exact" w:after="0" w:line="20"/>
         <w:rPr>
           <w:sz w:val="2"/>
         </w:rPr>
@@ -14276,7 +14276,7 @@
           <w:rPr>
             <w:rStyle w:val="Hyperlink"/>
           </w:rPr>
-          <w:t xml:space="preserve">Core Runtime</w:t>
+          <w:t xml:space="preserve">CSC-001</w:t>
         </w:r>
       </w:hyperlink>
     </w:p>
@@ -14305,7 +14305,7 @@
           <w:rPr>
             <w:rStyle w:val="Hyperlink"/>
           </w:rPr>
-          <w:t xml:space="preserve">Type Loader</w:t>
+          <w:t xml:space="preserve">CSU-008</w:t>
         </w:r>
       </w:hyperlink>
     </w:p>
@@ -14350,7 +14350,7 @@
           <w:rPr>
             <w:rStyle w:val="Hyperlink"/>
           </w:rPr>
-          <w:t xml:space="preserve">srs: Model Directory Structure</w:t>
+          <w:t xml:space="preserve">srs: HLR-EXT-002</w:t>
         </w:r>
       </w:hyperlink>
     </w:p>
@@ -14427,7 +14427,7 @@
           <w:rPr>
             <w:rStyle w:val="Hyperlink"/>
           </w:rPr>
-          <w:t xml:space="preserve">srs: Descriptor Registration</w:t>
+          <w:t xml:space="preserve">srs: HLR-EXT-003</w:t>
         </w:r>
       </w:hyperlink>
     </w:p>
@@ -14507,7 +14507,7 @@
           <w:rPr>
             <w:rStyle w:val="Hyperlink"/>
           </w:rPr>
-          <w:t xml:space="preserve">srs: Descriptor Registration</w:t>
+          <w:t xml:space="preserve">srs: HLR-EXT-003</w:t>
         </w:r>
       </w:hyperlink>
     </w:p>
@@ -14584,7 +14584,7 @@
           <w:rPr>
             <w:rStyle w:val="Hyperlink"/>
           </w:rPr>
-          <w:t xml:space="preserve">srs: Type Schema</w:t>
+          <w:t xml:space="preserve">srs: HLR-EXT-004</w:t>
         </w:r>
       </w:hyperlink>
     </w:p>
@@ -14676,7 +14676,7 @@
           <w:rPr>
             <w:rStyle w:val="Hyperlink"/>
           </w:rPr>
-          <w:t xml:space="preserve">srs: Model Resolution and Overlay</w:t>
+          <w:t xml:space="preserve">srs: HLR-EXT-005</w:t>
         </w:r>
       </w:hyperlink>
     </w:p>
@@ -14741,7 +14741,7 @@
           <w:rPr>
             <w:rStyle w:val="Hyperlink"/>
           </w:rPr>
-          <w:t xml:space="preserve">srs: Model Resolution and Overlay</w:t>
+          <w:t xml:space="preserve">srs: HLR-EXT-005</w:t>
         </w:r>
       </w:hyperlink>
     </w:p>
@@ -14821,7 +14821,7 @@
           <w:rPr>
             <w:rStyle w:val="Hyperlink"/>
           </w:rPr>
-          <w:t xml:space="preserve">srs: External Renderer Hooks</w:t>
+          <w:t xml:space="preserve">srs: HLR-EXT-006</w:t>
         </w:r>
       </w:hyperlink>
     </w:p>
@@ -14916,7 +14916,7 @@
           <w:rPr>
             <w:rStyle w:val="Hyperlink"/>
           </w:rPr>
-          <w:t xml:space="preserve">srs: External Renderer Hooks</w:t>
+          <w:t xml:space="preserve">srs: HLR-EXT-006</w:t>
         </w:r>
       </w:hyperlink>
     </w:p>
@@ -14981,7 +14981,7 @@
           <w:rPr>
             <w:rStyle w:val="Hyperlink"/>
           </w:rPr>
-          <w:t xml:space="preserve">srs: External Renderer Hooks</w:t>
+          <w:t xml:space="preserve">srs: HLR-EXT-006</w:t>
         </w:r>
       </w:hyperlink>
     </w:p>
@@ -15061,7 +15061,7 @@
           <w:rPr>
             <w:rStyle w:val="Hyperlink"/>
           </w:rPr>
-          <w:t xml:space="preserve">srs: Type Descriptor Loading</w:t>
+          <w:t xml:space="preserve">srs: HLR-EXT-001</w:t>
         </w:r>
       </w:hyperlink>
     </w:p>
@@ -15138,7 +15138,7 @@
           <w:rPr>
             <w:rStyle w:val="Hyperlink"/>
           </w:rPr>
-          <w:t xml:space="preserve">srs: Data View Hooks</w:t>
+          <w:t xml:space="preserve">srs: HLR-EXT-007</w:t>
         </w:r>
       </w:hyperlink>
     </w:p>
@@ -15218,7 +15218,7 @@
           <w:rPr>
             <w:rStyle w:val="Hyperlink"/>
           </w:rPr>
-          <w:t xml:space="preserve">srs: Hook Index</w:t>
+          <w:t xml:space="preserve">srs: HLR-EXT-008</w:t>
         </w:r>
       </w:hyperlink>
     </w:p>
@@ -16508,7 +16508,7 @@
     </w:p>
     <w:p>
       <w:pPr>
-        <w:spacing w:line="20" w:before="0" w:lineRule="exact" w:after="0"/>
+        <w:spacing w:before="0" w:lineRule="exact" w:after="0" w:line="20"/>
         <w:rPr>
           <w:sz w:val="2"/>
         </w:rPr>
@@ -16686,7 +16686,7 @@
           <w:rPr>
             <w:rStyle w:val="Hyperlink"/>
           </w:rPr>
-          <w:t xml:space="preserve">srs: SQLite Persistence</w:t>
+          <w:t xml:space="preserve">srs: HLR-STOR-001</w:t>
         </w:r>
       </w:hyperlink>
     </w:p>
@@ -16862,7 +16862,7 @@
           <w:rPr>
             <w:rStyle w:val="Hyperlink"/>
           </w:rPr>
-          <w:t xml:space="preserve">srs: SQLite Persistence</w:t>
+          <w:t xml:space="preserve">srs: HLR-STOR-001</w:t>
         </w:r>
       </w:hyperlink>
     </w:p>
@@ -17002,7 +17002,7 @@
           <w:rPr>
             <w:rStyle w:val="Hyperlink"/>
           </w:rPr>
-          <w:t xml:space="preserve">srs: EAV Attribute Model</w:t>
+          <w:t xml:space="preserve">srs: HLR-STOR-002</w:t>
         </w:r>
       </w:hyperlink>
     </w:p>
@@ -17146,7 +17146,7 @@
           <w:rPr>
             <w:rStyle w:val="Hyperlink"/>
           </w:rPr>
-          <w:t xml:space="preserve">srs: Build Cache</w:t>
+          <w:t xml:space="preserve">srs: HLR-STOR-003</w:t>
         </w:r>
       </w:hyperlink>
     </w:p>
@@ -17272,7 +17272,7 @@
           <w:rPr>
             <w:rStyle w:val="Hyperlink"/>
           </w:rPr>
-          <w:t xml:space="preserve">srs: Build Cache</w:t>
+          <w:t xml:space="preserve">srs: HLR-STOR-003</w:t>
         </w:r>
       </w:hyperlink>
     </w:p>
@@ -17407,7 +17407,7 @@
           <w:rPr>
             <w:rStyle w:val="Hyperlink"/>
           </w:rPr>
-          <w:t xml:space="preserve">srs: Output Cache</w:t>
+          <w:t xml:space="preserve">srs: HLR-STOR-004</w:t>
         </w:r>
       </w:hyperlink>
     </w:p>
@@ -17513,7 +17513,7 @@
           <w:rPr>
             <w:rStyle w:val="Hyperlink"/>
           </w:rPr>
-          <w:t xml:space="preserve">srs: Output Cache</w:t>
+          <w:t xml:space="preserve">srs: HLR-STOR-004</w:t>
         </w:r>
       </w:hyperlink>
     </w:p>
@@ -17654,7 +17654,7 @@
           <w:rPr>
             <w:rStyle w:val="Hyperlink"/>
           </w:rPr>
-          <w:t xml:space="preserve">srs: Incremental Rebuild Support</w:t>
+          <w:t xml:space="preserve">srs: HLR-STOR-005</w:t>
         </w:r>
       </w:hyperlink>
     </w:p>
@@ -17800,7 +17800,7 @@
           <w:rPr>
             <w:rStyle w:val="Hyperlink"/>
           </w:rPr>
-          <w:t xml:space="preserve">srs: Incremental Rebuild Support</w:t>
+          <w:t xml:space="preserve">srs: HLR-STOR-005</w:t>
         </w:r>
       </w:hyperlink>
     </w:p>
@@ -17946,7 +17946,7 @@
           <w:rPr>
             <w:rStyle w:val="Hyperlink"/>
           </w:rPr>
-          <w:t xml:space="preserve">srs: EAV Pivot Views for External Queries</w:t>
+          <w:t xml:space="preserve">srs: HLR-STOR-006</w:t>
         </w:r>
       </w:hyperlink>
     </w:p>
@@ -18060,7 +18060,7 @@
           <w:rPr>
             <w:rStyle w:val="Hyperlink"/>
           </w:rPr>
-          <w:t xml:space="preserve">srs: EAV Pivot Views for External Queries</w:t>
+          <w:t xml:space="preserve">srs: HLR-STOR-006</w:t>
         </w:r>
       </w:hyperlink>
     </w:p>
@@ -20321,7 +20321,7 @@
     </w:p>
     <w:p>
       <w:pPr>
-        <w:spacing w:line="20" w:before="0" w:lineRule="exact" w:after="0"/>
+        <w:spacing w:before="0" w:lineRule="exact" w:after="0" w:line="20"/>
         <w:rPr>
           <w:sz w:val="2"/>
         </w:rPr>
@@ -20469,7 +20469,7 @@
           <w:rPr>
             <w:rStyle w:val="Hyperlink"/>
           </w:rPr>
-          <w:t xml:space="preserve">srs: DOCX Generation</w:t>
+          <w:t xml:space="preserve">srs: HLR-OUT-005</w:t>
         </w:r>
       </w:hyperlink>
     </w:p>
@@ -20595,7 +20595,7 @@
           <w:rPr>
             <w:rStyle w:val="Hyperlink"/>
           </w:rPr>
-          <w:t xml:space="preserve">srs: Document Assembly</w:t>
+          <w:t xml:space="preserve">srs: HLR-OUT-001</w:t>
         </w:r>
       </w:hyperlink>
     </w:p>
@@ -20692,7 +20692,7 @@
           <w:rPr>
             <w:rStyle w:val="Hyperlink"/>
           </w:rPr>
-          <w:t xml:space="preserve">srs: Document Assembly</w:t>
+          <w:t xml:space="preserve">srs: HLR-OUT-001</w:t>
         </w:r>
       </w:hyperlink>
     </w:p>
@@ -20837,7 +20837,7 @@
           <w:rPr>
             <w:rStyle w:val="Hyperlink"/>
           </w:rPr>
-          <w:t xml:space="preserve">srs: Document Assembly</w:t>
+          <w:t xml:space="preserve">srs: HLR-OUT-001</w:t>
         </w:r>
       </w:hyperlink>
     </w:p>
@@ -20978,7 +20978,7 @@
           <w:rPr>
             <w:rStyle w:val="Hyperlink"/>
           </w:rPr>
-          <w:t xml:space="preserve">srs: Float Resolution</w:t>
+          <w:t xml:space="preserve">srs: HLR-OUT-002</w:t>
         </w:r>
       </w:hyperlink>
     </w:p>
@@ -21097,7 +21097,7 @@
           <w:rPr>
             <w:rStyle w:val="Hyperlink"/>
           </w:rPr>
-          <w:t xml:space="preserve">srs: Float Resolution</w:t>
+          <w:t xml:space="preserve">srs: HLR-OUT-002</w:t>
         </w:r>
       </w:hyperlink>
     </w:p>
@@ -21242,7 +21242,7 @@
           <w:rPr>
             <w:rStyle w:val="Hyperlink"/>
           </w:rPr>
-          <w:t xml:space="preserve">srs: Float Resolution</w:t>
+          <w:t xml:space="preserve">srs: HLR-OUT-002</w:t>
         </w:r>
       </w:hyperlink>
     </w:p>
@@ -21393,7 +21393,7 @@
           <w:rPr>
             <w:rStyle w:val="Hyperlink"/>
           </w:rPr>
-          <w:t xml:space="preserve">srs: Float Numbering</w:t>
+          <w:t xml:space="preserve">srs: HLR-OUT-003</w:t>
         </w:r>
       </w:hyperlink>
     </w:p>
@@ -21507,7 +21507,7 @@
           <w:rPr>
             <w:rStyle w:val="Hyperlink"/>
           </w:rPr>
-          <w:t xml:space="preserve">srs: Float Numbering</w:t>
+          <w:t xml:space="preserve">srs: HLR-OUT-003</w:t>
         </w:r>
       </w:hyperlink>
     </w:p>
@@ -21627,7 +21627,7 @@
           <w:rPr>
             <w:rStyle w:val="Hyperlink"/>
           </w:rPr>
-          <w:t xml:space="preserve">srs: Multi-Format Output</w:t>
+          <w:t xml:space="preserve">srs: HLR-OUT-004</w:t>
         </w:r>
       </w:hyperlink>
     </w:p>
@@ -21709,7 +21709,7 @@
           <w:rPr>
             <w:rStyle w:val="Hyperlink"/>
           </w:rPr>
-          <w:t xml:space="preserve">srs: Multi-Format Output</w:t>
+          <w:t xml:space="preserve">srs: HLR-OUT-004</w:t>
         </w:r>
       </w:hyperlink>
     </w:p>
@@ -21836,7 +21836,7 @@
           <w:rPr>
             <w:rStyle w:val="Hyperlink"/>
           </w:rPr>
-          <w:t xml:space="preserve">srs: HTML5 Generation</w:t>
+          <w:t xml:space="preserve">srs: HLR-OUT-006</w:t>
         </w:r>
       </w:hyperlink>
     </w:p>
@@ -21935,7 +21935,7 @@
           <w:rPr>
             <w:rStyle w:val="Hyperlink"/>
           </w:rPr>
-          <w:t xml:space="preserve">srs: HTML5 Generation</w:t>
+          <w:t xml:space="preserve">srs: HLR-OUT-006</w:t>
         </w:r>
       </w:hyperlink>
     </w:p>
@@ -22079,7 +22079,7 @@
           <w:rPr>
             <w:rStyle w:val="Hyperlink"/>
           </w:rPr>
-          <w:t xml:space="preserve">srs: Full-Text Search Indexing</w:t>
+          <w:t xml:space="preserve">srs: HLR-OUT-007</w:t>
         </w:r>
       </w:hyperlink>
     </w:p>
@@ -22224,7 +22224,7 @@
           <w:rPr>
             <w:rStyle w:val="Hyperlink"/>
           </w:rPr>
-          <w:t xml:space="preserve">srs: Full-Text Search Indexing</w:t>
+          <w:t xml:space="preserve">srs: HLR-OUT-007</w:t>
         </w:r>
       </w:hyperlink>
     </w:p>
@@ -23068,7 +23068,7 @@
           <w:rPr>
             <w:rStyle w:val="Hyperlink"/>
           </w:rPr>
-          <w:t xml:space="preserve">Default Model</w:t>
+          <w:t xml:space="preserve">CSC-017</w:t>
         </w:r>
       </w:hyperlink>
       <w:r>
@@ -23112,7 +23112,7 @@
           <w:rPr>
             <w:rStyle w:val="Hyperlink"/>
           </w:rPr>
-          <w:t xml:space="preserve">Default Float Types</w:t>
+          <w:t xml:space="preserve">CSC-022</w:t>
         </w:r>
       </w:hyperlink>
       <w:r>
@@ -23135,7 +23135,7 @@
           <w:rPr>
             <w:rStyle w:val="Hyperlink"/>
           </w:rPr>
-          <w:t xml:space="preserve">Default Relation Types</w:t>
+          <w:t xml:space="preserve">CSC-023</w:t>
         </w:r>
       </w:hyperlink>
       <w:r>
@@ -23290,7 +23290,7 @@
           <w:rPr>
             <w:rStyle w:val="Hyperlink"/>
           </w:rPr>
-          <w:t xml:space="preserve">Default View Types</w:t>
+          <w:t xml:space="preserve">CSC-024</w:t>
         </w:r>
       </w:hyperlink>
       <w:r>
@@ -23334,7 +23334,7 @@
           <w:rPr>
             <w:rStyle w:val="Hyperlink"/>
           </w:rPr>
-          <w:t xml:space="preserve">Default Filters</w:t>
+          <w:t xml:space="preserve">CSC-018</w:t>
         </w:r>
       </w:hyperlink>
       <w:r>
@@ -23363,7 +23363,7 @@
           <w:rPr>
             <w:rStyle w:val="Hyperlink"/>
           </w:rPr>
-          <w:t xml:space="preserve">Default Postprocessors</w:t>
+          <w:t xml:space="preserve">CSC-019</w:t>
         </w:r>
       </w:hyperlink>
       <w:r>
@@ -23386,7 +23386,7 @@
           <w:rPr>
             <w:rStyle w:val="Hyperlink"/>
           </w:rPr>
-          <w:t xml:space="preserve">Default Styles</w:t>
+          <w:t xml:space="preserve">CSC-021</w:t>
         </w:r>
       </w:hyperlink>
       <w:r>
@@ -24135,7 +24135,7 @@
     </w:p>
     <w:p>
       <w:pPr>
-        <w:spacing w:line="20" w:before="0" w:lineRule="exact" w:after="0"/>
+        <w:spacing w:before="0" w:lineRule="exact" w:after="0" w:line="20"/>
         <w:rPr>
           <w:sz w:val="2"/>
         </w:rPr>
@@ -24267,7 +24267,7 @@
           <w:rPr>
             <w:rStyle w:val="Hyperlink"/>
           </w:rPr>
-          <w:t xml:space="preserve">Default Model</w:t>
+          <w:t xml:space="preserve">CSC-017</w:t>
         </w:r>
       </w:hyperlink>
     </w:p>
@@ -24296,7 +24296,7 @@
           <w:rPr>
             <w:rStyle w:val="Hyperlink"/>
           </w:rPr>
-          <w:t xml:space="preserve">Default Filters</w:t>
+          <w:t xml:space="preserve">CSC-018</w:t>
         </w:r>
       </w:hyperlink>
     </w:p>
@@ -24325,7 +24325,7 @@
           <w:rPr>
             <w:rStyle w:val="Hyperlink"/>
           </w:rPr>
-          <w:t xml:space="preserve">Default Postprocessors</w:t>
+          <w:t xml:space="preserve">CSC-019</w:t>
         </w:r>
       </w:hyperlink>
     </w:p>
@@ -24354,7 +24354,7 @@
           <w:rPr>
             <w:rStyle w:val="Hyperlink"/>
           </w:rPr>
-          <w:t xml:space="preserve">Default Styles</w:t>
+          <w:t xml:space="preserve">CSC-021</w:t>
         </w:r>
       </w:hyperlink>
     </w:p>
@@ -24383,7 +24383,7 @@
           <w:rPr>
             <w:rStyle w:val="Hyperlink"/>
           </w:rPr>
-          <w:t xml:space="preserve">Default Float Types</w:t>
+          <w:t xml:space="preserve">CSC-022</w:t>
         </w:r>
       </w:hyperlink>
     </w:p>
@@ -24412,7 +24412,7 @@
           <w:rPr>
             <w:rStyle w:val="Hyperlink"/>
           </w:rPr>
-          <w:t xml:space="preserve">Default Relation Types</w:t>
+          <w:t xml:space="preserve">CSC-023</w:t>
         </w:r>
       </w:hyperlink>
     </w:p>
@@ -24441,7 +24441,7 @@
           <w:rPr>
             <w:rStyle w:val="Hyperlink"/>
           </w:rPr>
-          <w:t xml:space="preserve">Default View Types</w:t>
+          <w:t xml:space="preserve">CSC-024</w:t>
         </w:r>
       </w:hyperlink>
     </w:p>
@@ -24470,7 +24470,7 @@
           <w:rPr>
             <w:rStyle w:val="Hyperlink"/>
           </w:rPr>
-          <w:t xml:space="preserve">SECTION Object Type</w:t>
+          <w:t xml:space="preserve">CSU-081</w:t>
         </w:r>
       </w:hyperlink>
     </w:p>
@@ -24499,7 +24499,7 @@
           <w:rPr>
             <w:rStyle w:val="Hyperlink"/>
           </w:rPr>
-          <w:t xml:space="preserve">SPEC Specification Type</w:t>
+          <w:t xml:space="preserve">CSU-082</w:t>
         </w:r>
       </w:hyperlink>
     </w:p>
@@ -24587,7 +24587,7 @@
           <w:rPr>
             <w:rStyle w:val="Hyperlink"/>
           </w:rPr>
-          <w:t xml:space="preserve">srs: Specifications Container</w:t>
+          <w:t xml:space="preserve">srs: HLR-TYPE-001</w:t>
         </w:r>
       </w:hyperlink>
     </w:p>
@@ -24729,7 +24729,7 @@
           <w:rPr>
             <w:rStyle w:val="Hyperlink"/>
           </w:rPr>
-          <w:t xml:space="preserve">srs: Specifications Container</w:t>
+          <w:t xml:space="preserve">srs: HLR-TYPE-001</w:t>
         </w:r>
       </w:hyperlink>
     </w:p>
@@ -24854,7 +24854,7 @@
           <w:rPr>
             <w:rStyle w:val="Hyperlink"/>
           </w:rPr>
-          <w:t xml:space="preserve">srs: Spec Objects Container</w:t>
+          <w:t xml:space="preserve">srs: HLR-TYPE-002</w:t>
         </w:r>
       </w:hyperlink>
     </w:p>
@@ -25002,7 +25002,7 @@
           <w:rPr>
             <w:rStyle w:val="Hyperlink"/>
           </w:rPr>
-          <w:t xml:space="preserve">srs: Spec Objects Container</w:t>
+          <w:t xml:space="preserve">srs: HLR-TYPE-002</w:t>
         </w:r>
       </w:hyperlink>
     </w:p>
@@ -25143,7 +25143,7 @@
           <w:rPr>
             <w:rStyle w:val="Hyperlink"/>
           </w:rPr>
-          <w:t xml:space="preserve">srs: Spec Objects Container</w:t>
+          <w:t xml:space="preserve">srs: HLR-TYPE-002</w:t>
         </w:r>
       </w:hyperlink>
     </w:p>
@@ -25283,7 +25283,7 @@
           <w:rPr>
             <w:rStyle w:val="Hyperlink"/>
           </w:rPr>
-          <w:t xml:space="preserve">srs: Spec Floats Container</w:t>
+          <w:t xml:space="preserve">srs: HLR-TYPE-003</w:t>
         </w:r>
       </w:hyperlink>
     </w:p>
@@ -25456,7 +25456,7 @@
           <w:rPr>
             <w:rStyle w:val="Hyperlink"/>
           </w:rPr>
-          <w:t xml:space="preserve">srs: Spec Floats Container</w:t>
+          <w:t xml:space="preserve">srs: HLR-TYPE-003</w:t>
         </w:r>
       </w:hyperlink>
     </w:p>
@@ -25596,7 +25596,7 @@
           <w:rPr>
             <w:rStyle w:val="Hyperlink"/>
           </w:rPr>
-          <w:t xml:space="preserve">srs: Spec Views Container</w:t>
+          <w:t xml:space="preserve">srs: HLR-TYPE-004</w:t>
         </w:r>
       </w:hyperlink>
     </w:p>
@@ -25737,7 +25737,7 @@
           <w:rPr>
             <w:rStyle w:val="Hyperlink"/>
           </w:rPr>
-          <w:t xml:space="preserve">srs: Spec Views Container</w:t>
+          <w:t xml:space="preserve">srs: HLR-TYPE-004</w:t>
         </w:r>
       </w:hyperlink>
     </w:p>
@@ -25921,7 +25921,7 @@
           <w:rPr>
             <w:rStyle w:val="Hyperlink"/>
           </w:rPr>
-          <w:t xml:space="preserve">srs: Spec Relations Container</w:t>
+          <w:t xml:space="preserve">srs: HLR-TYPE-005</w:t>
         </w:r>
       </w:hyperlink>
     </w:p>
@@ -26062,7 +26062,7 @@
           <w:rPr>
             <w:rStyle w:val="Hyperlink"/>
           </w:rPr>
-          <w:t xml:space="preserve">srs: Spec Relations Container</w:t>
+          <w:t xml:space="preserve">srs: HLR-TYPE-005</w:t>
         </w:r>
       </w:hyperlink>
     </w:p>
@@ -26191,7 +26191,7 @@
           <w:rPr>
             <w:rStyle w:val="Hyperlink"/>
           </w:rPr>
-          <w:t xml:space="preserve">srs: Spec Attributes Container</w:t>
+          <w:t xml:space="preserve">srs: HLR-TYPE-006</w:t>
         </w:r>
       </w:hyperlink>
     </w:p>
@@ -26322,7 +26322,7 @@
           <w:rPr>
             <w:rStyle w:val="Hyperlink"/>
           </w:rPr>
-          <w:t xml:space="preserve">srs: Spec Attributes Container</w:t>
+          <w:t xml:space="preserve">srs: HLR-TYPE-006</w:t>
         </w:r>
       </w:hyperlink>
     </w:p>
@@ -26470,7 +26470,7 @@
           <w:rPr>
             <w:rStyle w:val="Hyperlink"/>
           </w:rPr>
-          <w:t xml:space="preserve">srs: Type Validation</w:t>
+          <w:t xml:space="preserve">srs: HLR-TYPE-007</w:t>
         </w:r>
       </w:hyperlink>
     </w:p>
@@ -26628,7 +26628,7 @@
           <w:rPr>
             <w:rStyle w:val="Hyperlink"/>
           </w:rPr>
-          <w:t xml:space="preserve">srs: Type Validation</w:t>
+          <w:t xml:space="preserve">srs: HLR-TYPE-007</w:t>
         </w:r>
       </w:hyperlink>
     </w:p>
@@ -27441,7 +27441,7 @@
     </w:p>
     <w:p>
       <w:pPr>
-        <w:spacing w:line="20" w:before="0" w:lineRule="exact" w:after="0"/>
+        <w:spacing w:before="0" w:lineRule="exact" w:after="0" w:line="20"/>
         <w:rPr>
           <w:sz w:val="2"/>
         </w:rPr>
@@ -27626,7 +27626,7 @@
     </w:p>
     <w:p>
       <w:pPr>
-        <w:spacing w:line="20" w:before="0" w:lineRule="exact" w:after="0"/>
+        <w:spacing w:before="0" w:lineRule="exact" w:after="0" w:line="20"/>
         <w:rPr>
           <w:sz w:val="2"/>
         </w:rPr>
@@ -28016,7 +28016,7 @@
     </w:p>
     <w:p>
       <w:pPr>
-        <w:spacing w:line="20" w:before="0" w:lineRule="exact" w:after="0"/>
+        <w:spacing w:before="0" w:lineRule="exact" w:after="0" w:line="20"/>
         <w:rPr>
           <w:sz w:val="2"/>
         </w:rPr>
@@ -28283,7 +28283,7 @@
     </w:p>
     <w:p>
       <w:pPr>
-        <w:spacing w:line="20" w:before="0" w:lineRule="exact" w:after="0"/>
+        <w:spacing w:before="0" w:lineRule="exact" w:after="0" w:line="20"/>
         <w:rPr>
           <w:sz w:val="2"/>
         </w:rPr>
@@ -29064,7 +29064,7 @@
     </w:p>
     <w:p>
       <w:pPr>
-        <w:spacing w:line="20" w:before="0" w:lineRule="exact" w:after="0"/>
+        <w:spacing w:before="0" w:lineRule="exact" w:after="0" w:line="20"/>
         <w:rPr>
           <w:sz w:val="2"/>
         </w:rPr>
@@ -29289,7 +29289,7 @@
           <w:rPr>
             <w:rStyle w:val="Hyperlink"/>
           </w:rPr>
-          <w:t xml:space="preserve">srs: Content-Addressed Hashing</w:t>
+          <w:t xml:space="preserve">srs: HLR-AUDIT-001</w:t>
         </w:r>
       </w:hyperlink>
     </w:p>
@@ -29422,7 +29422,7 @@
           <w:rPr>
             <w:rStyle w:val="Hyperlink"/>
           </w:rPr>
-          <w:t xml:space="preserve">srs: Content-Addressed Hashing</w:t>
+          <w:t xml:space="preserve">srs: HLR-AUDIT-001</w:t>
         </w:r>
       </w:hyperlink>
     </w:p>
@@ -29580,7 +29580,7 @@
           <w:rPr>
             <w:rStyle w:val="Hyperlink"/>
           </w:rPr>
-          <w:t xml:space="preserve">srs: Include Dependency Tracking</w:t>
+          <w:t xml:space="preserve">srs: HLR-AUDIT-002</w:t>
         </w:r>
       </w:hyperlink>
     </w:p>
@@ -29674,7 +29674,7 @@
           <w:rPr>
             <w:rStyle w:val="Hyperlink"/>
           </w:rPr>
-          <w:t xml:space="preserve">srs: Include Dependency Tracking</w:t>
+          <w:t xml:space="preserve">srs: HLR-AUDIT-002</w:t>
         </w:r>
       </w:hyperlink>
     </w:p>
@@ -29877,7 +29877,7 @@
           <w:rPr>
             <w:rStyle w:val="Hyperlink"/>
           </w:rPr>
-          <w:t xml:space="preserve">srs: Structured Diagnostic Reporting</w:t>
+          <w:t xml:space="preserve">srs: HLR-AUDIT-003</w:t>
         </w:r>
       </w:hyperlink>
     </w:p>
@@ -29997,7 +29997,7 @@
           <w:rPr>
             <w:rStyle w:val="Hyperlink"/>
           </w:rPr>
-          <w:t xml:space="preserve">srs: Structured Diagnostic Reporting</w:t>
+          <w:t xml:space="preserve">srs: HLR-AUDIT-003</w:t>
         </w:r>
       </w:hyperlink>
     </w:p>
@@ -30138,7 +30138,7 @@
           <w:rPr>
             <w:rStyle w:val="Hyperlink"/>
           </w:rPr>
-          <w:t xml:space="preserve">srs: Structured Logging</w:t>
+          <w:t xml:space="preserve">srs: HLR-AUDIT-004</w:t>
         </w:r>
       </w:hyperlink>
     </w:p>
@@ -30241,7 +30241,7 @@
           <w:rPr>
             <w:rStyle w:val="Hyperlink"/>
           </w:rPr>
-          <w:t xml:space="preserve">srs: Structured Logging</w:t>
+          <w:t xml:space="preserve">srs: HLR-AUDIT-004</w:t>
         </w:r>
       </w:hyperlink>
     </w:p>
@@ -30349,7 +30349,7 @@
           <w:rPr>
             <w:rStyle w:val="Hyperlink"/>
           </w:rPr>
-          <w:t xml:space="preserve">srs: Build Reproducibility</w:t>
+          <w:t xml:space="preserve">srs: HLR-AUDIT-005</w:t>
         </w:r>
       </w:hyperlink>
     </w:p>
@@ -30448,7 +30448,7 @@
           <w:rPr>
             <w:rStyle w:val="Hyperlink"/>
           </w:rPr>
-          <w:t xml:space="preserve">srs: Build Reproducibility</w:t>
+          <w:t xml:space="preserve">srs: HLR-AUDIT-005</w:t>
         </w:r>
       </w:hyperlink>
     </w:p>
@@ -31893,7 +31893,7 @@
     </w:p>
     <w:p>
       <w:pPr>
-        <w:spacing w:line="20" w:before="0" w:lineRule="exact" w:after="0"/>
+        <w:spacing w:before="0" w:lineRule="exact" w:after="0" w:line="20"/>
         <w:rPr>
           <w:sz w:val="2"/>
         </w:rPr>
@@ -32270,7 +32270,7 @@
           <w:rPr>
             <w:rStyle w:val="Hyperlink"/>
           </w:rPr>
-          <w:t xml:space="preserve">Core Runtime</w:t>
+          <w:t xml:space="preserve">CSC-001</w:t>
         </w:r>
       </w:hyperlink>
     </w:p>
@@ -32367,7 +32367,7 @@
           <w:rPr>
             <w:rStyle w:val="Hyperlink"/>
           </w:rPr>
-          <w:t xml:space="preserve">Core Runtime</w:t>
+          <w:t xml:space="preserve">CSC-001</w:t>
         </w:r>
       </w:hyperlink>
     </w:p>
@@ -32464,7 +32464,7 @@
           <w:rPr>
             <w:rStyle w:val="Hyperlink"/>
           </w:rPr>
-          <w:t xml:space="preserve">Core Runtime</w:t>
+          <w:t xml:space="preserve">CSC-001</w:t>
         </w:r>
       </w:hyperlink>
     </w:p>
@@ -32561,7 +32561,7 @@
           <w:rPr>
             <w:rStyle w:val="Hyperlink"/>
           </w:rPr>
-          <w:t xml:space="preserve">Core Runtime</w:t>
+          <w:t xml:space="preserve">CSC-001</w:t>
         </w:r>
       </w:hyperlink>
     </w:p>
@@ -33068,7 +33068,7 @@
           <w:rPr>
             <w:rStyle w:val="Hyperlink"/>
           </w:rPr>
-          <w:t xml:space="preserve">Core Runtime</w:t>
+          <w:t xml:space="preserve">CSC-001</w:t>
         </w:r>
       </w:hyperlink>
     </w:p>
@@ -33165,7 +33165,7 @@
           <w:rPr>
             <w:rStyle w:val="Hyperlink"/>
           </w:rPr>
-          <w:t xml:space="preserve">Core Runtime</w:t>
+          <w:t xml:space="preserve">CSC-001</w:t>
         </w:r>
       </w:hyperlink>
     </w:p>
@@ -33262,7 +33262,7 @@
           <w:rPr>
             <w:rStyle w:val="Hyperlink"/>
           </w:rPr>
-          <w:t xml:space="preserve">Core Runtime</w:t>
+          <w:t xml:space="preserve">CSC-001</w:t>
         </w:r>
       </w:hyperlink>
     </w:p>
@@ -33359,7 +33359,7 @@
           <w:rPr>
             <w:rStyle w:val="Hyperlink"/>
           </w:rPr>
-          <w:t xml:space="preserve">Core Runtime</w:t>
+          <w:t xml:space="preserve">CSC-001</w:t>
         </w:r>
       </w:hyperlink>
     </w:p>
@@ -33456,7 +33456,7 @@
           <w:rPr>
             <w:rStyle w:val="Hyperlink"/>
           </w:rPr>
-          <w:t xml:space="preserve">Core Runtime</w:t>
+          <w:t xml:space="preserve">CSC-001</w:t>
         </w:r>
       </w:hyperlink>
     </w:p>
@@ -33635,7 +33635,7 @@
           <w:rPr>
             <w:rStyle w:val="Hyperlink"/>
           </w:rPr>
-          <w:t xml:space="preserve">Database Persistence</w:t>
+          <w:t xml:space="preserve">CSC-002</w:t>
         </w:r>
       </w:hyperlink>
     </w:p>
@@ -33732,7 +33732,7 @@
           <w:rPr>
             <w:rStyle w:val="Hyperlink"/>
           </w:rPr>
-          <w:t xml:space="preserve">Database Persistence</w:t>
+          <w:t xml:space="preserve">CSC-002</w:t>
         </w:r>
       </w:hyperlink>
     </w:p>
@@ -33829,7 +33829,7 @@
           <w:rPr>
             <w:rStyle w:val="Hyperlink"/>
           </w:rPr>
-          <w:t xml:space="preserve">Database Persistence</w:t>
+          <w:t xml:space="preserve">CSC-002</w:t>
         </w:r>
       </w:hyperlink>
     </w:p>
@@ -33926,7 +33926,7 @@
           <w:rPr>
             <w:rStyle w:val="Hyperlink"/>
           </w:rPr>
-          <w:t xml:space="preserve">Database Persistence</w:t>
+          <w:t xml:space="preserve">CSC-002</w:t>
         </w:r>
       </w:hyperlink>
     </w:p>
@@ -34023,7 +34023,7 @@
           <w:rPr>
             <w:rStyle w:val="Hyperlink"/>
           </w:rPr>
-          <w:t xml:space="preserve">Database Persistence</w:t>
+          <w:t xml:space="preserve">CSC-002</w:t>
         </w:r>
       </w:hyperlink>
     </w:p>
@@ -34201,7 +34201,7 @@
           <w:rPr>
             <w:rStyle w:val="Hyperlink"/>
           </w:rPr>
-          <w:t xml:space="preserve">DB Queries</w:t>
+          <w:t xml:space="preserve">CSC-005</w:t>
         </w:r>
       </w:hyperlink>
     </w:p>
@@ -34298,7 +34298,7 @@
           <w:rPr>
             <w:rStyle w:val="Hyperlink"/>
           </w:rPr>
-          <w:t xml:space="preserve">DB Queries</w:t>
+          <w:t xml:space="preserve">CSC-005</w:t>
         </w:r>
       </w:hyperlink>
     </w:p>
@@ -34395,7 +34395,7 @@
           <w:rPr>
             <w:rStyle w:val="Hyperlink"/>
           </w:rPr>
-          <w:t xml:space="preserve">DB Queries</w:t>
+          <w:t xml:space="preserve">CSC-005</w:t>
         </w:r>
       </w:hyperlink>
     </w:p>
@@ -34492,7 +34492,7 @@
           <w:rPr>
             <w:rStyle w:val="Hyperlink"/>
           </w:rPr>
-          <w:t xml:space="preserve">DB Queries</w:t>
+          <w:t xml:space="preserve">CSC-005</w:t>
         </w:r>
       </w:hyperlink>
     </w:p>
@@ -34589,7 +34589,7 @@
           <w:rPr>
             <w:rStyle w:val="Hyperlink"/>
           </w:rPr>
-          <w:t xml:space="preserve">DB Queries</w:t>
+          <w:t xml:space="preserve">CSC-005</w:t>
         </w:r>
       </w:hyperlink>
     </w:p>
@@ -34686,7 +34686,7 @@
           <w:rPr>
             <w:rStyle w:val="Hyperlink"/>
           </w:rPr>
-          <w:t xml:space="preserve">DB Queries</w:t>
+          <w:t xml:space="preserve">CSC-005</w:t>
         </w:r>
       </w:hyperlink>
     </w:p>
@@ -34865,7 +34865,7 @@
           <w:rPr>
             <w:rStyle w:val="Hyperlink"/>
           </w:rPr>
-          <w:t xml:space="preserve">DB Schema</w:t>
+          <w:t xml:space="preserve">CSC-006</w:t>
         </w:r>
       </w:hyperlink>
     </w:p>
@@ -34962,7 +34962,7 @@
           <w:rPr>
             <w:rStyle w:val="Hyperlink"/>
           </w:rPr>
-          <w:t xml:space="preserve">DB Schema</w:t>
+          <w:t xml:space="preserve">CSC-006</w:t>
         </w:r>
       </w:hyperlink>
     </w:p>
@@ -35059,7 +35059,7 @@
           <w:rPr>
             <w:rStyle w:val="Hyperlink"/>
           </w:rPr>
-          <w:t xml:space="preserve">DB Schema</w:t>
+          <w:t xml:space="preserve">CSC-006</w:t>
         </w:r>
       </w:hyperlink>
     </w:p>
@@ -35156,7 +35156,7 @@
           <w:rPr>
             <w:rStyle w:val="Hyperlink"/>
           </w:rPr>
-          <w:t xml:space="preserve">DB Schema</w:t>
+          <w:t xml:space="preserve">CSC-006</w:t>
         </w:r>
       </w:hyperlink>
     </w:p>
@@ -35253,7 +35253,7 @@
           <w:rPr>
             <w:rStyle w:val="Hyperlink"/>
           </w:rPr>
-          <w:t xml:space="preserve">DB Schema</w:t>
+          <w:t xml:space="preserve">CSC-006</w:t>
         </w:r>
       </w:hyperlink>
     </w:p>
@@ -36123,7 +36123,7 @@
           <w:rPr>
             <w:rStyle w:val="Hyperlink"/>
           </w:rPr>
-          <w:t xml:space="preserve">DB Views</w:t>
+          <w:t xml:space="preserve">CSC-007</w:t>
         </w:r>
       </w:hyperlink>
     </w:p>
@@ -36220,7 +36220,7 @@
           <w:rPr>
             <w:rStyle w:val="Hyperlink"/>
           </w:rPr>
-          <w:t xml:space="preserve">DB Views</w:t>
+          <w:t xml:space="preserve">CSC-007</w:t>
         </w:r>
       </w:hyperlink>
     </w:p>
@@ -36317,7 +36317,7 @@
           <w:rPr>
             <w:rStyle w:val="Hyperlink"/>
           </w:rPr>
-          <w:t xml:space="preserve">DB Views</w:t>
+          <w:t xml:space="preserve">CSC-007</w:t>
         </w:r>
       </w:hyperlink>
     </w:p>
@@ -36414,7 +36414,7 @@
           <w:rPr>
             <w:rStyle w:val="Hyperlink"/>
           </w:rPr>
-          <w:t xml:space="preserve">DB Views</w:t>
+          <w:t xml:space="preserve">CSC-007</w:t>
         </w:r>
       </w:hyperlink>
     </w:p>
@@ -36594,7 +36594,7 @@
           <w:rPr>
             <w:rStyle w:val="Hyperlink"/>
           </w:rPr>
-          <w:t xml:space="preserve">Pipeline Handlers</w:t>
+          <w:t xml:space="preserve">CSC-003</w:t>
         </w:r>
       </w:hyperlink>
     </w:p>
@@ -36691,7 +36691,7 @@
           <w:rPr>
             <w:rStyle w:val="Hyperlink"/>
           </w:rPr>
-          <w:t xml:space="preserve">Pipeline Handlers</w:t>
+          <w:t xml:space="preserve">CSC-003</w:t>
         </w:r>
       </w:hyperlink>
     </w:p>
@@ -36869,7 +36869,7 @@
           <w:rPr>
             <w:rStyle w:val="Hyperlink"/>
           </w:rPr>
-          <w:t xml:space="preserve">Analyze Handlers</w:t>
+          <w:t xml:space="preserve">CSC-008</w:t>
         </w:r>
       </w:hyperlink>
     </w:p>
@@ -36966,7 +36966,7 @@
           <w:rPr>
             <w:rStyle w:val="Hyperlink"/>
           </w:rPr>
-          <w:t xml:space="preserve">Analyze Handlers</w:t>
+          <w:t xml:space="preserve">CSC-008</w:t>
         </w:r>
       </w:hyperlink>
     </w:p>
@@ -37063,7 +37063,7 @@
           <w:rPr>
             <w:rStyle w:val="Hyperlink"/>
           </w:rPr>
-          <w:t xml:space="preserve">Analyze Handlers</w:t>
+          <w:t xml:space="preserve">CSC-008</w:t>
         </w:r>
       </w:hyperlink>
     </w:p>
@@ -37242,7 +37242,7 @@
           <w:rPr>
             <w:rStyle w:val="Hyperlink"/>
           </w:rPr>
-          <w:t xml:space="preserve">Emit Handlers</w:t>
+          <w:t xml:space="preserve">CSC-009</w:t>
         </w:r>
       </w:hyperlink>
     </w:p>
@@ -37339,7 +37339,7 @@
           <w:rPr>
             <w:rStyle w:val="Hyperlink"/>
           </w:rPr>
-          <w:t xml:space="preserve">Emit Handlers</w:t>
+          <w:t xml:space="preserve">CSC-009</w:t>
         </w:r>
       </w:hyperlink>
     </w:p>
@@ -37436,7 +37436,7 @@
           <w:rPr>
             <w:rStyle w:val="Hyperlink"/>
           </w:rPr>
-          <w:t xml:space="preserve">Emit Handlers</w:t>
+          <w:t xml:space="preserve">CSC-009</w:t>
         </w:r>
       </w:hyperlink>
     </w:p>
@@ -37533,7 +37533,7 @@
           <w:rPr>
             <w:rStyle w:val="Hyperlink"/>
           </w:rPr>
-          <w:t xml:space="preserve">Emit Handlers</w:t>
+          <w:t xml:space="preserve">CSC-009</w:t>
         </w:r>
       </w:hyperlink>
     </w:p>
@@ -37630,7 +37630,7 @@
           <w:rPr>
             <w:rStyle w:val="Hyperlink"/>
           </w:rPr>
-          <w:t xml:space="preserve">Emit Handlers</w:t>
+          <w:t xml:space="preserve">CSC-009</w:t>
         </w:r>
       </w:hyperlink>
     </w:p>
@@ -37727,7 +37727,7 @@
           <w:rPr>
             <w:rStyle w:val="Hyperlink"/>
           </w:rPr>
-          <w:t xml:space="preserve">Emit Handlers</w:t>
+          <w:t xml:space="preserve">CSC-009</w:t>
         </w:r>
       </w:hyperlink>
     </w:p>
@@ -37824,7 +37824,7 @@
           <w:rPr>
             <w:rStyle w:val="Hyperlink"/>
           </w:rPr>
-          <w:t xml:space="preserve">Emit Handlers</w:t>
+          <w:t xml:space="preserve">CSC-009</w:t>
         </w:r>
       </w:hyperlink>
     </w:p>
@@ -37921,7 +37921,7 @@
           <w:rPr>
             <w:rStyle w:val="Hyperlink"/>
           </w:rPr>
-          <w:t xml:space="preserve">Emit Handlers</w:t>
+          <w:t xml:space="preserve">CSC-009</w:t>
         </w:r>
       </w:hyperlink>
     </w:p>
@@ -38018,7 +38018,7 @@
           <w:rPr>
             <w:rStyle w:val="Hyperlink"/>
           </w:rPr>
-          <w:t xml:space="preserve">Emit Handlers</w:t>
+          <w:t xml:space="preserve">CSC-009</w:t>
         </w:r>
       </w:hyperlink>
     </w:p>
@@ -38115,7 +38115,7 @@
           <w:rPr>
             <w:rStyle w:val="Hyperlink"/>
           </w:rPr>
-          <w:t xml:space="preserve">Emit Handlers</w:t>
+          <w:t xml:space="preserve">CSC-009</w:t>
         </w:r>
       </w:hyperlink>
     </w:p>
@@ -38294,7 +38294,7 @@
           <w:rPr>
             <w:rStyle w:val="Hyperlink"/>
           </w:rPr>
-          <w:t xml:space="preserve">Initialize Handlers</w:t>
+          <w:t xml:space="preserve">CSC-010</w:t>
         </w:r>
       </w:hyperlink>
     </w:p>
@@ -38391,7 +38391,7 @@
           <w:rPr>
             <w:rStyle w:val="Hyperlink"/>
           </w:rPr>
-          <w:t xml:space="preserve">Shared Pipeline Utilities</w:t>
+          <w:t xml:space="preserve">CSC-011</w:t>
         </w:r>
       </w:hyperlink>
     </w:p>
@@ -38494,7 +38494,7 @@
           <w:rPr>
             <w:rStyle w:val="Hyperlink"/>
           </w:rPr>
-          <w:t xml:space="preserve">Initialize Handlers</w:t>
+          <w:t xml:space="preserve">CSC-010</w:t>
         </w:r>
       </w:hyperlink>
     </w:p>
@@ -38591,7 +38591,7 @@
           <w:rPr>
             <w:rStyle w:val="Hyperlink"/>
           </w:rPr>
-          <w:t xml:space="preserve">Initialize Handlers</w:t>
+          <w:t xml:space="preserve">CSC-010</w:t>
         </w:r>
       </w:hyperlink>
     </w:p>
@@ -38712,7 +38712,7 @@
           <w:rPr>
             <w:rStyle w:val="Hyperlink"/>
           </w:rPr>
-          <w:t xml:space="preserve">Initialize Handlers</w:t>
+          <w:t xml:space="preserve">CSC-010</w:t>
         </w:r>
       </w:hyperlink>
     </w:p>
@@ -38809,7 +38809,7 @@
           <w:rPr>
             <w:rStyle w:val="Hyperlink"/>
           </w:rPr>
-          <w:t xml:space="preserve">Initialize Handlers</w:t>
+          <w:t xml:space="preserve">CSC-010</w:t>
         </w:r>
       </w:hyperlink>
     </w:p>
@@ -38906,7 +38906,7 @@
           <w:rPr>
             <w:rStyle w:val="Hyperlink"/>
           </w:rPr>
-          <w:t xml:space="preserve">Initialize Handlers</w:t>
+          <w:t xml:space="preserve">CSC-010</w:t>
         </w:r>
       </w:hyperlink>
     </w:p>
@@ -39085,7 +39085,7 @@
           <w:rPr>
             <w:rStyle w:val="Hyperlink"/>
           </w:rPr>
-          <w:t xml:space="preserve">Shared Pipeline Utilities</w:t>
+          <w:t xml:space="preserve">CSC-011</w:t>
         </w:r>
       </w:hyperlink>
     </w:p>
@@ -39182,7 +39182,7 @@
           <w:rPr>
             <w:rStyle w:val="Hyperlink"/>
           </w:rPr>
-          <w:t xml:space="preserve">Shared Pipeline Utilities</w:t>
+          <w:t xml:space="preserve">CSC-011</w:t>
         </w:r>
       </w:hyperlink>
     </w:p>
@@ -39279,7 +39279,7 @@
           <w:rPr>
             <w:rStyle w:val="Hyperlink"/>
           </w:rPr>
-          <w:t xml:space="preserve">Shared Pipeline Utilities</w:t>
+          <w:t xml:space="preserve">CSC-011</w:t>
         </w:r>
       </w:hyperlink>
     </w:p>
@@ -39376,7 +39376,7 @@
           <w:rPr>
             <w:rStyle w:val="Hyperlink"/>
           </w:rPr>
-          <w:t xml:space="preserve">Shared Pipeline Utilities</w:t>
+          <w:t xml:space="preserve">CSC-011</w:t>
         </w:r>
       </w:hyperlink>
     </w:p>
@@ -39473,7 +39473,7 @@
           <w:rPr>
             <w:rStyle w:val="Hyperlink"/>
           </w:rPr>
-          <w:t xml:space="preserve">Shared Pipeline Utilities</w:t>
+          <w:t xml:space="preserve">CSC-011</w:t>
         </w:r>
       </w:hyperlink>
     </w:p>
@@ -39570,7 +39570,7 @@
           <w:rPr>
             <w:rStyle w:val="Hyperlink"/>
           </w:rPr>
-          <w:t xml:space="preserve">Shared Pipeline Utilities</w:t>
+          <w:t xml:space="preserve">CSC-011</w:t>
         </w:r>
       </w:hyperlink>
     </w:p>
@@ -39667,7 +39667,7 @@
           <w:rPr>
             <w:rStyle w:val="Hyperlink"/>
           </w:rPr>
-          <w:t xml:space="preserve">Shared Pipeline Utilities</w:t>
+          <w:t xml:space="preserve">CSC-011</w:t>
         </w:r>
       </w:hyperlink>
     </w:p>
@@ -39764,7 +39764,7 @@
           <w:rPr>
             <w:rStyle w:val="Hyperlink"/>
           </w:rPr>
-          <w:t xml:space="preserve">Shared Pipeline Utilities</w:t>
+          <w:t xml:space="preserve">CSC-011</w:t>
         </w:r>
       </w:hyperlink>
     </w:p>
@@ -39861,7 +39861,7 @@
           <w:rPr>
             <w:rStyle w:val="Hyperlink"/>
           </w:rPr>
-          <w:t xml:space="preserve">Shared Pipeline Utilities</w:t>
+          <w:t xml:space="preserve">CSC-011</w:t>
         </w:r>
       </w:hyperlink>
     </w:p>
@@ -40040,7 +40040,7 @@
           <w:rPr>
             <w:rStyle w:val="Hyperlink"/>
           </w:rPr>
-          <w:t xml:space="preserve">Transform Handlers</w:t>
+          <w:t xml:space="preserve">CSC-012</w:t>
         </w:r>
       </w:hyperlink>
     </w:p>
@@ -40137,7 +40137,7 @@
           <w:rPr>
             <w:rStyle w:val="Hyperlink"/>
           </w:rPr>
-          <w:t xml:space="preserve">Transform Handlers</w:t>
+          <w:t xml:space="preserve">CSC-012</w:t>
         </w:r>
       </w:hyperlink>
     </w:p>
@@ -40264,7 +40264,7 @@
           <w:rPr>
             <w:rStyle w:val="Hyperlink"/>
           </w:rPr>
-          <w:t xml:space="preserve">Transform Handlers</w:t>
+          <w:t xml:space="preserve">CSC-012</w:t>
         </w:r>
       </w:hyperlink>
     </w:p>
@@ -40361,7 +40361,7 @@
           <w:rPr>
             <w:rStyle w:val="Hyperlink"/>
           </w:rPr>
-          <w:t xml:space="preserve">Transform Handlers</w:t>
+          <w:t xml:space="preserve">CSC-012</w:t>
         </w:r>
       </w:hyperlink>
     </w:p>
@@ -40458,7 +40458,7 @@
           <w:rPr>
             <w:rStyle w:val="Hyperlink"/>
           </w:rPr>
-          <w:t xml:space="preserve">Transform Handlers</w:t>
+          <w:t xml:space="preserve">CSC-012</w:t>
         </w:r>
       </w:hyperlink>
     </w:p>
@@ -40638,7 +40638,7 @@
           <w:rPr>
             <w:rStyle w:val="Hyperlink"/>
           </w:rPr>
-          <w:t xml:space="preserve">Infrastructure</w:t>
+          <w:t xml:space="preserve">CSC-004</w:t>
         </w:r>
       </w:hyperlink>
     </w:p>
@@ -40735,7 +40735,7 @@
           <w:rPr>
             <w:rStyle w:val="Hyperlink"/>
           </w:rPr>
-          <w:t xml:space="preserve">Infrastructure</w:t>
+          <w:t xml:space="preserve">CSC-004</w:t>
         </w:r>
       </w:hyperlink>
     </w:p>
@@ -40832,7 +40832,7 @@
           <w:rPr>
             <w:rStyle w:val="Hyperlink"/>
           </w:rPr>
-          <w:t xml:space="preserve">Infrastructure</w:t>
+          <w:t xml:space="preserve">CSC-004</w:t>
         </w:r>
       </w:hyperlink>
     </w:p>
@@ -40929,7 +40929,7 @@
           <w:rPr>
             <w:rStyle w:val="Hyperlink"/>
           </w:rPr>
-          <w:t xml:space="preserve">Infrastructure</w:t>
+          <w:t xml:space="preserve">CSC-004</w:t>
         </w:r>
       </w:hyperlink>
     </w:p>
@@ -41026,7 +41026,7 @@
           <w:rPr>
             <w:rStyle w:val="Hyperlink"/>
           </w:rPr>
-          <w:t xml:space="preserve">Infrastructure</w:t>
+          <w:t xml:space="preserve">CSC-004</w:t>
         </w:r>
       </w:hyperlink>
     </w:p>
@@ -41204,7 +41204,7 @@
           <w:rPr>
             <w:rStyle w:val="Hyperlink"/>
           </w:rPr>
-          <w:t xml:space="preserve">Format Utilities</w:t>
+          <w:t xml:space="preserve">CSC-013</w:t>
         </w:r>
       </w:hyperlink>
     </w:p>
@@ -41301,7 +41301,7 @@
           <w:rPr>
             <w:rStyle w:val="Hyperlink"/>
           </w:rPr>
-          <w:t xml:space="preserve">Format Utilities</w:t>
+          <w:t xml:space="preserve">CSC-013</w:t>
         </w:r>
       </w:hyperlink>
     </w:p>
@@ -41398,7 +41398,7 @@
           <w:rPr>
             <w:rStyle w:val="Hyperlink"/>
           </w:rPr>
-          <w:t xml:space="preserve">Format Utilities</w:t>
+          <w:t xml:space="preserve">CSC-013</w:t>
         </w:r>
       </w:hyperlink>
     </w:p>
@@ -41577,7 +41577,7 @@
           <w:rPr>
             <w:rStyle w:val="Hyperlink"/>
           </w:rPr>
-          <w:t xml:space="preserve">DOCX Generation</w:t>
+          <w:t xml:space="preserve">CSC-014</w:t>
         </w:r>
       </w:hyperlink>
     </w:p>
@@ -41674,7 +41674,7 @@
           <w:rPr>
             <w:rStyle w:val="Hyperlink"/>
           </w:rPr>
-          <w:t xml:space="preserve">DOCX Generation</w:t>
+          <w:t xml:space="preserve">CSC-014</w:t>
         </w:r>
       </w:hyperlink>
     </w:p>
@@ -41771,7 +41771,7 @@
           <w:rPr>
             <w:rStyle w:val="Hyperlink"/>
           </w:rPr>
-          <w:t xml:space="preserve">DOCX Generation</w:t>
+          <w:t xml:space="preserve">CSC-014</w:t>
         </w:r>
       </w:hyperlink>
     </w:p>
@@ -41868,7 +41868,7 @@
           <w:rPr>
             <w:rStyle w:val="Hyperlink"/>
           </w:rPr>
-          <w:t xml:space="preserve">DOCX Generation</w:t>
+          <w:t xml:space="preserve">CSC-014</w:t>
         </w:r>
       </w:hyperlink>
     </w:p>
@@ -42047,7 +42047,7 @@
           <w:rPr>
             <w:rStyle w:val="Hyperlink"/>
           </w:rPr>
-          <w:t xml:space="preserve">I/O Utilities</w:t>
+          <w:t xml:space="preserve">CSC-015</w:t>
         </w:r>
       </w:hyperlink>
     </w:p>
@@ -42144,7 +42144,7 @@
           <w:rPr>
             <w:rStyle w:val="Hyperlink"/>
           </w:rPr>
-          <w:t xml:space="preserve">I/O Utilities</w:t>
+          <w:t xml:space="preserve">CSC-015</w:t>
         </w:r>
       </w:hyperlink>
     </w:p>
@@ -42323,7 +42323,7 @@
           <w:rPr>
             <w:rStyle w:val="Hyperlink"/>
           </w:rPr>
-          <w:t xml:space="preserve">Process Management</w:t>
+          <w:t xml:space="preserve">CSC-016</w:t>
         </w:r>
       </w:hyperlink>
     </w:p>
@@ -42420,7 +42420,7 @@
           <w:rPr>
             <w:rStyle w:val="Hyperlink"/>
           </w:rPr>
-          <w:t xml:space="preserve">Process Management</w:t>
+          <w:t xml:space="preserve">CSC-016</w:t>
         </w:r>
       </w:hyperlink>
     </w:p>
@@ -42622,7 +42622,7 @@
           <w:rPr>
             <w:rStyle w:val="Hyperlink"/>
           </w:rPr>
-          <w:t xml:space="preserve">Default Model</w:t>
+          <w:t xml:space="preserve">CSC-017</w:t>
         </w:r>
       </w:hyperlink>
     </w:p>
@@ -42731,7 +42731,7 @@
           <w:rPr>
             <w:rStyle w:val="Hyperlink"/>
           </w:rPr>
-          <w:t xml:space="preserve">Default Model</w:t>
+          <w:t xml:space="preserve">CSC-017</w:t>
         </w:r>
       </w:hyperlink>
     </w:p>
@@ -42909,7 +42909,7 @@
           <w:rPr>
             <w:rStyle w:val="Hyperlink"/>
           </w:rPr>
-          <w:t xml:space="preserve">Default Filters</w:t>
+          <w:t xml:space="preserve">CSC-018</w:t>
         </w:r>
       </w:hyperlink>
     </w:p>
@@ -43006,7 +43006,7 @@
           <w:rPr>
             <w:rStyle w:val="Hyperlink"/>
           </w:rPr>
-          <w:t xml:space="preserve">Default Filters</w:t>
+          <w:t xml:space="preserve">CSC-018</w:t>
         </w:r>
       </w:hyperlink>
     </w:p>
@@ -43103,7 +43103,7 @@
           <w:rPr>
             <w:rStyle w:val="Hyperlink"/>
           </w:rPr>
-          <w:t xml:space="preserve">Default Filters</w:t>
+          <w:t xml:space="preserve">CSC-018</w:t>
         </w:r>
       </w:hyperlink>
     </w:p>
@@ -43282,7 +43282,7 @@
           <w:rPr>
             <w:rStyle w:val="Hyperlink"/>
           </w:rPr>
-          <w:t xml:space="preserve">Default Postprocessors</w:t>
+          <w:t xml:space="preserve">CSC-019</w:t>
         </w:r>
       </w:hyperlink>
     </w:p>
@@ -43379,7 +43379,7 @@
           <w:rPr>
             <w:rStyle w:val="Hyperlink"/>
           </w:rPr>
-          <w:t xml:space="preserve">Default Postprocessors</w:t>
+          <w:t xml:space="preserve">CSC-019</w:t>
         </w:r>
       </w:hyperlink>
     </w:p>
@@ -43558,7 +43558,7 @@
           <w:rPr>
             <w:rStyle w:val="Hyperlink"/>
           </w:rPr>
-          <w:t xml:space="preserve">Default Analyze Queries</w:t>
+          <w:t xml:space="preserve">CSC-020</w:t>
         </w:r>
       </w:hyperlink>
     </w:p>
@@ -43655,7 +43655,7 @@
           <w:rPr>
             <w:rStyle w:val="Hyperlink"/>
           </w:rPr>
-          <w:t xml:space="preserve">Default Analyze Queries</w:t>
+          <w:t xml:space="preserve">CSC-020</w:t>
         </w:r>
       </w:hyperlink>
     </w:p>
@@ -43752,7 +43752,7 @@
           <w:rPr>
             <w:rStyle w:val="Hyperlink"/>
           </w:rPr>
-          <w:t xml:space="preserve">Default Analyze Queries</w:t>
+          <w:t xml:space="preserve">CSC-020</w:t>
         </w:r>
       </w:hyperlink>
     </w:p>
@@ -43849,7 +43849,7 @@
           <w:rPr>
             <w:rStyle w:val="Hyperlink"/>
           </w:rPr>
-          <w:t xml:space="preserve">Default Analyze Queries</w:t>
+          <w:t xml:space="preserve">CSC-020</w:t>
         </w:r>
       </w:hyperlink>
     </w:p>
@@ -43946,7 +43946,7 @@
           <w:rPr>
             <w:rStyle w:val="Hyperlink"/>
           </w:rPr>
-          <w:t xml:space="preserve">Default Analyze Queries</w:t>
+          <w:t xml:space="preserve">CSC-020</w:t>
         </w:r>
       </w:hyperlink>
     </w:p>
@@ -44043,7 +44043,7 @@
           <w:rPr>
             <w:rStyle w:val="Hyperlink"/>
           </w:rPr>
-          <w:t xml:space="preserve">Default Analyze Queries</w:t>
+          <w:t xml:space="preserve">CSC-020</w:t>
         </w:r>
       </w:hyperlink>
     </w:p>
@@ -44140,7 +44140,7 @@
           <w:rPr>
             <w:rStyle w:val="Hyperlink"/>
           </w:rPr>
-          <w:t xml:space="preserve">Default Analyze Queries</w:t>
+          <w:t xml:space="preserve">CSC-020</w:t>
         </w:r>
       </w:hyperlink>
     </w:p>
@@ -44237,7 +44237,7 @@
           <w:rPr>
             <w:rStyle w:val="Hyperlink"/>
           </w:rPr>
-          <w:t xml:space="preserve">Default Analyze Queries</w:t>
+          <w:t xml:space="preserve">CSC-020</w:t>
         </w:r>
       </w:hyperlink>
     </w:p>
@@ -44334,7 +44334,7 @@
           <w:rPr>
             <w:rStyle w:val="Hyperlink"/>
           </w:rPr>
-          <w:t xml:space="preserve">Default Analyze Queries</w:t>
+          <w:t xml:space="preserve">CSC-020</w:t>
         </w:r>
       </w:hyperlink>
     </w:p>
@@ -44431,7 +44431,7 @@
           <w:rPr>
             <w:rStyle w:val="Hyperlink"/>
           </w:rPr>
-          <w:t xml:space="preserve">Default Analyze Queries</w:t>
+          <w:t xml:space="preserve">CSC-020</w:t>
         </w:r>
       </w:hyperlink>
     </w:p>
@@ -44528,7 +44528,7 @@
           <w:rPr>
             <w:rStyle w:val="Hyperlink"/>
           </w:rPr>
-          <w:t xml:space="preserve">Default Analyze Queries</w:t>
+          <w:t xml:space="preserve">CSC-020</w:t>
         </w:r>
       </w:hyperlink>
     </w:p>
@@ -44625,7 +44625,7 @@
           <w:rPr>
             <w:rStyle w:val="Hyperlink"/>
           </w:rPr>
-          <w:t xml:space="preserve">Default Analyze Queries</w:t>
+          <w:t xml:space="preserve">CSC-020</w:t>
         </w:r>
       </w:hyperlink>
     </w:p>
@@ -44722,7 +44722,7 @@
           <w:rPr>
             <w:rStyle w:val="Hyperlink"/>
           </w:rPr>
-          <w:t xml:space="preserve">Default Analyze Queries</w:t>
+          <w:t xml:space="preserve">CSC-020</w:t>
         </w:r>
       </w:hyperlink>
     </w:p>
@@ -44819,7 +44819,7 @@
           <w:rPr>
             <w:rStyle w:val="Hyperlink"/>
           </w:rPr>
-          <w:t xml:space="preserve">Default Analyze Queries</w:t>
+          <w:t xml:space="preserve">CSC-020</w:t>
         </w:r>
       </w:hyperlink>
     </w:p>
@@ -44916,7 +44916,7 @@
           <w:rPr>
             <w:rStyle w:val="Hyperlink"/>
           </w:rPr>
-          <w:t xml:space="preserve">Default Analyze Queries</w:t>
+          <w:t xml:space="preserve">CSC-020</w:t>
         </w:r>
       </w:hyperlink>
     </w:p>
@@ -45095,7 +45095,7 @@
           <w:rPr>
             <w:rStyle w:val="Hyperlink"/>
           </w:rPr>
-          <w:t xml:space="preserve">Default Styles</w:t>
+          <w:t xml:space="preserve">CSC-021</w:t>
         </w:r>
       </w:hyperlink>
     </w:p>
@@ -45192,7 +45192,7 @@
           <w:rPr>
             <w:rStyle w:val="Hyperlink"/>
           </w:rPr>
-          <w:t xml:space="preserve">Default Styles</w:t>
+          <w:t xml:space="preserve">CSC-021</w:t>
         </w:r>
       </w:hyperlink>
     </w:p>
@@ -45371,7 +45371,7 @@
           <w:rPr>
             <w:rStyle w:val="Hyperlink"/>
           </w:rPr>
-          <w:t xml:space="preserve">Default Float Types</w:t>
+          <w:t xml:space="preserve">CSC-022</w:t>
         </w:r>
       </w:hyperlink>
     </w:p>
@@ -45468,7 +45468,7 @@
           <w:rPr>
             <w:rStyle w:val="Hyperlink"/>
           </w:rPr>
-          <w:t xml:space="preserve">Default Float Types</w:t>
+          <w:t xml:space="preserve">CSC-022</w:t>
         </w:r>
       </w:hyperlink>
     </w:p>
@@ -45565,7 +45565,7 @@
           <w:rPr>
             <w:rStyle w:val="Hyperlink"/>
           </w:rPr>
-          <w:t xml:space="preserve">Default Float Types</w:t>
+          <w:t xml:space="preserve">CSC-022</w:t>
         </w:r>
       </w:hyperlink>
     </w:p>
@@ -45662,7 +45662,7 @@
           <w:rPr>
             <w:rStyle w:val="Hyperlink"/>
           </w:rPr>
-          <w:t xml:space="preserve">Default Float Types</w:t>
+          <w:t xml:space="preserve">CSC-022</w:t>
         </w:r>
       </w:hyperlink>
     </w:p>
@@ -45759,7 +45759,7 @@
           <w:rPr>
             <w:rStyle w:val="Hyperlink"/>
           </w:rPr>
-          <w:t xml:space="preserve">Default Float Types</w:t>
+          <w:t xml:space="preserve">CSC-022</w:t>
         </w:r>
       </w:hyperlink>
     </w:p>
@@ -45856,7 +45856,7 @@
           <w:rPr>
             <w:rStyle w:val="Hyperlink"/>
           </w:rPr>
-          <w:t xml:space="preserve">Default Float Types</w:t>
+          <w:t xml:space="preserve">CSC-022</w:t>
         </w:r>
       </w:hyperlink>
     </w:p>
@@ -46035,7 +46035,7 @@
           <w:rPr>
             <w:rStyle w:val="Hyperlink"/>
           </w:rPr>
-          <w:t xml:space="preserve">Default Relation Types</w:t>
+          <w:t xml:space="preserve">CSC-023</w:t>
         </w:r>
       </w:hyperlink>
     </w:p>
@@ -46132,7 +46132,7 @@
           <w:rPr>
             <w:rStyle w:val="Hyperlink"/>
           </w:rPr>
-          <w:t xml:space="preserve">Default Relation Types</w:t>
+          <w:t xml:space="preserve">CSC-023</w:t>
         </w:r>
       </w:hyperlink>
     </w:p>
@@ -46229,7 +46229,7 @@
           <w:rPr>
             <w:rStyle w:val="Hyperlink"/>
           </w:rPr>
-          <w:t xml:space="preserve">Default Relation Types</w:t>
+          <w:t xml:space="preserve">CSC-023</w:t>
         </w:r>
       </w:hyperlink>
     </w:p>
@@ -46326,7 +46326,7 @@
           <w:rPr>
             <w:rStyle w:val="Hyperlink"/>
           </w:rPr>
-          <w:t xml:space="preserve">Default Relation Types</w:t>
+          <w:t xml:space="preserve">CSC-023</w:t>
         </w:r>
       </w:hyperlink>
     </w:p>
@@ -46423,7 +46423,7 @@
           <w:rPr>
             <w:rStyle w:val="Hyperlink"/>
           </w:rPr>
-          <w:t xml:space="preserve">Default Relation Types</w:t>
+          <w:t xml:space="preserve">CSC-023</w:t>
         </w:r>
       </w:hyperlink>
     </w:p>
@@ -46602,7 +46602,7 @@
           <w:rPr>
             <w:rStyle w:val="Hyperlink"/>
           </w:rPr>
-          <w:t xml:space="preserve">Default View Types</w:t>
+          <w:t xml:space="preserve">CSC-024</w:t>
         </w:r>
       </w:hyperlink>
     </w:p>
@@ -46699,7 +46699,7 @@
           <w:rPr>
             <w:rStyle w:val="Hyperlink"/>
           </w:rPr>
-          <w:t xml:space="preserve">Default View Types</w:t>
+          <w:t xml:space="preserve">CSC-024</w:t>
         </w:r>
       </w:hyperlink>
     </w:p>
@@ -46796,7 +46796,7 @@
           <w:rPr>
             <w:rStyle w:val="Hyperlink"/>
           </w:rPr>
-          <w:t xml:space="preserve">Default View Types</w:t>
+          <w:t xml:space="preserve">CSC-024</w:t>
         </w:r>
       </w:hyperlink>
     </w:p>
@@ -46893,7 +46893,7 @@
           <w:rPr>
             <w:rStyle w:val="Hyperlink"/>
           </w:rPr>
-          <w:t xml:space="preserve">Default View Types</w:t>
+          <w:t xml:space="preserve">CSC-024</w:t>
         </w:r>
       </w:hyperlink>
     </w:p>
@@ -46990,7 +46990,7 @@
           <w:rPr>
             <w:rStyle w:val="Hyperlink"/>
           </w:rPr>
-          <w:t xml:space="preserve">Default View Types</w:t>
+          <w:t xml:space="preserve">CSC-024</w:t>
         </w:r>
       </w:hyperlink>
     </w:p>
@@ -47087,7 +47087,7 @@
           <w:rPr>
             <w:rStyle w:val="Hyperlink"/>
           </w:rPr>
-          <w:t xml:space="preserve">Default View Types</w:t>
+          <w:t xml:space="preserve">CSC-024</w:t>
         </w:r>
       </w:hyperlink>
     </w:p>
@@ -47277,7 +47277,7 @@
           <w:rPr>
             <w:rStyle w:val="Hyperlink"/>
           </w:rPr>
-          <w:t xml:space="preserve">SW Docs Model</w:t>
+          <w:t xml:space="preserve">CSC-025</w:t>
         </w:r>
       </w:hyperlink>
     </w:p>
@@ -47455,7 +47455,7 @@
           <w:rPr>
             <w:rStyle w:val="Hyperlink"/>
           </w:rPr>
-          <w:t xml:space="preserve">SW Docs Analyze Queries</w:t>
+          <w:t xml:space="preserve">CSC-026</w:t>
         </w:r>
       </w:hyperlink>
     </w:p>
@@ -47552,7 +47552,7 @@
           <w:rPr>
             <w:rStyle w:val="Hyperlink"/>
           </w:rPr>
-          <w:t xml:space="preserve">SW Docs Analyze Queries</w:t>
+          <w:t xml:space="preserve">CSC-026</w:t>
         </w:r>
       </w:hyperlink>
     </w:p>
@@ -47649,7 +47649,7 @@
           <w:rPr>
             <w:rStyle w:val="Hyperlink"/>
           </w:rPr>
-          <w:t xml:space="preserve">SW Docs Analyze Queries</w:t>
+          <w:t xml:space="preserve">CSC-026</w:t>
         </w:r>
       </w:hyperlink>
     </w:p>
@@ -47746,7 +47746,7 @@
           <w:rPr>
             <w:rStyle w:val="Hyperlink"/>
           </w:rPr>
-          <w:t xml:space="preserve">SW Docs Analyze Queries</w:t>
+          <w:t xml:space="preserve">CSC-026</w:t>
         </w:r>
       </w:hyperlink>
     </w:p>
@@ -47843,7 +47843,7 @@
           <w:rPr>
             <w:rStyle w:val="Hyperlink"/>
           </w:rPr>
-          <w:t xml:space="preserve">SW Docs Analyze Queries</w:t>
+          <w:t xml:space="preserve">CSC-026</w:t>
         </w:r>
       </w:hyperlink>
     </w:p>
@@ -47940,7 +47940,7 @@
           <w:rPr>
             <w:rStyle w:val="Hyperlink"/>
           </w:rPr>
-          <w:t xml:space="preserve">SW Docs Analyze Queries</w:t>
+          <w:t xml:space="preserve">CSC-026</w:t>
         </w:r>
       </w:hyperlink>
     </w:p>
@@ -48037,7 +48037,7 @@
           <w:rPr>
             <w:rStyle w:val="Hyperlink"/>
           </w:rPr>
-          <w:t xml:space="preserve">SW Docs Analyze Queries</w:t>
+          <w:t xml:space="preserve">CSC-026</w:t>
         </w:r>
       </w:hyperlink>
     </w:p>
@@ -48216,7 +48216,7 @@
           <w:rPr>
             <w:rStyle w:val="Hyperlink"/>
           </w:rPr>
-          <w:t xml:space="preserve">SW Docs Object Types</w:t>
+          <w:t xml:space="preserve">CSC-027</w:t>
         </w:r>
       </w:hyperlink>
     </w:p>
@@ -48313,7 +48313,7 @@
           <w:rPr>
             <w:rStyle w:val="Hyperlink"/>
           </w:rPr>
-          <w:t xml:space="preserve">SW Docs Object Types</w:t>
+          <w:t xml:space="preserve">CSC-027</w:t>
         </w:r>
       </w:hyperlink>
     </w:p>
@@ -48410,7 +48410,7 @@
           <w:rPr>
             <w:rStyle w:val="Hyperlink"/>
           </w:rPr>
-          <w:t xml:space="preserve">SW Docs Object Types</w:t>
+          <w:t xml:space="preserve">CSC-027</w:t>
         </w:r>
       </w:hyperlink>
     </w:p>
@@ -48507,7 +48507,7 @@
           <w:rPr>
             <w:rStyle w:val="Hyperlink"/>
           </w:rPr>
-          <w:t xml:space="preserve">SW Docs Object Types</w:t>
+          <w:t xml:space="preserve">CSC-027</w:t>
         </w:r>
       </w:hyperlink>
     </w:p>
@@ -48604,7 +48604,7 @@
           <w:rPr>
             <w:rStyle w:val="Hyperlink"/>
           </w:rPr>
-          <w:t xml:space="preserve">SW Docs Object Types</w:t>
+          <w:t xml:space="preserve">CSC-027</w:t>
         </w:r>
       </w:hyperlink>
     </w:p>
@@ -48701,7 +48701,7 @@
           <w:rPr>
             <w:rStyle w:val="Hyperlink"/>
           </w:rPr>
-          <w:t xml:space="preserve">SW Docs Object Types</w:t>
+          <w:t xml:space="preserve">CSC-027</w:t>
         </w:r>
       </w:hyperlink>
     </w:p>
@@ -48798,7 +48798,7 @@
           <w:rPr>
             <w:rStyle w:val="Hyperlink"/>
           </w:rPr>
-          <w:t xml:space="preserve">SW Docs Object Types</w:t>
+          <w:t xml:space="preserve">CSC-027</w:t>
         </w:r>
       </w:hyperlink>
     </w:p>
@@ -48895,7 +48895,7 @@
           <w:rPr>
             <w:rStyle w:val="Hyperlink"/>
           </w:rPr>
-          <w:t xml:space="preserve">SW Docs Object Types</w:t>
+          <w:t xml:space="preserve">CSC-027</w:t>
         </w:r>
       </w:hyperlink>
     </w:p>
@@ -48992,7 +48992,7 @@
           <w:rPr>
             <w:rStyle w:val="Hyperlink"/>
           </w:rPr>
-          <w:t xml:space="preserve">SW Docs Object Types</w:t>
+          <w:t xml:space="preserve">CSC-027</w:t>
         </w:r>
       </w:hyperlink>
     </w:p>
@@ -49089,7 +49089,7 @@
           <w:rPr>
             <w:rStyle w:val="Hyperlink"/>
           </w:rPr>
-          <w:t xml:space="preserve">SW Docs Object Types</w:t>
+          <w:t xml:space="preserve">CSC-027</w:t>
         </w:r>
       </w:hyperlink>
     </w:p>
@@ -49186,7 +49186,7 @@
           <w:rPr>
             <w:rStyle w:val="Hyperlink"/>
           </w:rPr>
-          <w:t xml:space="preserve">SW Docs Object Types</w:t>
+          <w:t xml:space="preserve">CSC-027</w:t>
         </w:r>
       </w:hyperlink>
     </w:p>
@@ -49283,7 +49283,7 @@
           <w:rPr>
             <w:rStyle w:val="Hyperlink"/>
           </w:rPr>
-          <w:t xml:space="preserve">SW Docs Object Types</w:t>
+          <w:t xml:space="preserve">CSC-027</w:t>
         </w:r>
       </w:hyperlink>
     </w:p>
@@ -49380,7 +49380,7 @@
           <w:rPr>
             <w:rStyle w:val="Hyperlink"/>
           </w:rPr>
-          <w:t xml:space="preserve">SW Docs Object Types</w:t>
+          <w:t xml:space="preserve">CSC-027</w:t>
         </w:r>
       </w:hyperlink>
     </w:p>
@@ -49559,7 +49559,7 @@
           <w:rPr>
             <w:rStyle w:val="Hyperlink"/>
           </w:rPr>
-          <w:t xml:space="preserve">SW Docs Relation Types</w:t>
+          <w:t xml:space="preserve">CSC-028</w:t>
         </w:r>
       </w:hyperlink>
     </w:p>
@@ -49656,7 +49656,7 @@
           <w:rPr>
             <w:rStyle w:val="Hyperlink"/>
           </w:rPr>
-          <w:t xml:space="preserve">SW Docs Relation Types</w:t>
+          <w:t xml:space="preserve">CSC-028</w:t>
         </w:r>
       </w:hyperlink>
     </w:p>
@@ -49753,7 +49753,7 @@
           <w:rPr>
             <w:rStyle w:val="Hyperlink"/>
           </w:rPr>
-          <w:t xml:space="preserve">SW Docs Relation Types</w:t>
+          <w:t xml:space="preserve">CSC-028</w:t>
         </w:r>
       </w:hyperlink>
     </w:p>
@@ -49850,7 +49850,7 @@
           <w:rPr>
             <w:rStyle w:val="Hyperlink"/>
           </w:rPr>
-          <w:t xml:space="preserve">SW Docs Relation Types</w:t>
+          <w:t xml:space="preserve">CSC-028</w:t>
         </w:r>
       </w:hyperlink>
     </w:p>
@@ -50029,7 +50029,7 @@
           <w:rPr>
             <w:rStyle w:val="Hyperlink"/>
           </w:rPr>
-          <w:t xml:space="preserve">SW Docs Specification Types</w:t>
+          <w:t xml:space="preserve">CSC-029</w:t>
         </w:r>
       </w:hyperlink>
     </w:p>
@@ -50126,7 +50126,7 @@
           <w:rPr>
             <w:rStyle w:val="Hyperlink"/>
           </w:rPr>
-          <w:t xml:space="preserve">SW Docs Specification Types</w:t>
+          <w:t xml:space="preserve">CSC-029</w:t>
         </w:r>
       </w:hyperlink>
     </w:p>
@@ -50223,7 +50223,7 @@
           <w:rPr>
             <w:rStyle w:val="Hyperlink"/>
           </w:rPr>
-          <w:t xml:space="preserve">SW Docs Specification Types</w:t>
+          <w:t xml:space="preserve">CSC-029</w:t>
         </w:r>
       </w:hyperlink>
     </w:p>
@@ -50320,7 +50320,7 @@
           <w:rPr>
             <w:rStyle w:val="Hyperlink"/>
           </w:rPr>
-          <w:t xml:space="preserve">SW Docs Specification Types</w:t>
+          <w:t xml:space="preserve">CSC-029</w:t>
         </w:r>
       </w:hyperlink>
     </w:p>
@@ -50417,7 +50417,7 @@
           <w:rPr>
             <w:rStyle w:val="Hyperlink"/>
           </w:rPr>
-          <w:t xml:space="preserve">SW Docs Specification Types</w:t>
+          <w:t xml:space="preserve">CSC-029</w:t>
         </w:r>
       </w:hyperlink>
     </w:p>
@@ -50596,7 +50596,7 @@
           <w:rPr>
             <w:rStyle w:val="Hyperlink"/>
           </w:rPr>
-          <w:t xml:space="preserve">SW Docs View Types</w:t>
+          <w:t xml:space="preserve">CSC-030</w:t>
         </w:r>
       </w:hyperlink>
     </w:p>
@@ -50693,7 +50693,7 @@
           <w:rPr>
             <w:rStyle w:val="Hyperlink"/>
           </w:rPr>
-          <w:t xml:space="preserve">SW Docs View Types</w:t>
+          <w:t xml:space="preserve">CSC-030</w:t>
         </w:r>
       </w:hyperlink>
     </w:p>
@@ -50790,7 +50790,7 @@
           <w:rPr>
             <w:rStyle w:val="Hyperlink"/>
           </w:rPr>
-          <w:t xml:space="preserve">SW Docs View Types</w:t>
+          <w:t xml:space="preserve">CSC-030</w:t>
         </w:r>
       </w:hyperlink>
     </w:p>
@@ -50887,7 +50887,7 @@
           <w:rPr>
             <w:rStyle w:val="Hyperlink"/>
           </w:rPr>
-          <w:t xml:space="preserve">SW Docs View Types</w:t>
+          <w:t xml:space="preserve">CSC-030</w:t>
         </w:r>
       </w:hyperlink>
     </w:p>
@@ -50984,7 +50984,7 @@
           <w:rPr>
             <w:rStyle w:val="Hyperlink"/>
           </w:rPr>
-          <w:t xml:space="preserve">SW Docs View Types</w:t>
+          <w:t xml:space="preserve">CSC-030</w:t>
         </w:r>
       </w:hyperlink>
     </w:p>
@@ -65696,18 +65696,18 @@
     <w:basedOn w:val="VerbatimChar"/>
     <w:rPr/>
   </w:style>
-  <w:style w:customStyle="1" w:styleId="SpecObjectHeader" w:type="paragraph">
+  <w:style w:styleId="SpecObjectHeader" w:type="paragraph" w:customStyle="1">
     <w:name w:val="Spec Object Header"/>
     <w:basedOn w:val="Normal"/>
     <w:next w:val="FirstParagraph"/>
     <w:qFormat/>
     <w:pPr>
       <w:keepNext/>
-      <w:spacing w:before="280" w:after="120" w:line="276" w:lineRule="auto"/>
+      <w:spacing w:before="280" w:lineRule="auto" w:line="276" w:after="120"/>
       <w:outlineLvl w:val="0"/>
     </w:pPr>
     <w:rPr>
-      <w:rFonts w:ascii="Calibri Light" w:hAnsi="Calibri Light" w:cs="Calibri Light"/>
+      <w:rFonts w:hAnsi="Calibri Light" w:cs="Calibri Light" w:ascii="Calibri Light"/>
       <w:b/>
       <w:bCs/>
       <w:color w:val="0F4C64"/>

--- a/engineering/downloads/sdd.docx
+++ b/engineering/downloads/sdd.docx
@@ -88,12 +88,12 @@
     </w:p>
     <w:p>
       <w:pPr>
-        <w:spacing w:before="0" w:lineRule="exact" w:after="0" w:line="20"/>
+        <w:spacing w:lineRule="exact" w:line="20" w:after="0" w:before="0"/>
         <w:rPr>
           <w:sz w:val="2"/>
         </w:rPr>
       </w:pPr>
-      <w:bookmarkStart w:name="puml-comp-pipeline" w:id="73432"/>
+      <w:bookmarkStart w:id="73432" w:name="puml-comp-pipeline"/>
       <w:bookmarkEnd w:id="73432"/>
     </w:p>
     <w:p>
@@ -3486,12 +3486,12 @@
     </w:p>
     <w:p>
       <w:pPr>
-        <w:spacing w:before="0" w:lineRule="exact" w:after="0" w:line="20"/>
+        <w:spacing w:lineRule="exact" w:line="20" w:after="0" w:before="0"/>
         <w:rPr>
           <w:sz w:val="2"/>
         </w:rPr>
       </w:pPr>
-      <w:bookmarkStart w:name="puml-comp-types" w:id="9413"/>
+      <w:bookmarkStart w:id="9413" w:name="puml-comp-types"/>
       <w:bookmarkEnd w:id="9413"/>
     </w:p>
     <w:p>
@@ -4403,12 +4403,12 @@
     </w:p>
     <w:p>
       <w:pPr>
-        <w:spacing w:before="0" w:lineRule="exact" w:after="0" w:line="20"/>
+        <w:spacing w:lineRule="exact" w:line="20" w:after="0" w:before="0"/>
         <w:rPr>
           <w:sz w:val="2"/>
         </w:rPr>
       </w:pPr>
-      <w:bookmarkStart w:name="csv-tbl-type-system-categories" w:id="83454"/>
+      <w:bookmarkStart w:id="83454" w:name="csv-tbl-type-system-categories"/>
       <w:bookmarkEnd w:id="83454"/>
     </w:p>
     <w:p>
@@ -4732,12 +4732,12 @@
     </w:p>
     <w:p>
       <w:pPr>
-        <w:spacing w:before="0" w:lineRule="exact" w:after="0" w:line="20"/>
+        <w:spacing w:lineRule="exact" w:line="20" w:after="0" w:before="0"/>
         <w:rPr>
           <w:sz w:val="2"/>
         </w:rPr>
       </w:pPr>
-      <w:bookmarkStart w:name="csv-tbl-hook-contract" w:id="27495"/>
+      <w:bookmarkStart w:id="27495" w:name="csv-tbl-hook-contract"/>
       <w:bookmarkEnd w:id="27495"/>
     </w:p>
     <w:p>
@@ -5556,12 +5556,12 @@
     </w:p>
     <w:p>
       <w:pPr>
-        <w:spacing w:before="0" w:lineRule="exact" w:after="0" w:line="20"/>
+        <w:spacing w:lineRule="exact" w:line="20" w:after="0" w:before="0"/>
         <w:rPr>
           <w:sz w:val="2"/>
         </w:rPr>
       </w:pPr>
-      <w:bookmarkStart w:name="csv-tbl-SpecIR-domains" w:id="49437"/>
+      <w:bookmarkStart w:id="49437" w:name="csv-tbl-SpecIR-domains"/>
       <w:bookmarkEnd w:id="49437"/>
     </w:p>
     <w:p>
@@ -5964,12 +5964,12 @@
     </w:p>
     <w:p>
       <w:pPr>
-        <w:spacing w:before="0" w:lineRule="exact" w:after="0" w:line="20"/>
+        <w:spacing w:lineRule="exact" w:line="20" w:after="0" w:before="0"/>
         <w:rPr>
           <w:sz w:val="2"/>
         </w:rPr>
       </w:pPr>
-      <w:bookmarkStart w:name="SpecIR-puml-er-SpecIR-core" w:id="32777"/>
+      <w:bookmarkStart w:id="32777" w:name="SpecIR-puml-er-SpecIR-core"/>
       <w:bookmarkEnd w:id="32777"/>
     </w:p>
     <w:p>
@@ -6036,7 +6036,7 @@
         <w:keepNext/>
         <w:outlineLvl w:val="0"/>
       </w:pPr>
-      <w:bookmarkStart w:name="FD-001" w:id="28259"/>
+      <w:bookmarkStart w:id="28259" w:name="FD-001"/>
       <w:r>
         <w:t xml:space="preserve">FD-001: Pipeline Execution Orchestration</w:t>
       </w:r>
@@ -7657,12 +7657,12 @@
     </w:p>
     <w:p>
       <w:pPr>
-        <w:spacing w:before="0" w:lineRule="exact" w:after="0" w:line="20"/>
+        <w:spacing w:lineRule="exact" w:line="20" w:after="0" w:before="0"/>
         <w:rPr>
           <w:sz w:val="2"/>
         </w:rPr>
       </w:pPr>
-      <w:bookmarkStart w:name="FD-001-puml-fd-001-pipeline" w:id="69296"/>
+      <w:bookmarkStart w:id="69296" w:name="FD-001-puml-fd-001-pipeline"/>
       <w:bookmarkEnd w:id="69296"/>
     </w:p>
     <w:p>
@@ -7770,7 +7770,7 @@
         <w:keepNext/>
         <w:outlineLvl w:val="0"/>
       </w:pPr>
-      <w:bookmarkStart w:name="LLR-PIPE-002-01" w:id="69345"/>
+      <w:bookmarkStart w:id="69345" w:name="LLR-PIPE-002-01"/>
       <w:r>
         <w:t xml:space="preserve">LLR-PIPE-002-01: Handler Registration Requires Name</w:t>
       </w:r>
@@ -7856,7 +7856,7 @@
         <w:keepNext/>
         <w:outlineLvl w:val="0"/>
       </w:pPr>
-      <w:bookmarkStart w:name="LLR-PIPE-002-02" w:id="69346"/>
+      <w:bookmarkStart w:id="69346" w:name="LLR-PIPE-002-02"/>
       <w:r>
         <w:t xml:space="preserve">LLR-PIPE-002-02: Handler Registration Requires Prerequisites</w:t>
       </w:r>
@@ -7942,7 +7942,7 @@
         <w:keepNext/>
         <w:outlineLvl w:val="0"/>
       </w:pPr>
-      <w:bookmarkStart w:name="LLR-PIPE-002-03" w:id="69347"/>
+      <w:bookmarkStart w:id="69347" w:name="LLR-PIPE-002-03"/>
       <w:r>
         <w:t xml:space="preserve">LLR-PIPE-002-03: Duplicate Handler Names Are Rejected</w:t>
       </w:r>
@@ -8013,7 +8013,7 @@
         <w:keepNext/>
         <w:outlineLvl w:val="0"/>
       </w:pPr>
-      <w:bookmarkStart w:name="LLR-PIPE-006-01" w:id="88509"/>
+      <w:bookmarkStart w:id="88509" w:name="LLR-PIPE-006-01"/>
       <w:r>
         <w:t xml:space="preserve">LLR-PIPE-006-01: Base Context Fields Are Propagated</w:t>
       </w:r>
@@ -8225,7 +8225,7 @@
         <w:keepNext/>
         <w:outlineLvl w:val="0"/>
       </w:pPr>
-      <w:bookmarkStart w:name="LLR-PIPE-006-02" w:id="88510"/>
+      <w:bookmarkStart w:id="88510" w:name="LLR-PIPE-006-02"/>
       <w:r>
         <w:t xml:space="preserve">LLR-PIPE-006-02: Document Context Is Attached Per Document</w:t>
       </w:r>
@@ -8326,7 +8326,7 @@
         <w:keepNext/>
         <w:outlineLvl w:val="0"/>
       </w:pPr>
-      <w:bookmarkStart w:name="LLR-PIPE-006-03" w:id="88511"/>
+      <w:bookmarkStart w:id="88511" w:name="LLR-PIPE-006-03"/>
       <w:r>
         <w:t xml:space="preserve">LLR-PIPE-006-03: Project Context Exists Without Documents</w:t>
       </w:r>
@@ -8424,7 +8424,7 @@
         <w:keepNext/>
         <w:outlineLvl w:val="0"/>
       </w:pPr>
-      <w:bookmarkStart w:name="LLR-020" w:id="12276"/>
+      <w:bookmarkStart w:id="12276" w:name="LLR-020"/>
       <w:r>
         <w:t xml:space="preserve">LLR-020: Phase Execution Order</w:t>
       </w:r>
@@ -8602,7 +8602,7 @@
         <w:keepNext/>
         <w:outlineLvl w:val="0"/>
       </w:pPr>
-      <w:bookmarkStart w:name="LLR-021" w:id="12277"/>
+      <w:bookmarkStart w:id="12277" w:name="LLR-021"/>
       <w:r>
         <w:t xml:space="preserve">LLR-021: Phase Hook Filtering</w:t>
       </w:r>
@@ -8736,7 +8736,7 @@
         <w:keepNext/>
         <w:outlineLvl w:val="0"/>
       </w:pPr>
-      <w:bookmarkStart w:name="LLR-022" w:id="12278"/>
+      <w:bookmarkStart w:id="12278" w:name="LLR-022"/>
       <w:r>
         <w:t xml:space="preserve">LLR-022: No EMIT After Abort</w:t>
       </w:r>
@@ -8864,7 +8864,7 @@
         <w:keepNext/>
         <w:outlineLvl w:val="0"/>
       </w:pPr>
-      <w:bookmarkStart w:name="LLR-023" w:id="12279"/>
+      <w:bookmarkStart w:id="12279" w:name="LLR-023"/>
       <w:r>
         <w:t xml:space="preserve">LLR-023: Topological Sort Phase Filtering</w:t>
       </w:r>
@@ -9018,7 +9018,7 @@
         <w:keepNext/>
         <w:outlineLvl w:val="0"/>
       </w:pPr>
-      <w:bookmarkStart w:name="LLR-024" w:id="12280"/>
+      <w:bookmarkStart w:id="12280" w:name="LLR-024"/>
       <w:r>
         <w:t xml:space="preserve">LLR-024: Alphabetic Tie-Breaking</w:t>
       </w:r>
@@ -9132,7 +9132,7 @@
         <w:keepNext/>
         <w:outlineLvl w:val="0"/>
       </w:pPr>
-      <w:bookmarkStart w:name="LLR-025" w:id="12281"/>
+      <w:bookmarkStart w:id="12281" w:name="LLR-025"/>
       <w:r>
         <w:t xml:space="preserve">LLR-025: Circular Dependency Reporting</w:t>
       </w:r>
@@ -9237,7 +9237,7 @@
         <w:keepNext/>
         <w:outlineLvl w:val="0"/>
       </w:pPr>
-      <w:bookmarkStart w:name="LLR-026" w:id="12282"/>
+      <w:bookmarkStart w:id="12282" w:name="LLR-026"/>
       <w:r>
         <w:t xml:space="preserve">LLR-026: TRANSFORM Completes Before Abort Check</w:t>
       </w:r>
@@ -9351,7 +9351,7 @@
         <w:keepNext/>
         <w:outlineLvl w:val="0"/>
       </w:pPr>
-      <w:bookmarkStart w:name="LLR-027" w:id="12283"/>
+      <w:bookmarkStart w:id="12283" w:name="LLR-027"/>
       <w:r>
         <w:t xml:space="preserve">LLR-027: Abort Logs Error Count</w:t>
       </w:r>
@@ -9467,7 +9467,7 @@
         <w:keepNext/>
         <w:outlineLvl w:val="0"/>
       </w:pPr>
-      <w:bookmarkStart w:name="LLR-028" w:id="12284"/>
+      <w:bookmarkStart w:id="12284" w:name="LLR-028"/>
       <w:r>
         <w:t xml:space="preserve">LLR-028: Full Contexts Array Dispatch</w:t>
       </w:r>
@@ -9578,7 +9578,7 @@
         <w:keepNext/>
         <w:outlineLvl w:val="0"/>
       </w:pPr>
-      <w:bookmarkStart w:name="LLR-029" w:id="12285"/>
+      <w:bookmarkStart w:id="12285" w:name="LLR-029"/>
       <w:r>
         <w:t xml:space="preserve">LLR-029: Handler Hook Signature</w:t>
       </w:r>
@@ -9748,7 +9748,7 @@
         <w:keepNext/>
         <w:outlineLvl w:val="0"/>
       </w:pPr>
-      <w:bookmarkStart w:name="LLR-030" w:id="12307"/>
+      <w:bookmarkStart w:id="12307" w:name="LLR-030"/>
       <w:r>
         <w:t xml:space="preserve">LLR-030: L1 Headers Register as Specifications</w:t>
       </w:r>
@@ -9999,7 +9999,7 @@
         <w:keepNext/>
         <w:outlineLvl w:val="0"/>
       </w:pPr>
-      <w:bookmarkStart w:name="LLR-031" w:id="12308"/>
+      <w:bookmarkStart w:id="12308" w:name="LLR-031"/>
       <w:r>
         <w:t xml:space="preserve">LLR-031: L2-H6 Headers Register as Spec Objects</w:t>
       </w:r>
@@ -10136,7 +10136,7 @@
         <w:keepNext/>
         <w:outlineLvl w:val="0"/>
       </w:pPr>
-      <w:bookmarkStart w:name="LLR-032" w:id="12309"/>
+      <w:bookmarkStart w:id="12309" w:name="LLR-032"/>
       <w:r>
         <w:t xml:space="preserve">LLR-032: Blockquotes Register as Attributes</w:t>
       </w:r>
@@ -10291,7 +10291,7 @@
         <w:keepNext/>
         <w:outlineLvl w:val="0"/>
       </w:pPr>
-      <w:bookmarkStart w:name="LLR-033" w:id="12310"/>
+      <w:bookmarkStart w:id="12310" w:name="LLR-033"/>
       <w:r>
         <w:t xml:space="preserve">LLR-033: Code Blocks Register as Floats</w:t>
       </w:r>
@@ -10470,7 +10470,7 @@
         <w:keepNext/>
         <w:outlineLvl w:val="0"/>
       </w:pPr>
-      <w:bookmarkStart w:name="LLR-034" w:id="12311"/>
+      <w:bookmarkStart w:id="12311" w:name="LLR-034"/>
       <w:r>
         <w:t xml:space="preserve">LLR-034: Links Register as Relations</w:t>
       </w:r>
@@ -10637,7 +10637,7 @@
         <w:keepNext/>
         <w:outlineLvl w:val="0"/>
       </w:pPr>
-      <w:bookmarkStart w:name="LLR-035" w:id="12312"/>
+      <w:bookmarkStart w:id="12312" w:name="LLR-035"/>
       <w:r>
         <w:t xml:space="preserve">LLR-035: Content-Addressable Identifiers and Document Order</w:t>
       </w:r>
@@ -10789,7 +10789,7 @@
         <w:keepNext/>
         <w:outlineLvl w:val="0"/>
       </w:pPr>
-      <w:bookmarkStart w:name="LLR-036" w:id="12313"/>
+      <w:bookmarkStart w:id="12313" w:name="LLR-036"/>
       <w:r>
         <w:t xml:space="preserve">LLR-036: Include Path Resolution</w:t>
       </w:r>
@@ -10892,7 +10892,7 @@
         <w:keepNext/>
         <w:outlineLvl w:val="0"/>
       </w:pPr>
-      <w:bookmarkStart w:name="LLR-037" w:id="12314"/>
+      <w:bookmarkStart w:id="12314" w:name="LLR-037"/>
       <w:r>
         <w:t xml:space="preserve">LLR-037: Circular Include Detection</w:t>
       </w:r>
@@ -10980,7 +10980,7 @@
         <w:keepNext/>
         <w:outlineLvl w:val="0"/>
       </w:pPr>
-      <w:bookmarkStart w:name="LLR-038" w:id="12315"/>
+      <w:bookmarkStart w:id="12315" w:name="LLR-038"/>
       <w:r>
         <w:t xml:space="preserve">LLR-038: Source Position Injection</w:t>
       </w:r>
@@ -11092,7 +11092,7 @@
         <w:keepNext/>
         <w:outlineLvl w:val="0"/>
       </w:pPr>
-      <w:bookmarkStart w:name="LLR-039" w:id="12316"/>
+      <w:bookmarkStart w:id="12316" w:name="LLR-039"/>
       <w:r>
         <w:t xml:space="preserve">LLR-039: Non-Composite PID Format</w:t>
       </w:r>
@@ -11293,7 +11293,7 @@
         <w:keepNext/>
         <w:outlineLvl w:val="0"/>
       </w:pPr>
-      <w:bookmarkStart w:name="LLR-040" w:id="12338"/>
+      <w:bookmarkStart w:id="12338" w:name="LLR-040"/>
       <w:r>
         <w:t xml:space="preserve">LLR-040: Composite Hierarchical PID</w:t>
       </w:r>
@@ -11458,7 +11458,7 @@
         <w:keepNext/>
         <w:outlineLvl w:val="0"/>
       </w:pPr>
-      <w:bookmarkStart w:name="LLR-041" w:id="12339"/>
+      <w:bookmarkStart w:id="12339" w:name="LLR-041"/>
       <w:r>
         <w:t xml:space="preserve">LLR-041: Explicit PID Preservation</w:t>
       </w:r>
@@ -11569,7 +11569,7 @@
         <w:keepNext/>
         <w:outlineLvl w:val="0"/>
       </w:pPr>
-      <w:bookmarkStart w:name="LLR-042" w:id="12340"/>
+      <w:bookmarkStart w:id="12340" w:name="LLR-042"/>
       <w:r>
         <w:t xml:space="preserve">LLR-042: PID Collision Detection</w:t>
       </w:r>
@@ -11668,7 +11668,7 @@
         <w:keepNext/>
         <w:outlineLvl w:val="0"/>
       </w:pPr>
-      <w:bookmarkStart w:name="LLR-043" w:id="12341"/>
+      <w:bookmarkStart w:id="12341" w:name="LLR-043"/>
       <w:r>
         <w:t xml:space="preserve">LLR-043: Relation Type Constraint Filtering</w:t>
       </w:r>
@@ -11846,7 +11846,7 @@
         <w:keepNext/>
         <w:outlineLvl w:val="0"/>
       </w:pPr>
-      <w:bookmarkStart w:name="LLR-044" w:id="12342"/>
+      <w:bookmarkStart w:id="12342" w:name="LLR-044"/>
       <w:r>
         <w:t xml:space="preserve">LLR-044: NULL Constraints Are Wildcards</w:t>
       </w:r>
@@ -11951,7 +11951,7 @@
         <w:keepNext/>
         <w:outlineLvl w:val="0"/>
       </w:pPr>
-      <w:bookmarkStart w:name="LLR-045" w:id="12343"/>
+      <w:bookmarkStart w:id="12343" w:name="LLR-045"/>
       <w:r>
         <w:t xml:space="preserve">LLR-045: Specificity Tie Marks Ambiguity</w:t>
       </w:r>
@@ -12064,7 +12064,7 @@
         <w:keepNext/>
         <w:outlineLvl w:val="0"/>
       </w:pPr>
-      <w:bookmarkStart w:name="LLR-046" w:id="12344"/>
+      <w:bookmarkStart w:id="12344" w:name="LLR-046"/>
       <w:r>
         <w:t xml:space="preserve">LLR-046: Same-Specification Target Preference</w:t>
       </w:r>
@@ -12163,7 +12163,7 @@
         <w:keepNext/>
         <w:outlineLvl w:val="0"/>
       </w:pPr>
-      <w:bookmarkStart w:name="DD-CORE-001" w:id="42769"/>
+      <w:bookmarkStart w:id="42769" w:name="DD-CORE-001"/>
       <w:r>
         <w:t xml:space="preserve">DD-CORE-001: SQLite as SpecIR Persistence Engine</w:t>
       </w:r>
@@ -12275,7 +12275,7 @@
         <w:keepNext/>
         <w:outlineLvl w:val="0"/>
       </w:pPr>
-      <w:bookmarkStart w:name="DD-CORE-002" w:id="42770"/>
+      <w:bookmarkStart w:id="42770" w:name="DD-CORE-002"/>
       <w:r>
         <w:t xml:space="preserve">DD-CORE-002: EAV Attribute Storage Model</w:t>
       </w:r>
@@ -12375,7 +12375,7 @@
         <w:keepNext/>
         <w:outlineLvl w:val="0"/>
       </w:pPr>
-      <w:bookmarkStart w:name="DD-CORE-003" w:id="42771"/>
+      <w:bookmarkStart w:id="42771" w:name="DD-CORE-003"/>
       <w:r>
         <w:t xml:space="preserve">DD-CORE-003: Five-Phase Pipeline Architecture</w:t>
       </w:r>
@@ -12499,7 +12499,7 @@
         <w:keepNext/>
         <w:outlineLvl w:val="0"/>
       </w:pPr>
-      <w:bookmarkStart w:name="DD-CORE-004" w:id="42772"/>
+      <w:bookmarkStart w:id="42772" w:name="DD-CORE-004"/>
       <w:r>
         <w:t xml:space="preserve">DD-CORE-004: Topological Sort for Handler Ordering</w:t>
       </w:r>
@@ -12636,7 +12636,7 @@
         <w:keepNext/>
         <w:outlineLvl w:val="0"/>
       </w:pPr>
-      <w:bookmarkStart w:name="FD-002" w:id="28260"/>
+      <w:bookmarkStart w:id="28260" w:name="FD-002"/>
       <w:r>
         <w:t xml:space="preserve">FD-002: Type Model Discovery and Registration</w:t>
       </w:r>
@@ -12760,12 +12760,12 @@
     </w:p>
     <w:p>
       <w:pPr>
-        <w:spacing w:before="0" w:lineRule="exact" w:after="0" w:line="20"/>
+        <w:spacing w:lineRule="exact" w:line="20" w:after="0" w:before="0"/>
         <w:rPr>
           <w:sz w:val="2"/>
         </w:rPr>
       </w:pPr>
-      <w:bookmarkStart w:name="FD-002-csv-tbl-type-categories" w:id="40656"/>
+      <w:bookmarkStart w:id="40656" w:name="FD-002-csv-tbl-type-categories"/>
       <w:bookmarkEnd w:id="40656"/>
     </w:p>
     <w:p>
@@ -14144,12 +14144,12 @@
     </w:p>
     <w:p>
       <w:pPr>
-        <w:spacing w:before="0" w:lineRule="exact" w:after="0" w:line="20"/>
+        <w:spacing w:lineRule="exact" w:line="20" w:after="0" w:before="0"/>
         <w:rPr>
           <w:sz w:val="2"/>
         </w:rPr>
       </w:pPr>
-      <w:bookmarkStart w:name="FD-002-puml-seq-type-loading" w:id="60599"/>
+      <w:bookmarkStart w:id="60599" w:name="FD-002-puml-seq-type-loading"/>
       <w:bookmarkEnd w:id="60599"/>
     </w:p>
     <w:p>
@@ -14315,7 +14315,7 @@
         <w:keepNext/>
         <w:outlineLvl w:val="0"/>
       </w:pPr>
-      <w:bookmarkStart w:name="LLR-EXT-020-01" w:id="33064"/>
+      <w:bookmarkStart w:id="33064" w:name="LLR-EXT-020-01"/>
       <w:r>
         <w:t xml:space="preserve">LLR-EXT-020-01: Known Type Categories Are Scanned</w:t>
       </w:r>
@@ -14380,7 +14380,7 @@
         <w:keepNext/>
         <w:outlineLvl w:val="0"/>
       </w:pPr>
-      <w:bookmarkStart w:name="LLR-EXT-021-01" w:id="62855"/>
+      <w:bookmarkStart w:id="62855" w:name="LLR-EXT-021-01"/>
       <w:r>
         <w:t xml:space="preserve">LLR-EXT-021-01: Declared Hooks Are Indexed</w:t>
       </w:r>
@@ -14457,7 +14457,7 @@
         <w:keepNext/>
         <w:outlineLvl w:val="0"/>
       </w:pPr>
-      <w:bookmarkStart w:name="LLR-EXT-021-02" w:id="62856"/>
+      <w:bookmarkStart w:id="62856" w:name="LLR-EXT-021-02"/>
       <w:r>
         <w:t xml:space="preserve">LLR-EXT-021-02: Attribute Display Order</w:t>
       </w:r>
@@ -14537,7 +14537,7 @@
         <w:keepNext/>
         <w:outlineLvl w:val="0"/>
       </w:pPr>
-      <w:bookmarkStart w:name="LLR-EXT-022-01" w:id="92646"/>
+      <w:bookmarkStart w:id="92646" w:name="LLR-EXT-022-01"/>
       <w:r>
         <w:t xml:space="preserve">LLR-EXT-022-01: Schema Identifier Validation</w:t>
       </w:r>
@@ -14614,7 +14614,7 @@
         <w:keepNext/>
         <w:outlineLvl w:val="0"/>
       </w:pPr>
-      <w:bookmarkStart w:name="LLR-EXT-023-01" w:id="22437"/>
+      <w:bookmarkStart w:id="22437" w:name="LLR-EXT-023-01"/>
       <w:r>
         <w:t xml:space="preserve">LLR-EXT-023-01: Model Path Resolution Order</w:t>
       </w:r>
@@ -14706,7 +14706,7 @@
         <w:keepNext/>
         <w:outlineLvl w:val="0"/>
       </w:pPr>
-      <w:bookmarkStart w:name="LLR-EXT-023-02" w:id="22438"/>
+      <w:bookmarkStart w:id="22438" w:name="LLR-EXT-023-02"/>
       <w:r>
         <w:t xml:space="preserve">LLR-EXT-023-02: Missing Model Paths Fail Fast</w:t>
       </w:r>
@@ -14771,7 +14771,7 @@
         <w:keepNext/>
         <w:outlineLvl w:val="0"/>
       </w:pPr>
-      <w:bookmarkStart w:name="LLR-EXT-024-01" w:id="52228"/>
+      <w:bookmarkStart w:id="52228" w:name="LLR-EXT-024-01"/>
       <w:r>
         <w:t xml:space="preserve">LLR-EXT-024-01: Data View Resolution</w:t>
       </w:r>
@@ -14851,7 +14851,7 @@
         <w:keepNext/>
         <w:outlineLvl w:val="0"/>
       </w:pPr>
-      <w:bookmarkStart w:name="LLR-EXT-024-02" w:id="52229"/>
+      <w:bookmarkStart w:id="52229" w:name="LLR-EXT-024-02"/>
       <w:r>
         <w:t xml:space="preserve">LLR-EXT-024-02: Sankey Data Injection</w:t>
       </w:r>
@@ -14946,7 +14946,7 @@
         <w:keepNext/>
         <w:outlineLvl w:val="0"/>
       </w:pPr>
-      <w:bookmarkStart w:name="LLR-EXT-024-03" w:id="52230"/>
+      <w:bookmarkStart w:id="52230" w:name="LLR-EXT-024-03"/>
       <w:r>
         <w:t xml:space="preserve">LLR-EXT-024-03: Unsupported View Data</w:t>
       </w:r>
@@ -15011,7 +15011,7 @@
         <w:keepNext/>
         <w:outlineLvl w:val="0"/>
       </w:pPr>
-      <w:bookmarkStart w:name="LLR-094" w:id="12497"/>
+      <w:bookmarkStart w:id="12497" w:name="LLR-094"/>
       <w:r>
         <w:t xml:space="preserve">LLR-094: Phase Hook Registration</w:t>
       </w:r>
@@ -15091,7 +15091,7 @@
         <w:keepNext/>
         <w:outlineLvl w:val="0"/>
       </w:pPr>
-      <w:bookmarkStart w:name="LLR-095" w:id="12498"/>
+      <w:bookmarkStart w:id="12498" w:name="LLR-095"/>
       <w:r>
         <w:t xml:space="preserve">LLR-095: Data View Discovery</w:t>
       </w:r>
@@ -15168,7 +15168,7 @@
         <w:keepNext/>
         <w:outlineLvl w:val="0"/>
       </w:pPr>
-      <w:bookmarkStart w:name="LLR-096" w:id="12499"/>
+      <w:bookmarkStart w:id="12499" w:name="LLR-096"/>
       <w:r>
         <w:t xml:space="preserve">LLR-096: Hook Index Lookup</w:t>
       </w:r>
@@ -15248,7 +15248,7 @@
         <w:keepNext/>
         <w:outlineLvl w:val="0"/>
       </w:pPr>
-      <w:bookmarkStart w:name="DD-CORE-006" w:id="42774"/>
+      <w:bookmarkStart w:id="42774" w:name="DD-CORE-006"/>
       <w:r>
         <w:t xml:space="preserve">DD-CORE-006: Lua Type System with Inheritance</w:t>
       </w:r>
@@ -15313,7 +15313,7 @@
         <w:keepNext/>
         <w:outlineLvl w:val="0"/>
       </w:pPr>
-      <w:bookmarkStart w:name="FD-003" w:id="28261"/>
+      <w:bookmarkStart w:id="28261" w:name="FD-003"/>
       <w:r>
         <w:t xml:space="preserve">FD-003: SpecIR Persistence and Cache Coherency</w:t>
       </w:r>
@@ -16508,12 +16508,12 @@
     </w:p>
     <w:p>
       <w:pPr>
-        <w:spacing w:before="0" w:lineRule="exact" w:after="0" w:line="20"/>
+        <w:spacing w:lineRule="exact" w:line="20" w:after="0" w:before="0"/>
         <w:rPr>
           <w:sz w:val="2"/>
         </w:rPr>
       </w:pPr>
-      <w:bookmarkStart w:name="FD-003-puml-fd-003-storage" w:id="32883"/>
+      <w:bookmarkStart w:id="32883" w:name="FD-003-puml-fd-003-storage"/>
       <w:bookmarkEnd w:id="32883"/>
     </w:p>
     <w:p>
@@ -16621,7 +16621,7 @@
         <w:keepNext/>
         <w:outlineLvl w:val="0"/>
       </w:pPr>
-      <w:bookmarkStart w:name="LLR-DB-007-01" w:id="59372"/>
+      <w:bookmarkStart w:id="59372" w:name="LLR-DB-007-01"/>
       <w:r>
         <w:t xml:space="preserve">LLR-DB-007-01: DataManager Rollback Cancels Staged Inserts</w:t>
       </w:r>
@@ -16716,7 +16716,7 @@
         <w:keepNext/>
         <w:outlineLvl w:val="0"/>
       </w:pPr>
-      <w:bookmarkStart w:name="LLR-DB-007-02" w:id="59373"/>
+      <w:bookmarkStart w:id="59373" w:name="LLR-DB-007-02"/>
       <w:r>
         <w:t xml:space="preserve">LLR-DB-007-02: DataManager CRUD Facade Persists Canonical IR Rows</w:t>
       </w:r>
@@ -16892,7 +16892,7 @@
         <w:keepNext/>
         <w:outlineLvl w:val="0"/>
       </w:pPr>
-      <w:bookmarkStart w:name="LLR-DB-008-01" w:id="89163"/>
+      <w:bookmarkStart w:id="89163" w:name="LLR-DB-008-01"/>
       <w:r>
         <w:t xml:space="preserve">LLR-DB-008-01: Attribute Casting Persists Typed Columns For Valid Pending Rows</w:t>
       </w:r>
@@ -17032,7 +17032,7 @@
         <w:keepNext/>
         <w:outlineLvl w:val="0"/>
       </w:pPr>
-      <w:bookmarkStart w:name="LLR-047" w:id="12345"/>
+      <w:bookmarkStart w:id="12345" w:name="LLR-047"/>
       <w:r>
         <w:t xml:space="preserve">LLR-047: Build Cache Clean on Hash Match</w:t>
       </w:r>
@@ -17176,7 +17176,7 @@
         <w:keepNext/>
         <w:outlineLvl w:val="0"/>
       </w:pPr>
-      <w:bookmarkStart w:name="LLR-048" w:id="12346"/>
+      <w:bookmarkStart w:id="12346" w:name="LLR-048"/>
       <w:r>
         <w:t xml:space="preserve">LLR-048: Build Cache Dirty on Missing Entry</w:t>
       </w:r>
@@ -17302,7 +17302,7 @@
         <w:keepNext/>
         <w:outlineLvl w:val="0"/>
       </w:pPr>
-      <w:bookmarkStart w:name="LLR-049" w:id="12347"/>
+      <w:bookmarkStart w:id="12347" w:name="LLR-049"/>
       <w:r>
         <w:t xml:space="preserve">LLR-049: Output Cache Stale on Hash Mismatch</w:t>
       </w:r>
@@ -17437,7 +17437,7 @@
         <w:keepNext/>
         <w:outlineLvl w:val="0"/>
       </w:pPr>
-      <w:bookmarkStart w:name="LLR-050" w:id="12369"/>
+      <w:bookmarkStart w:id="12369" w:name="LLR-050"/>
       <w:r>
         <w:t xml:space="preserve">LLR-050: Output Cache Stale on Missing File</w:t>
       </w:r>
@@ -17543,7 +17543,7 @@
         <w:keepNext/>
         <w:outlineLvl w:val="0"/>
       </w:pPr>
-      <w:bookmarkStart w:name="LLR-051" w:id="12370"/>
+      <w:bookmarkStart w:id="12370" w:name="LLR-051"/>
       <w:r>
         <w:t xml:space="preserve">LLR-051: Include-Aware Dirty Check</w:t>
       </w:r>
@@ -17684,7 +17684,7 @@
         <w:keepNext/>
         <w:outlineLvl w:val="0"/>
       </w:pPr>
-      <w:bookmarkStart w:name="LLR-052" w:id="12371"/>
+      <w:bookmarkStart w:id="12371" w:name="LLR-052"/>
       <w:r>
         <w:t xml:space="preserve">LLR-052: Build Graph Refresh After Build</w:t>
       </w:r>
@@ -17830,7 +17830,7 @@
         <w:keepNext/>
         <w:outlineLvl w:val="0"/>
       </w:pPr>
-      <w:bookmarkStart w:name="LLR-053" w:id="12372"/>
+      <w:bookmarkStart w:id="12372" w:name="LLR-053"/>
       <w:r>
         <w:t xml:space="preserve">LLR-053: EAV Pivot View Naming</w:t>
       </w:r>
@@ -17976,7 +17976,7 @@
         <w:keepNext/>
         <w:outlineLvl w:val="0"/>
       </w:pPr>
-      <w:bookmarkStart w:name="LLR-054" w:id="12373"/>
+      <w:bookmarkStart w:id="12373" w:name="LLR-054"/>
       <w:r>
         <w:t xml:space="preserve">LLR-054: No Pivot View for Composites</w:t>
       </w:r>
@@ -18090,7 +18090,7 @@
         <w:keepNext/>
         <w:outlineLvl w:val="0"/>
       </w:pPr>
-      <w:bookmarkStart w:name="DD-CORE-007" w:id="42775"/>
+      <w:bookmarkStart w:id="42775" w:name="DD-CORE-007"/>
       <w:r>
         <w:t xml:space="preserve">DD-CORE-007: Content-Addressed Build Caching</w:t>
       </w:r>
@@ -18286,7 +18286,7 @@
         <w:keepNext/>
         <w:outlineLvl w:val="0"/>
       </w:pPr>
-      <w:bookmarkStart w:name="DD-DB-002" w:id="94097"/>
+      <w:bookmarkStart w:id="94097" w:name="DD-DB-002"/>
       <w:r>
         <w:t xml:space="preserve">DD-DB-002: Dynamic SQL View Generation for EAV Pivots</w:t>
       </w:r>
@@ -18408,7 +18408,7 @@
         <w:keepNext/>
         <w:outlineLvl w:val="0"/>
       </w:pPr>
-      <w:bookmarkStart w:name="FD-004" w:id="28262"/>
+      <w:bookmarkStart w:id="28262" w:name="FD-004"/>
       <w:r>
         <w:t xml:space="preserve">FD-004: Multi-Format Publication</w:t>
       </w:r>
@@ -20321,12 +20321,12 @@
     </w:p>
     <w:p>
       <w:pPr>
-        <w:spacing w:before="0" w:lineRule="exact" w:after="0" w:line="20"/>
+        <w:spacing w:lineRule="exact" w:line="20" w:after="0" w:before="0"/>
         <w:rPr>
           <w:sz w:val="2"/>
         </w:rPr>
       </w:pPr>
-      <w:bookmarkStart w:name="FD-004-puml-fd-004-transform-emit" w:id="40092"/>
+      <w:bookmarkStart w:id="40092" w:name="FD-004-puml-fd-004-transform-emit"/>
       <w:bookmarkEnd w:id="40092"/>
     </w:p>
     <w:p>
@@ -20434,7 +20434,7 @@
         <w:keepNext/>
         <w:outlineLvl w:val="0"/>
       </w:pPr>
-      <w:bookmarkStart w:name="LLR-OUT-029-01" w:id="95570"/>
+      <w:bookmarkStart w:id="95570" w:name="LLR-OUT-029-01"/>
       <w:r>
         <w:t xml:space="preserve">LLR-OUT-029-01: DOCX Preset Loader Resolves, Merges, And Validates Preset Chains</w:t>
       </w:r>
@@ -20499,7 +20499,7 @@
         <w:keepNext/>
         <w:outlineLvl w:val="0"/>
       </w:pPr>
-      <w:bookmarkStart w:name="LLR-070" w:id="12431"/>
+      <w:bookmarkStart w:id="12431" w:name="LLR-070"/>
       <w:r>
         <w:t xml:space="preserve">LLR-070: Assembler Queries by File Sequence</w:t>
       </w:r>
@@ -20625,7 +20625,7 @@
         <w:keepNext/>
         <w:outlineLvl w:val="0"/>
       </w:pPr>
-      <w:bookmarkStart w:name="LLR-071" w:id="12432"/>
+      <w:bookmarkStart w:id="12432" w:name="LLR-071"/>
       <w:r>
         <w:t xml:space="preserve">LLR-071: Include Header Level Adjustment</w:t>
       </w:r>
@@ -20722,7 +20722,7 @@
         <w:keepNext/>
         <w:outlineLvl w:val="0"/>
       </w:pPr>
-      <w:bookmarkStart w:name="LLR-072" w:id="12433"/>
+      <w:bookmarkStart w:id="12433" w:name="LLR-072"/>
       <w:r>
         <w:t xml:space="preserve">LLR-072: Float and View Placeholder Insertion</w:t>
       </w:r>
@@ -20867,7 +20867,7 @@
         <w:keepNext/>
         <w:outlineLvl w:val="0"/>
       </w:pPr>
-      <w:bookmarkStart w:name="LLR-073" w:id="12434"/>
+      <w:bookmarkStart w:id="12434" w:name="LLR-073"/>
       <w:r>
         <w:t xml:space="preserve">LLR-073: Float Placeholder Label Matching</w:t>
       </w:r>
@@ -21008,7 +21008,7 @@
         <w:keepNext/>
         <w:outlineLvl w:val="0"/>
       </w:pPr>
-      <w:bookmarkStart w:name="LLR-074" w:id="12435"/>
+      <w:bookmarkStart w:id="12435" w:name="LLR-074"/>
       <w:r>
         <w:t xml:space="preserve">LLR-074: Float Semantic Div Wrapping</w:t>
       </w:r>
@@ -21127,7 +21127,7 @@
         <w:keepNext/>
         <w:outlineLvl w:val="0"/>
       </w:pPr>
-      <w:bookmarkStart w:name="LLR-075" w:id="12436"/>
+      <w:bookmarkStart w:id="12436" w:name="LLR-075"/>
       <w:r>
         <w:t xml:space="preserve">LLR-075: Failed Float Error Placeholder</w:t>
       </w:r>
@@ -21272,7 +21272,7 @@
         <w:keepNext/>
         <w:outlineLvl w:val="0"/>
       </w:pPr>
-      <w:bookmarkStart w:name="LLR-076" w:id="12437"/>
+      <w:bookmarkStart w:id="12437" w:name="LLR-076"/>
       <w:r>
         <w:t xml:space="preserve">LLR-076: Monotonic Float Numbering</w:t>
       </w:r>
@@ -21423,7 +21423,7 @@
         <w:keepNext/>
         <w:outlineLvl w:val="0"/>
       </w:pPr>
-      <w:bookmarkStart w:name="LLR-077" w:id="12438"/>
+      <w:bookmarkStart w:id="12438" w:name="LLR-077"/>
       <w:r>
         <w:t xml:space="preserve">LLR-077: Shared Counter Group Numbering</w:t>
       </w:r>
@@ -21537,7 +21537,7 @@
         <w:keepNext/>
         <w:outlineLvl w:val="0"/>
       </w:pPr>
-      <w:bookmarkStart w:name="LLR-078" w:id="12439"/>
+      <w:bookmarkStart w:id="12439" w:name="LLR-078"/>
       <w:r>
         <w:t xml:space="preserve">LLR-078: Output Cache Skip</w:t>
       </w:r>
@@ -21657,7 +21657,7 @@
         <w:keepNext/>
         <w:outlineLvl w:val="0"/>
       </w:pPr>
-      <w:bookmarkStart w:name="LLR-079" w:id="12440"/>
+      <w:bookmarkStart w:id="12440" w:name="LLR-079"/>
       <w:r>
         <w:t xml:space="preserve">LLR-079: Intermediate JSON Cleanup</w:t>
       </w:r>
@@ -21739,7 +21739,7 @@
         <w:keepNext/>
         <w:outlineLvl w:val="0"/>
       </w:pPr>
-      <w:bookmarkStart w:name="LLR-080" w:id="12462"/>
+      <w:bookmarkStart w:id="12462" w:name="LLR-080"/>
       <w:r>
         <w:t xml:space="preserve">LLR-080: HTML5 Resource Embedding</w:t>
       </w:r>
@@ -21866,7 +21866,7 @@
         <w:keepNext/>
         <w:outlineLvl w:val="0"/>
       </w:pPr>
-      <w:bookmarkStart w:name="LLR-081" w:id="12463"/>
+      <w:bookmarkStart w:id="12463" w:name="LLR-081"/>
       <w:r>
         <w:t xml:space="preserve">LLR-081: HTML5 Search Index Bundling</w:t>
       </w:r>
@@ -21965,7 +21965,7 @@
         <w:keepNext/>
         <w:outlineLvl w:val="0"/>
       </w:pPr>
-      <w:bookmarkStart w:name="LLR-082" w:id="12464"/>
+      <w:bookmarkStart w:id="12464" w:name="LLR-082"/>
       <w:r>
         <w:t xml:space="preserve">LLR-082: FTS5 Table Creation with Porter Stemming</w:t>
       </w:r>
@@ -22109,7 +22109,7 @@
         <w:keepNext/>
         <w:outlineLvl w:val="0"/>
       </w:pPr>
-      <w:bookmarkStart w:name="LLR-083" w:id="12465"/>
+      <w:bookmarkStart w:id="12465" w:name="LLR-083"/>
       <w:r>
         <w:t xml:space="preserve">LLR-083: AST to Plain Text for FTS Indexing</w:t>
       </w:r>
@@ -22254,7 +22254,7 @@
         <w:keepNext/>
         <w:outlineLvl w:val="0"/>
       </w:pPr>
-      <w:bookmarkStart w:name="DD-INFRA-001" w:id="52200"/>
+      <w:bookmarkStart w:id="52200" w:name="DD-INFRA-001"/>
       <w:r>
         <w:t xml:space="preserve">DD-INFRA-001: NDJSON Logging</w:t>
       </w:r>
@@ -22377,7 +22377,7 @@
         <w:keepNext/>
         <w:outlineLvl w:val="0"/>
       </w:pPr>
-      <w:bookmarkStart w:name="DD-INFRA-002" w:id="52201"/>
+      <w:bookmarkStart w:id="52201" w:name="DD-INFRA-002"/>
       <w:r>
         <w:t xml:space="preserve">DD-INFRA-002: Parallel Task Execution</w:t>
       </w:r>
@@ -22453,7 +22453,7 @@
         <w:keepNext/>
         <w:outlineLvl w:val="0"/>
       </w:pPr>
-      <w:bookmarkStart w:name="DD-INFRA-003" w:id="52202"/>
+      <w:bookmarkStart w:id="52202" w:name="DD-INFRA-003"/>
       <w:r>
         <w:t xml:space="preserve">DD-INFRA-003: Preset-Based DOCX Styles</w:t>
       </w:r>
@@ -22541,7 +22541,7 @@
         <w:keepNext/>
         <w:outlineLvl w:val="0"/>
       </w:pPr>
-      <w:bookmarkStart w:name="DD-TOOLS-001" w:id="59763"/>
+      <w:bookmarkStart w:id="59763" w:name="DD-TOOLS-001"/>
       <w:r>
         <w:t xml:space="preserve">DD-TOOLS-001: Deno Runtime for External Tools</w:t>
       </w:r>
@@ -22667,7 +22667,7 @@
         <w:keepNext/>
         <w:outlineLvl w:val="0"/>
       </w:pPr>
-      <w:bookmarkStart w:name="DD-CORE-005" w:id="42773"/>
+      <w:bookmarkStart w:id="42773" w:name="DD-CORE-005"/>
       <w:r>
         <w:t xml:space="preserve">DD-CORE-005: Pandoc as Document Processing Engine</w:t>
       </w:r>
@@ -22834,7 +22834,7 @@
         <w:keepNext/>
         <w:outlineLvl w:val="0"/>
       </w:pPr>
-      <w:bookmarkStart w:name="FD-005" w:id="28263"/>
+      <w:bookmarkStart w:id="28263" w:name="FD-005"/>
       <w:r>
         <w:t xml:space="preserve">FD-005: Type System and Domain Model Definition</w:t>
       </w:r>
@@ -24135,12 +24135,12 @@
     </w:p>
     <w:p>
       <w:pPr>
-        <w:spacing w:before="0" w:lineRule="exact" w:after="0" w:line="20"/>
+        <w:spacing w:lineRule="exact" w:line="20" w:after="0" w:before="0"/>
         <w:rPr>
           <w:sz w:val="2"/>
         </w:rPr>
       </w:pPr>
-      <w:bookmarkStart w:name="FD-005-puml-fd-005-model" w:id="84709"/>
+      <w:bookmarkStart w:id="84709" w:name="FD-005-puml-fd-005-model"/>
       <w:bookmarkEnd w:id="84709"/>
     </w:p>
     <w:p>
@@ -24509,7 +24509,7 @@
         <w:keepNext/>
         <w:outlineLvl w:val="0"/>
       </w:pPr>
-      <w:bookmarkStart w:name="LLR-055" w:id="12374"/>
+      <w:bookmarkStart w:id="12374" w:name="LLR-055"/>
       <w:r>
         <w:t xml:space="preserve">LLR-055: Specification Identifier from Filename</w:t>
       </w:r>
@@ -24617,7 +24617,7 @@
         <w:keepNext/>
         <w:outlineLvl w:val="0"/>
       </w:pPr>
-      <w:bookmarkStart w:name="LLR-056" w:id="12375"/>
+      <w:bookmarkStart w:id="12375" w:name="LLR-056"/>
       <w:r>
         <w:t xml:space="preserve">LLR-056: Unknown Specification Type Fallback</w:t>
       </w:r>
@@ -24759,7 +24759,7 @@
         <w:keepNext/>
         <w:outlineLvl w:val="0"/>
       </w:pPr>
-      <w:bookmarkStart w:name="LLR-057" w:id="12376"/>
+      <w:bookmarkStart w:id="12376" w:name="LLR-057"/>
       <w:r>
         <w:t xml:space="preserve">LLR-057: Spec Object Content-Addressable ID</w:t>
       </w:r>
@@ -24884,7 +24884,7 @@
         <w:keepNext/>
         <w:outlineLvl w:val="0"/>
       </w:pPr>
-      <w:bookmarkStart w:name="LLR-058" w:id="12377"/>
+      <w:bookmarkStart w:id="12377" w:name="LLR-058"/>
       <w:r>
         <w:t xml:space="preserve">LLR-058: Spec Object Type Resolution Order</w:t>
       </w:r>
@@ -25032,7 +25032,7 @@
         <w:keepNext/>
         <w:outlineLvl w:val="0"/>
       </w:pPr>
-      <w:bookmarkStart w:name="LLR-059" w:id="12378"/>
+      <w:bookmarkStart w:id="12378" w:name="LLR-059"/>
       <w:r>
         <w:t xml:space="preserve">LLR-059: Spec Object Label Format</w:t>
       </w:r>
@@ -25173,7 +25173,7 @@
         <w:keepNext/>
         <w:outlineLvl w:val="0"/>
       </w:pPr>
-      <w:bookmarkStart w:name="LLR-060" w:id="12400"/>
+      <w:bookmarkStart w:id="12400" w:name="LLR-060"/>
       <w:r>
         <w:t xml:space="preserve">LLR-060: Float Short Identifier Format</w:t>
       </w:r>
@@ -25313,7 +25313,7 @@
         <w:keepNext/>
         <w:outlineLvl w:val="0"/>
       </w:pPr>
-      <w:bookmarkStart w:name="LLR-061" w:id="12401"/>
+      <w:bookmarkStart w:id="12401" w:name="LLR-061"/>
       <w:r>
         <w:t xml:space="preserve">LLR-061: Float Type Alias Resolution</w:t>
       </w:r>
@@ -25486,7 +25486,7 @@
         <w:keepNext/>
         <w:outlineLvl w:val="0"/>
       </w:pPr>
-      <w:bookmarkStart w:name="LLR-062" w:id="12402"/>
+      <w:bookmarkStart w:id="12402" w:name="LLR-062"/>
       <w:r>
         <w:t xml:space="preserve">LLR-062: External Render Delegation</w:t>
       </w:r>
@@ -25626,7 +25626,7 @@
         <w:keepNext/>
         <w:outlineLvl w:val="0"/>
       </w:pPr>
-      <w:bookmarkStart w:name="LLR-063" w:id="12403"/>
+      <w:bookmarkStart w:id="12403" w:name="LLR-063"/>
       <w:r>
         <w:t xml:space="preserve">LLR-063: Inline View Syntax</w:t>
       </w:r>
@@ -25767,7 +25767,7 @@
         <w:keepNext/>
         <w:outlineLvl w:val="0"/>
       </w:pPr>
-      <w:bookmarkStart w:name="LLR-064" w:id="12404"/>
+      <w:bookmarkStart w:id="12404" w:name="LLR-064"/>
       <w:r>
         <w:t xml:space="preserve">LLR-064: PID and Label Selector Resolution</w:t>
       </w:r>
@@ -25951,7 +25951,7 @@
         <w:keepNext/>
         <w:outlineLvl w:val="0"/>
       </w:pPr>
-      <w:bookmarkStart w:name="LLR-065" w:id="12405"/>
+      <w:bookmarkStart w:id="12405" w:name="LLR-065"/>
       <w:r>
         <w:t xml:space="preserve">LLR-065: Default Relation Type Selection</w:t>
       </w:r>
@@ -26092,7 +26092,7 @@
         <w:keepNext/>
         <w:outlineLvl w:val="0"/>
       </w:pPr>
-      <w:bookmarkStart w:name="LLR-066" w:id="12406"/>
+      <w:bookmarkStart w:id="12406" w:name="LLR-066"/>
       <w:r>
         <w:t xml:space="preserve">LLR-066: ENUM Attribute Resolution</w:t>
       </w:r>
@@ -26221,7 +26221,7 @@
         <w:keepNext/>
         <w:outlineLvl w:val="0"/>
       </w:pPr>
-      <w:bookmarkStart w:name="LLR-067" w:id="12407"/>
+      <w:bookmarkStart w:id="12407" w:name="LLR-067"/>
       <w:r>
         <w:t xml:space="preserve">LLR-067: XHTML AST Preservation</w:t>
       </w:r>
@@ -26352,7 +26352,7 @@
         <w:keepNext/>
         <w:outlineLvl w:val="0"/>
       </w:pPr>
-      <w:bookmarkStart w:name="LLR-068" w:id="12408"/>
+      <w:bookmarkStart w:id="12408" w:name="LLR-068"/>
       <w:r>
         <w:t xml:space="preserve">LLR-068: Analyze Query Registration</w:t>
       </w:r>
@@ -26500,7 +26500,7 @@
         <w:keepNext/>
         <w:outlineLvl w:val="0"/>
       </w:pPr>
-      <w:bookmarkStart w:name="LLR-069" w:id="12409"/>
+      <w:bookmarkStart w:id="12409" w:name="LLR-069"/>
       <w:r>
         <w:t xml:space="preserve">LLR-069: Validation Policy Severity Resolution</w:t>
       </w:r>
@@ -26658,7 +26658,7 @@
         <w:keepNext/>
         <w:outlineLvl w:val="0"/>
       </w:pPr>
-      <w:bookmarkStart w:name="DD-MODEL-001" w:id="88481"/>
+      <w:bookmarkStart w:id="88481" w:name="DD-MODEL-001"/>
       <w:r>
         <w:t xml:space="preserve">DD-MODEL-001: Layered Model Extension with Override Semantics</w:t>
       </w:r>
@@ -26789,7 +26789,7 @@
         <w:keepNext/>
         <w:outlineLvl w:val="0"/>
       </w:pPr>
-      <w:bookmarkStart w:name="FD-006" w:id="28264"/>
+      <w:bookmarkStart w:id="28264" w:name="FD-006"/>
       <w:r>
         <w:t xml:space="preserve">FD-006: Audit and Integrity</w:t>
       </w:r>
@@ -27441,12 +27441,12 @@
     </w:p>
     <w:p>
       <w:pPr>
-        <w:spacing w:before="0" w:lineRule="exact" w:after="0" w:line="20"/>
+        <w:spacing w:lineRule="exact" w:line="20" w:after="0" w:before="0"/>
         <w:rPr>
           <w:sz w:val="2"/>
         </w:rPr>
       </w:pPr>
-      <w:bookmarkStart w:name="FD-006-csv-tbl-verification-spec" w:id="65138"/>
+      <w:bookmarkStart w:id="65138" w:name="FD-006-csv-tbl-verification-spec"/>
       <w:bookmarkEnd w:id="65138"/>
     </w:p>
     <w:p>
@@ -27626,12 +27626,12 @@
     </w:p>
     <w:p>
       <w:pPr>
-        <w:spacing w:before="0" w:lineRule="exact" w:after="0" w:line="20"/>
+        <w:spacing w:lineRule="exact" w:line="20" w:after="0" w:before="0"/>
         <w:rPr>
           <w:sz w:val="2"/>
         </w:rPr>
       </w:pPr>
-      <w:bookmarkStart w:name="FD-006-csv-tbl-verification-object" w:id="4822"/>
+      <w:bookmarkStart w:id="4822" w:name="FD-006-csv-tbl-verification-object"/>
       <w:bookmarkEnd w:id="4822"/>
     </w:p>
     <w:p>
@@ -28016,12 +28016,12 @@
     </w:p>
     <w:p>
       <w:pPr>
-        <w:spacing w:before="0" w:lineRule="exact" w:after="0" w:line="20"/>
+        <w:spacing w:lineRule="exact" w:line="20" w:after="0" w:before="0"/>
         <w:rPr>
           <w:sz w:val="2"/>
         </w:rPr>
       </w:pPr>
-      <w:bookmarkStart w:name="FD-006-csv-tbl-verification-float" w:id="3975"/>
+      <w:bookmarkStart w:id="3975" w:name="FD-006-csv-tbl-verification-float"/>
       <w:bookmarkEnd w:id="3975"/>
     </w:p>
     <w:p>
@@ -28283,12 +28283,12 @@
     </w:p>
     <w:p>
       <w:pPr>
-        <w:spacing w:before="0" w:lineRule="exact" w:after="0" w:line="20"/>
+        <w:spacing w:lineRule="exact" w:line="20" w:after="0" w:before="0"/>
         <w:rPr>
           <w:sz w:val="2"/>
         </w:rPr>
       </w:pPr>
-      <w:bookmarkStart w:name="FD-006-csv-tbl-verification-relation" w:id="50003"/>
+      <w:bookmarkStart w:id="50003" w:name="FD-006-csv-tbl-verification-relation"/>
       <w:bookmarkEnd w:id="50003"/>
     </w:p>
     <w:p>
@@ -29064,12 +29064,12 @@
     </w:p>
     <w:p>
       <w:pPr>
-        <w:spacing w:before="0" w:lineRule="exact" w:after="0" w:line="20"/>
+        <w:spacing w:lineRule="exact" w:line="20" w:after="0" w:before="0"/>
         <w:rPr>
           <w:sz w:val="2"/>
         </w:rPr>
       </w:pPr>
-      <w:bookmarkStart w:name="FD-006-puml-fd-006-audit" w:id="55257"/>
+      <w:bookmarkStart w:id="55257" w:name="FD-006-puml-fd-006-audit"/>
       <w:bookmarkEnd w:id="55257"/>
     </w:p>
     <w:p>
@@ -29177,7 +29177,7 @@
         <w:keepNext/>
         <w:outlineLvl w:val="0"/>
       </w:pPr>
-      <w:bookmarkStart w:name="LLR-084" w:id="12466"/>
+      <w:bookmarkStart w:id="12466" w:name="LLR-084"/>
       <w:r>
         <w:t xml:space="preserve">LLR-084: Deferred Hash Update on Success</w:t>
       </w:r>
@@ -29319,7 +29319,7 @@
         <w:keepNext/>
         <w:outlineLvl w:val="0"/>
       </w:pPr>
-      <w:bookmarkStart w:name="LLR-085" w:id="12467"/>
+      <w:bookmarkStart w:id="12467" w:name="LLR-085"/>
       <w:r>
         <w:t xml:space="preserve">LLR-085: Cache Hit Skips Pipeline</w:t>
       </w:r>
@@ -29452,7 +29452,7 @@
         <w:keepNext/>
         <w:outlineLvl w:val="0"/>
       </w:pPr>
-      <w:bookmarkStart w:name="LLR-086" w:id="12468"/>
+      <w:bookmarkStart w:id="12468" w:name="LLR-086"/>
       <w:r>
         <w:t xml:space="preserve">LLR-086: Include Dependencies Recorded in Build Graph</w:t>
       </w:r>
@@ -29610,7 +29610,7 @@
         <w:keepNext/>
         <w:outlineLvl w:val="0"/>
       </w:pPr>
-      <w:bookmarkStart w:name="LLR-087" w:id="12469"/>
+      <w:bookmarkStart w:id="12469" w:name="LLR-087"/>
       <w:r>
         <w:t xml:space="preserve">LLR-087: Circular Include Error Before Expansion</w:t>
       </w:r>
@@ -29704,7 +29704,7 @@
         <w:keepNext/>
         <w:outlineLvl w:val="0"/>
       </w:pPr>
-      <w:bookmarkStart w:name="LLR-088" w:id="12470"/>
+      <w:bookmarkStart w:id="12470" w:name="LLR-088"/>
       <w:r>
         <w:t xml:space="preserve">LLR-088: Diagnostic Record Structure</w:t>
       </w:r>
@@ -29907,7 +29907,7 @@
         <w:keepNext/>
         <w:outlineLvl w:val="0"/>
       </w:pPr>
-      <w:bookmarkStart w:name="LLR-089" w:id="12471"/>
+      <w:bookmarkStart w:id="12471" w:name="LLR-089"/>
       <w:r>
         <w:t xml:space="preserve">LLR-089: Diagnostic Code Domain Prefix Format</w:t>
       </w:r>
@@ -30027,7 +30027,7 @@
         <w:keepNext/>
         <w:outlineLvl w:val="0"/>
       </w:pPr>
-      <w:bookmarkStart w:name="LLR-090" w:id="12493"/>
+      <w:bookmarkStart w:id="12493" w:name="LLR-090"/>
       <w:r>
         <w:t xml:space="preserve">LLR-090: NDJSON Log Output Format</w:t>
       </w:r>
@@ -30168,7 +30168,7 @@
         <w:keepNext/>
         <w:outlineLvl w:val="0"/>
       </w:pPr>
-      <w:bookmarkStart w:name="LLR-091" w:id="12494"/>
+      <w:bookmarkStart w:id="12494" w:name="LLR-091"/>
       <w:r>
         <w:t xml:space="preserve">LLR-091: NO_COLOR Compliance</w:t>
       </w:r>
@@ -30271,7 +30271,7 @@
         <w:keepNext/>
         <w:outlineLvl w:val="0"/>
       </w:pPr>
-      <w:bookmarkStart w:name="LLR-092" w:id="12495"/>
+      <w:bookmarkStart w:id="12495" w:name="LLR-092"/>
       <w:r>
         <w:t xml:space="preserve">LLR-092: Deterministic Float Numbering by File Sequence</w:t>
       </w:r>
@@ -30379,7 +30379,7 @@
         <w:keepNext/>
         <w:outlineLvl w:val="0"/>
       </w:pPr>
-      <w:bookmarkStart w:name="LLR-093" w:id="12496"/>
+      <w:bookmarkStart w:id="12496" w:name="LLR-093"/>
       <w:r>
         <w:t xml:space="preserve">LLR-093: Hash-Only Cache Invalidation</w:t>
       </w:r>
@@ -30488,7 +30488,7 @@
         <w:keepNext/>
         <w:outlineLvl w:val="0"/>
       </w:pPr>
-      <w:bookmarkStart w:name="FD-007" w:id="28265"/>
+      <w:bookmarkStart w:id="28265" w:name="FD-007"/>
       <w:r>
         <w:t xml:space="preserve">FD-007: Software Documentation Domain Model</w:t>
       </w:r>
@@ -31893,12 +31893,12 @@
     </w:p>
     <w:p>
       <w:pPr>
-        <w:spacing w:before="0" w:lineRule="exact" w:after="0" w:line="20"/>
+        <w:spacing w:lineRule="exact" w:line="20" w:after="0" w:before="0"/>
         <w:rPr>
           <w:sz w:val="2"/>
         </w:rPr>
       </w:pPr>
-      <w:bookmarkStart w:name="FD-007-puml-fd-007-sw-docs" w:id="20388"/>
+      <w:bookmarkStart w:id="20388" w:name="FD-007-puml-fd-007-sw-docs"/>
       <w:bookmarkEnd w:id="20388"/>
     </w:p>
     <w:p>
@@ -32111,7 +32111,7 @@
         <w:keepNext/>
         <w:outlineLvl w:val="0"/>
       </w:pPr>
-      <w:bookmarkStart w:name="CSC-001" w:id="30328"/>
+      <w:bookmarkStart w:id="30328" w:name="CSC-001"/>
       <w:r>
         <w:t xml:space="preserve">CSC-001: Core Runtime</w:t>
       </w:r>
@@ -32183,7 +32183,7 @@
         <w:keepNext/>
         <w:outlineLvl w:val="0"/>
       </w:pPr>
-      <w:bookmarkStart w:name="CSU-001" w:id="53706"/>
+      <w:bookmarkStart w:id="53706" w:name="CSU-001"/>
       <w:r>
         <w:t xml:space="preserve">CSU-001: Pandoc Filter Entry Point</w:t>
       </w:r>
@@ -32280,7 +32280,7 @@
         <w:keepNext/>
         <w:outlineLvl w:val="0"/>
       </w:pPr>
-      <w:bookmarkStart w:name="CSU-002" w:id="53707"/>
+      <w:bookmarkStart w:id="53707" w:name="CSU-002"/>
       <w:r>
         <w:t xml:space="preserve">CSU-002: Configuration Parser</w:t>
       </w:r>
@@ -32377,7 +32377,7 @@
         <w:keepNext/>
         <w:outlineLvl w:val="0"/>
       </w:pPr>
-      <w:bookmarkStart w:name="CSU-003" w:id="53708"/>
+      <w:bookmarkStart w:id="53708" w:name="CSU-003"/>
       <w:r>
         <w:t xml:space="preserve">CSU-003: Data Loader</w:t>
       </w:r>
@@ -32474,7 +32474,7 @@
         <w:keepNext/>
         <w:outlineLvl w:val="0"/>
       </w:pPr>
-      <w:bookmarkStart w:name="CSU-004" w:id="53709"/>
+      <w:bookmarkStart w:id="53709" w:name="CSU-004"/>
       <w:r>
         <w:t xml:space="preserve">CSU-004: Diagnostics Collector</w:t>
       </w:r>
@@ -32571,7 +32571,7 @@
         <w:keepNext/>
         <w:outlineLvl w:val="0"/>
       </w:pPr>
-      <w:bookmarkStart w:name="CSU-005" w:id="53710"/>
+      <w:bookmarkStart w:id="53710" w:name="CSU-005"/>
       <w:r>
         <w:t xml:space="preserve">CSU-005: Build Engine</w:t>
       </w:r>
@@ -33078,7 +33078,7 @@
         <w:keepNext/>
         <w:outlineLvl w:val="0"/>
       </w:pPr>
-      <w:bookmarkStart w:name="CSU-006" w:id="53711"/>
+      <w:bookmarkStart w:id="53711" w:name="CSU-006"/>
       <w:r>
         <w:t xml:space="preserve">CSU-006: Pipeline Orchestrator</w:t>
       </w:r>
@@ -33175,7 +33175,7 @@
         <w:keepNext/>
         <w:outlineLvl w:val="0"/>
       </w:pPr>
-      <w:bookmarkStart w:name="CSU-007" w:id="53712"/>
+      <w:bookmarkStart w:id="53712" w:name="CSU-007"/>
       <w:r>
         <w:t xml:space="preserve">CSU-007: Analyze Query Loader</w:t>
       </w:r>
@@ -33272,7 +33272,7 @@
         <w:keepNext/>
         <w:outlineLvl w:val="0"/>
       </w:pPr>
-      <w:bookmarkStart w:name="CSU-008" w:id="53713"/>
+      <w:bookmarkStart w:id="53713" w:name="CSU-008"/>
       <w:r>
         <w:t xml:space="preserve">CSU-008: Type Loader</w:t>
       </w:r>
@@ -33369,7 +33369,7 @@
         <w:keepNext/>
         <w:outlineLvl w:val="0"/>
       </w:pPr>
-      <w:bookmarkStart w:name="CSU-009" w:id="53714"/>
+      <w:bookmarkStart w:id="53714" w:name="CSU-009"/>
       <w:r>
         <w:t xml:space="preserve">CSU-009: Validation Policy</w:t>
       </w:r>
@@ -33476,7 +33476,7 @@
         <w:keepNext/>
         <w:outlineLvl w:val="0"/>
       </w:pPr>
-      <w:bookmarkStart w:name="CSC-002" w:id="30329"/>
+      <w:bookmarkStart w:id="30329" w:name="CSC-002"/>
       <w:r>
         <w:t xml:space="preserve">CSC-002: Database Persistence</w:t>
       </w:r>
@@ -33548,7 +33548,7 @@
         <w:keepNext/>
         <w:outlineLvl w:val="0"/>
       </w:pPr>
-      <w:bookmarkStart w:name="CSU-010" w:id="53736"/>
+      <w:bookmarkStart w:id="53736" w:name="CSU-010"/>
       <w:r>
         <w:t xml:space="preserve">CSU-010: Build Cache</w:t>
       </w:r>
@@ -33645,7 +33645,7 @@
         <w:keepNext/>
         <w:outlineLvl w:val="0"/>
       </w:pPr>
-      <w:bookmarkStart w:name="CSU-011" w:id="53737"/>
+      <w:bookmarkStart w:id="53737" w:name="CSU-011"/>
       <w:r>
         <w:t xml:space="preserve">CSU-011: Database Handler</w:t>
       </w:r>
@@ -33742,7 +33742,7 @@
         <w:keepNext/>
         <w:outlineLvl w:val="0"/>
       </w:pPr>
-      <w:bookmarkStart w:name="CSU-012" w:id="53738"/>
+      <w:bookmarkStart w:id="53738" w:name="CSU-012"/>
       <w:r>
         <w:t xml:space="preserve">CSU-012: Data Manager</w:t>
       </w:r>
@@ -33839,7 +33839,7 @@
         <w:keepNext/>
         <w:outlineLvl w:val="0"/>
       </w:pPr>
-      <w:bookmarkStart w:name="CSU-013" w:id="53739"/>
+      <w:bookmarkStart w:id="53739" w:name="CSU-013"/>
       <w:r>
         <w:t xml:space="preserve">CSU-013: Output Cache</w:t>
       </w:r>
@@ -33936,7 +33936,7 @@
         <w:keepNext/>
         <w:outlineLvl w:val="0"/>
       </w:pPr>
-      <w:bookmarkStart w:name="CSU-014" w:id="53740"/>
+      <w:bookmarkStart w:id="53740" w:name="CSU-014"/>
       <w:r>
         <w:t xml:space="preserve">CSU-014: Analyze Query Definitions</w:t>
       </w:r>
@@ -34042,7 +34042,7 @@
         <w:keepNext/>
         <w:outlineLvl w:val="0"/>
       </w:pPr>
-      <w:bookmarkStart w:name="CSC-005" w:id="30332"/>
+      <w:bookmarkStart w:id="30332" w:name="CSC-005"/>
       <w:r>
         <w:t xml:space="preserve">CSC-005: DB Queries</w:t>
       </w:r>
@@ -34114,7 +34114,7 @@
         <w:keepNext/>
         <w:outlineLvl w:val="0"/>
       </w:pPr>
-      <w:bookmarkStart w:name="CSU-015" w:id="53741"/>
+      <w:bookmarkStart w:id="53741" w:name="CSU-015"/>
       <w:r>
         <w:t xml:space="preserve">CSU-015: Build Queries</w:t>
       </w:r>
@@ -34211,7 +34211,7 @@
         <w:keepNext/>
         <w:outlineLvl w:val="0"/>
       </w:pPr>
-      <w:bookmarkStart w:name="CSU-016" w:id="53742"/>
+      <w:bookmarkStart w:id="53742" w:name="CSU-016"/>
       <w:r>
         <w:t xml:space="preserve">CSU-016: Content Queries</w:t>
       </w:r>
@@ -34308,7 +34308,7 @@
         <w:keepNext/>
         <w:outlineLvl w:val="0"/>
       </w:pPr>
-      <w:bookmarkStart w:name="CSU-017" w:id="53743"/>
+      <w:bookmarkStart w:id="53743" w:name="CSU-017"/>
       <w:r>
         <w:t xml:space="preserve">CSU-017: Query Aggregator</w:t>
       </w:r>
@@ -34405,7 +34405,7 @@
         <w:keepNext/>
         <w:outlineLvl w:val="0"/>
       </w:pPr>
-      <w:bookmarkStart w:name="CSU-018" w:id="53744"/>
+      <w:bookmarkStart w:id="53744" w:name="CSU-018"/>
       <w:r>
         <w:t xml:space="preserve">CSU-018: Resolution Queries</w:t>
       </w:r>
@@ -34502,7 +34502,7 @@
         <w:keepNext/>
         <w:outlineLvl w:val="0"/>
       </w:pPr>
-      <w:bookmarkStart w:name="CSU-019" w:id="53745"/>
+      <w:bookmarkStart w:id="53745" w:name="CSU-019"/>
       <w:r>
         <w:t xml:space="preserve">CSU-019: Search Queries</w:t>
       </w:r>
@@ -34599,7 +34599,7 @@
         <w:keepNext/>
         <w:outlineLvl w:val="0"/>
       </w:pPr>
-      <w:bookmarkStart w:name="CSU-020" w:id="53767"/>
+      <w:bookmarkStart w:id="53767" w:name="CSU-020"/>
       <w:r>
         <w:t xml:space="preserve">CSU-020: Type Queries</w:t>
       </w:r>
@@ -34706,7 +34706,7 @@
         <w:keepNext/>
         <w:outlineLvl w:val="0"/>
       </w:pPr>
-      <w:bookmarkStart w:name="CSC-006" w:id="30333"/>
+      <w:bookmarkStart w:id="30333" w:name="CSC-006"/>
       <w:r>
         <w:t xml:space="preserve">CSC-006: DB Schema</w:t>
       </w:r>
@@ -34778,7 +34778,7 @@
         <w:keepNext/>
         <w:outlineLvl w:val="0"/>
       </w:pPr>
-      <w:bookmarkStart w:name="CSU-021" w:id="53768"/>
+      <w:bookmarkStart w:id="53768" w:name="CSU-021"/>
       <w:r>
         <w:t xml:space="preserve">CSU-021: Build Schema</w:t>
       </w:r>
@@ -34875,7 +34875,7 @@
         <w:keepNext/>
         <w:outlineLvl w:val="0"/>
       </w:pPr>
-      <w:bookmarkStart w:name="CSU-022" w:id="53769"/>
+      <w:bookmarkStart w:id="53769" w:name="CSU-022"/>
       <w:r>
         <w:t xml:space="preserve">CSU-022: Content Schema</w:t>
       </w:r>
@@ -34972,7 +34972,7 @@
         <w:keepNext/>
         <w:outlineLvl w:val="0"/>
       </w:pPr>
-      <w:bookmarkStart w:name="CSU-023" w:id="53770"/>
+      <w:bookmarkStart w:id="53770" w:name="CSU-023"/>
       <w:r>
         <w:t xml:space="preserve">CSU-023: Schema Aggregator</w:t>
       </w:r>
@@ -35069,7 +35069,7 @@
         <w:keepNext/>
         <w:outlineLvl w:val="0"/>
       </w:pPr>
-      <w:bookmarkStart w:name="CSU-024" w:id="53771"/>
+      <w:bookmarkStart w:id="53771" w:name="CSU-024"/>
       <w:r>
         <w:t xml:space="preserve">CSU-024: Search Schema</w:t>
       </w:r>
@@ -35166,7 +35166,7 @@
         <w:keepNext/>
         <w:outlineLvl w:val="0"/>
       </w:pPr>
-      <w:bookmarkStart w:name="CSU-025" w:id="53772"/>
+      <w:bookmarkStart w:id="53772" w:name="CSU-025"/>
       <w:r>
         <w:t xml:space="preserve">CSU-025: Type System Schema</w:t>
       </w:r>
@@ -35273,7 +35273,7 @@
         <w:keepNext/>
         <w:outlineLvl w:val="0"/>
       </w:pPr>
-      <w:bookmarkStart w:name="CSC-007" w:id="30334"/>
+      <w:bookmarkStart w:id="30334" w:name="CSC-007"/>
       <w:r>
         <w:t xml:space="preserve">CSC-007: DB Views</w:t>
       </w:r>
@@ -35345,7 +35345,7 @@
         <w:keepNext/>
         <w:outlineLvl w:val="0"/>
       </w:pPr>
-      <w:bookmarkStart w:name="CSU-026" w:id="53773"/>
+      <w:bookmarkStart w:id="53773" w:name="CSU-026"/>
       <w:r>
         <w:t xml:space="preserve">CSU-026: EAV Pivot Views</w:t>
       </w:r>
@@ -36133,7 +36133,7 @@
         <w:keepNext/>
         <w:outlineLvl w:val="0"/>
       </w:pPr>
-      <w:bookmarkStart w:name="CSU-027" w:id="53774"/>
+      <w:bookmarkStart w:id="53774" w:name="CSU-027"/>
       <w:r>
         <w:t xml:space="preserve">CSU-027: Views Aggregator</w:t>
       </w:r>
@@ -36230,7 +36230,7 @@
         <w:keepNext/>
         <w:outlineLvl w:val="0"/>
       </w:pPr>
-      <w:bookmarkStart w:name="CSU-028" w:id="53775"/>
+      <w:bookmarkStart w:id="53775" w:name="CSU-028"/>
       <w:r>
         <w:t xml:space="preserve">CSU-028: Public API Views</w:t>
       </w:r>
@@ -36327,7 +36327,7 @@
         <w:keepNext/>
         <w:outlineLvl w:val="0"/>
       </w:pPr>
-      <w:bookmarkStart w:name="CSU-029" w:id="53776"/>
+      <w:bookmarkStart w:id="53776" w:name="CSU-029"/>
       <w:r>
         <w:t xml:space="preserve">CSU-029: Resolution Views</w:t>
       </w:r>
@@ -36435,7 +36435,7 @@
         <w:keepNext/>
         <w:outlineLvl w:val="0"/>
       </w:pPr>
-      <w:bookmarkStart w:name="CSC-003" w:id="30330"/>
+      <w:bookmarkStart w:id="30330" w:name="CSC-003"/>
       <w:r>
         <w:t xml:space="preserve">CSC-003: Pipeline Handlers</w:t>
       </w:r>
@@ -36507,7 +36507,7 @@
         <w:keepNext/>
         <w:outlineLvl w:val="0"/>
       </w:pPr>
-      <w:bookmarkStart w:name="CSU-030" w:id="53798"/>
+      <w:bookmarkStart w:id="53798" w:name="CSU-030"/>
       <w:r>
         <w:t xml:space="preserve">CSU-030: Include Expansion Filter</w:t>
       </w:r>
@@ -36604,7 +36604,7 @@
         <w:keepNext/>
         <w:outlineLvl w:val="0"/>
       </w:pPr>
-      <w:bookmarkStart w:name="CSU-031" w:id="53799"/>
+      <w:bookmarkStart w:id="53799" w:name="CSU-031"/>
       <w:r>
         <w:t xml:space="preserve">CSU-031: Analyze Handler</w:t>
       </w:r>
@@ -36710,7 +36710,7 @@
         <w:keepNext/>
         <w:outlineLvl w:val="0"/>
       </w:pPr>
-      <w:bookmarkStart w:name="CSC-008" w:id="30335"/>
+      <w:bookmarkStart w:id="30335" w:name="CSC-008"/>
       <w:r>
         <w:t xml:space="preserve">CSC-008: Analyze Handlers</w:t>
       </w:r>
@@ -36782,7 +36782,7 @@
         <w:keepNext/>
         <w:outlineLvl w:val="0"/>
       </w:pPr>
-      <w:bookmarkStart w:name="CSU-032" w:id="53800"/>
+      <w:bookmarkStart w:id="53800" w:name="CSU-032"/>
       <w:r>
         <w:t xml:space="preserve">CSU-032: Attribute Caster</w:t>
       </w:r>
@@ -36879,7 +36879,7 @@
         <w:keepNext/>
         <w:outlineLvl w:val="0"/>
       </w:pPr>
-      <w:bookmarkStart w:name="CSU-033" w:id="53801"/>
+      <w:bookmarkStart w:id="53801" w:name="CSU-033"/>
       <w:r>
         <w:t xml:space="preserve">CSU-033: Relation Resolver</w:t>
       </w:r>
@@ -36976,7 +36976,7 @@
         <w:keepNext/>
         <w:outlineLvl w:val="0"/>
       </w:pPr>
-      <w:bookmarkStart w:name="CSU-161" w:id="54853"/>
+      <w:bookmarkStart w:id="54853" w:name="CSU-161"/>
       <w:r>
         <w:t xml:space="preserve">CSU-161: Relation Type Inferrer</w:t>
       </w:r>
@@ -37083,7 +37083,7 @@
         <w:keepNext/>
         <w:outlineLvl w:val="0"/>
       </w:pPr>
-      <w:bookmarkStart w:name="CSC-009" w:id="30336"/>
+      <w:bookmarkStart w:id="30336" w:name="CSC-009"/>
       <w:r>
         <w:t xml:space="preserve">CSC-009: Emit Handlers</w:t>
       </w:r>
@@ -37155,7 +37155,7 @@
         <w:keepNext/>
         <w:outlineLvl w:val="0"/>
       </w:pPr>
-      <w:bookmarkStart w:name="CSU-034" w:id="53802"/>
+      <w:bookmarkStart w:id="53802" w:name="CSU-034"/>
       <w:r>
         <w:t xml:space="preserve">CSU-034: Document Assembler</w:t>
       </w:r>
@@ -37252,7 +37252,7 @@
         <w:keepNext/>
         <w:outlineLvl w:val="0"/>
       </w:pPr>
-      <w:bookmarkStart w:name="CSU-035" w:id="53803"/>
+      <w:bookmarkStart w:id="53803" w:name="CSU-035"/>
       <w:r>
         <w:t xml:space="preserve">CSU-035: Float Emitter</w:t>
       </w:r>
@@ -37349,7 +37349,7 @@
         <w:keepNext/>
         <w:outlineLvl w:val="0"/>
       </w:pPr>
-      <w:bookmarkStart w:name="CSU-036" w:id="53804"/>
+      <w:bookmarkStart w:id="53804" w:name="CSU-036"/>
       <w:r>
         <w:t xml:space="preserve">CSU-036: View Emitter</w:t>
       </w:r>
@@ -37446,7 +37446,7 @@
         <w:keepNext/>
         <w:outlineLvl w:val="0"/>
       </w:pPr>
-      <w:bookmarkStart w:name="CSU-037" w:id="53805"/>
+      <w:bookmarkStart w:id="53805" w:name="CSU-037"/>
       <w:r>
         <w:t xml:space="preserve">CSU-037: Emitter Orchestrator</w:t>
       </w:r>
@@ -37543,7 +37543,7 @@
         <w:keepNext/>
         <w:outlineLvl w:val="0"/>
       </w:pPr>
-      <w:bookmarkStart w:name="CSU-038" w:id="53806"/>
+      <w:bookmarkStart w:id="53806" w:name="CSU-038"/>
       <w:r>
         <w:t xml:space="preserve">CSU-038: Float Handler Dispatcher</w:t>
       </w:r>
@@ -37640,7 +37640,7 @@
         <w:keepNext/>
         <w:outlineLvl w:val="0"/>
       </w:pPr>
-      <w:bookmarkStart w:name="CSU-039" w:id="53807"/>
+      <w:bookmarkStart w:id="53807" w:name="CSU-039"/>
       <w:r>
         <w:t xml:space="preserve">CSU-039: Float Numbering</w:t>
       </w:r>
@@ -37737,7 +37737,7 @@
         <w:keepNext/>
         <w:outlineLvl w:val="0"/>
       </w:pPr>
-      <w:bookmarkStart w:name="CSU-040" w:id="53829"/>
+      <w:bookmarkStart w:id="53829" w:name="CSU-040"/>
       <w:r>
         <w:t xml:space="preserve">CSU-040: Float Resolver</w:t>
       </w:r>
@@ -37834,7 +37834,7 @@
         <w:keepNext/>
         <w:outlineLvl w:val="0"/>
       </w:pPr>
-      <w:bookmarkStart w:name="CSU-041" w:id="53830"/>
+      <w:bookmarkStart w:id="53830" w:name="CSU-041"/>
       <w:r>
         <w:t xml:space="preserve">CSU-041: FTS Indexer</w:t>
       </w:r>
@@ -37931,7 +37931,7 @@
         <w:keepNext/>
         <w:outlineLvl w:val="0"/>
       </w:pPr>
-      <w:bookmarkStart w:name="CSU-042" w:id="53831"/>
+      <w:bookmarkStart w:id="53831" w:name="CSU-042"/>
       <w:r>
         <w:t xml:space="preserve">CSU-042: Inline Handler Dispatcher</w:t>
       </w:r>
@@ -38028,7 +38028,7 @@
         <w:keepNext/>
         <w:outlineLvl w:val="0"/>
       </w:pPr>
-      <w:bookmarkStart w:name="CSU-043" w:id="53832"/>
+      <w:bookmarkStart w:id="53832" w:name="CSU-043"/>
       <w:r>
         <w:t xml:space="preserve">CSU-043: View Handler Dispatcher</w:t>
       </w:r>
@@ -38135,7 +38135,7 @@
         <w:keepNext/>
         <w:outlineLvl w:val="0"/>
       </w:pPr>
-      <w:bookmarkStart w:name="CSC-010" w:id="30358"/>
+      <w:bookmarkStart w:id="30358" w:name="CSC-010"/>
       <w:r>
         <w:t xml:space="preserve">CSC-010: Initialize Handlers</w:t>
       </w:r>
@@ -38207,7 +38207,7 @@
         <w:keepNext/>
         <w:outlineLvl w:val="0"/>
       </w:pPr>
-      <w:bookmarkStart w:name="CSU-044" w:id="53833"/>
+      <w:bookmarkStart w:id="53833" w:name="CSU-044"/>
       <w:r>
         <w:t xml:space="preserve">CSU-044: Attribute Parser</w:t>
       </w:r>
@@ -38304,7 +38304,7 @@
         <w:keepNext/>
         <w:outlineLvl w:val="0"/>
       </w:pPr>
-      <w:bookmarkStart w:name="CSU-045" w:id="53834"/>
+      <w:bookmarkStart w:id="53834" w:name="CSU-045"/>
       <w:r>
         <w:t xml:space="preserve">CSU-045: Include Handler</w:t>
       </w:r>
@@ -38401,7 +38401,7 @@
         <w:keepNext/>
         <w:outlineLvl w:val="0"/>
       </w:pPr>
-      <w:bookmarkStart w:name="CSU-046" w:id="53835"/>
+      <w:bookmarkStart w:id="53835" w:name="CSU-046"/>
       <w:r>
         <w:t xml:space="preserve">CSU-046: Float Parser</w:t>
       </w:r>
@@ -38504,7 +38504,7 @@
         <w:keepNext/>
         <w:outlineLvl w:val="0"/>
       </w:pPr>
-      <w:bookmarkStart w:name="CSU-047" w:id="53836"/>
+      <w:bookmarkStart w:id="53836" w:name="CSU-047"/>
       <w:r>
         <w:t xml:space="preserve">CSU-047: Object Parser</w:t>
       </w:r>
@@ -38601,7 +38601,7 @@
         <w:keepNext/>
         <w:outlineLvl w:val="0"/>
       </w:pPr>
-      <w:bookmarkStart w:name="CSU-048" w:id="53837"/>
+      <w:bookmarkStart w:id="53837" w:name="CSU-048"/>
       <w:r>
         <w:t xml:space="preserve">CSU-048: Relation Parser</w:t>
       </w:r>
@@ -38722,7 +38722,7 @@
         <w:keepNext/>
         <w:outlineLvl w:val="0"/>
       </w:pPr>
-      <w:bookmarkStart w:name="CSU-049" w:id="53838"/>
+      <w:bookmarkStart w:id="53838" w:name="CSU-049"/>
       <w:r>
         <w:t xml:space="preserve">CSU-049: View Parser</w:t>
       </w:r>
@@ -38819,7 +38819,7 @@
         <w:keepNext/>
         <w:outlineLvl w:val="0"/>
       </w:pPr>
-      <w:bookmarkStart w:name="CSU-050" w:id="53860"/>
+      <w:bookmarkStart w:id="53860" w:name="CSU-050"/>
       <w:r>
         <w:t xml:space="preserve">CSU-050: Specification Parser</w:t>
       </w:r>
@@ -38926,7 +38926,7 @@
         <w:keepNext/>
         <w:outlineLvl w:val="0"/>
       </w:pPr>
-      <w:bookmarkStart w:name="CSC-011" w:id="30359"/>
+      <w:bookmarkStart w:id="30359" w:name="CSC-011"/>
       <w:r>
         <w:t xml:space="preserve">CSC-011: Shared Pipeline Utilities</w:t>
       </w:r>
@@ -38998,7 +38998,7 @@
         <w:keepNext/>
         <w:outlineLvl w:val="0"/>
       </w:pPr>
-      <w:bookmarkStart w:name="CSU-051" w:id="53861"/>
+      <w:bookmarkStart w:id="53861" w:name="CSU-051"/>
       <w:r>
         <w:t xml:space="preserve">CSU-051: Attribute Paragraph Utilities</w:t>
       </w:r>
@@ -39095,7 +39095,7 @@
         <w:keepNext/>
         <w:outlineLvl w:val="0"/>
       </w:pPr>
-      <w:bookmarkStart w:name="CSU-052" w:id="53862"/>
+      <w:bookmarkStart w:id="53862" w:name="CSU-052"/>
       <w:r>
         <w:t xml:space="preserve">CSU-052: Float Base</w:t>
       </w:r>
@@ -39192,7 +39192,7 @@
         <w:keepNext/>
         <w:outlineLvl w:val="0"/>
       </w:pPr>
-      <w:bookmarkStart w:name="CSU-053" w:id="53863"/>
+      <w:bookmarkStart w:id="53863" w:name="CSU-053"/>
       <w:r>
         <w:t xml:space="preserve">CSU-053: Include Utilities</w:t>
       </w:r>
@@ -39289,7 +39289,7 @@
         <w:keepNext/>
         <w:outlineLvl w:val="0"/>
       </w:pPr>
-      <w:bookmarkStart w:name="CSU-054" w:id="53864"/>
+      <w:bookmarkStart w:id="53864" w:name="CSU-054"/>
       <w:r>
         <w:t xml:space="preserve">CSU-054: Math Render Utilities</w:t>
       </w:r>
@@ -39386,7 +39386,7 @@
         <w:keepNext/>
         <w:outlineLvl w:val="0"/>
       </w:pPr>
-      <w:bookmarkStart w:name="CSU-055" w:id="53865"/>
+      <w:bookmarkStart w:id="53865" w:name="CSU-055"/>
       <w:r>
         <w:t xml:space="preserve">CSU-055: Render Utilities</w:t>
       </w:r>
@@ -39483,7 +39483,7 @@
         <w:keepNext/>
         <w:outlineLvl w:val="0"/>
       </w:pPr>
-      <w:bookmarkStart w:name="CSU-056" w:id="53866"/>
+      <w:bookmarkStart w:id="53866" w:name="CSU-056"/>
       <w:r>
         <w:t xml:space="preserve">CSU-056: Source Position Compatibility</w:t>
       </w:r>
@@ -39580,7 +39580,7 @@
         <w:keepNext/>
         <w:outlineLvl w:val="0"/>
       </w:pPr>
-      <w:bookmarkStart w:name="CSU-057" w:id="53867"/>
+      <w:bookmarkStart w:id="53867" w:name="CSU-057"/>
       <w:r>
         <w:t xml:space="preserve">CSU-057: Specification Base</w:t>
       </w:r>
@@ -39677,7 +39677,7 @@
         <w:keepNext/>
         <w:outlineLvl w:val="0"/>
       </w:pPr>
-      <w:bookmarkStart w:name="CSU-058" w:id="53868"/>
+      <w:bookmarkStart w:id="53868" w:name="CSU-058"/>
       <w:r>
         <w:t xml:space="preserve">CSU-058: Spec Object Base</w:t>
       </w:r>
@@ -39774,7 +39774,7 @@
         <w:keepNext/>
         <w:outlineLvl w:val="0"/>
       </w:pPr>
-      <w:bookmarkStart w:name="CSU-059" w:id="53869"/>
+      <w:bookmarkStart w:id="53869" w:name="CSU-059"/>
       <w:r>
         <w:t xml:space="preserve">CSU-059: View Utilities</w:t>
       </w:r>
@@ -39881,7 +39881,7 @@
         <w:keepNext/>
         <w:outlineLvl w:val="0"/>
       </w:pPr>
-      <w:bookmarkStart w:name="CSC-012" w:id="30360"/>
+      <w:bookmarkStart w:id="30360" w:name="CSC-012"/>
       <w:r>
         <w:t xml:space="preserve">CSC-012: Transform Handlers</w:t>
       </w:r>
@@ -39953,7 +39953,7 @@
         <w:keepNext/>
         <w:outlineLvl w:val="0"/>
       </w:pPr>
-      <w:bookmarkStart w:name="CSU-060" w:id="53891"/>
+      <w:bookmarkStart w:id="53891" w:name="CSU-060"/>
       <w:r>
         <w:t xml:space="preserve">CSU-060: External Render Handler</w:t>
       </w:r>
@@ -40050,7 +40050,7 @@
         <w:keepNext/>
         <w:outlineLvl w:val="0"/>
       </w:pPr>
-      <w:bookmarkStart w:name="CSU-061" w:id="53892"/>
+      <w:bookmarkStart w:id="53892" w:name="CSU-061"/>
       <w:r>
         <w:t xml:space="preserve">CSU-061: Float Transformer</w:t>
       </w:r>
@@ -40147,7 +40147,7 @@
         <w:keepNext/>
         <w:outlineLvl w:val="0"/>
       </w:pPr>
-      <w:bookmarkStart w:name="CSU-162" w:id="54854"/>
+      <w:bookmarkStart w:id="54854" w:name="CSU-162"/>
       <w:r>
         <w:t xml:space="preserve">CSU-162: Relation Link Rewriter</w:t>
       </w:r>
@@ -40274,7 +40274,7 @@
         <w:keepNext/>
         <w:outlineLvl w:val="0"/>
       </w:pPr>
-      <w:bookmarkStart w:name="CSU-062" w:id="53893"/>
+      <w:bookmarkStart w:id="53893" w:name="CSU-062"/>
       <w:r>
         <w:t xml:space="preserve">CSU-062: Object Render Handler</w:t>
       </w:r>
@@ -40371,7 +40371,7 @@
         <w:keepNext/>
         <w:outlineLvl w:val="0"/>
       </w:pPr>
-      <w:bookmarkStart w:name="CSU-063" w:id="53894"/>
+      <w:bookmarkStart w:id="53894" w:name="CSU-063"/>
       <w:r>
         <w:t xml:space="preserve">CSU-063: Specification Render Handler</w:t>
       </w:r>
@@ -40479,7 +40479,7 @@
         <w:keepNext/>
         <w:outlineLvl w:val="0"/>
       </w:pPr>
-      <w:bookmarkStart w:name="CSC-004" w:id="30331"/>
+      <w:bookmarkStart w:id="30331" w:name="CSC-004"/>
       <w:r>
         <w:t xml:space="preserve">CSC-004: Infrastructure</w:t>
       </w:r>
@@ -40551,7 +40551,7 @@
         <w:keepNext/>
         <w:outlineLvl w:val="0"/>
       </w:pPr>
-      <w:bookmarkStart w:name="CSU-065" w:id="53896"/>
+      <w:bookmarkStart w:id="53896" w:name="CSU-065"/>
       <w:r>
         <w:t xml:space="preserve">CSU-065: Hash Utilities</w:t>
       </w:r>
@@ -40648,7 +40648,7 @@
         <w:keepNext/>
         <w:outlineLvl w:val="0"/>
       </w:pPr>
-      <w:bookmarkStart w:name="CSU-066" w:id="53897"/>
+      <w:bookmarkStart w:id="53897" w:name="CSU-066"/>
       <w:r>
         <w:t xml:space="preserve">CSU-066: JSON Utilities</w:t>
       </w:r>
@@ -40745,7 +40745,7 @@
         <w:keepNext/>
         <w:outlineLvl w:val="0"/>
       </w:pPr>
-      <w:bookmarkStart w:name="CSU-067" w:id="53898"/>
+      <w:bookmarkStart w:id="53898" w:name="CSU-067"/>
       <w:r>
         <w:t xml:space="preserve">CSU-067: Logger</w:t>
       </w:r>
@@ -40842,7 +40842,7 @@
         <w:keepNext/>
         <w:outlineLvl w:val="0"/>
       </w:pPr>
-      <w:bookmarkStart w:name="CSU-068" w:id="53899"/>
+      <w:bookmarkStart w:id="53899" w:name="CSU-068"/>
       <w:r>
         <w:t xml:space="preserve">CSU-068: Reference Cache</w:t>
       </w:r>
@@ -40939,7 +40939,7 @@
         <w:keepNext/>
         <w:outlineLvl w:val="0"/>
       </w:pPr>
-      <w:bookmarkStart w:name="CSU-069" w:id="53900"/>
+      <w:bookmarkStart w:id="53900" w:name="CSU-069"/>
       <w:r>
         <w:t xml:space="preserve">CSU-069: MathML to OMML Converter</w:t>
       </w:r>
@@ -41045,7 +41045,7 @@
         <w:keepNext/>
         <w:outlineLvl w:val="0"/>
       </w:pPr>
-      <w:bookmarkStart w:name="CSC-013" w:id="30361"/>
+      <w:bookmarkStart w:id="30361" w:name="CSC-013"/>
       <w:r>
         <w:t xml:space="preserve">CSC-013: Format Utilities</w:t>
       </w:r>
@@ -41117,7 +41117,7 @@
         <w:keepNext/>
         <w:outlineLvl w:val="0"/>
       </w:pPr>
-      <w:bookmarkStart w:name="CSU-070" w:id="53922"/>
+      <w:bookmarkStart w:id="53922" w:name="CSU-070"/>
       <w:r>
         <w:t xml:space="preserve">CSU-070: Format Writer</w:t>
       </w:r>
@@ -41214,7 +41214,7 @@
         <w:keepNext/>
         <w:outlineLvl w:val="0"/>
       </w:pPr>
-      <w:bookmarkStart w:name="CSU-071" w:id="53923"/>
+      <w:bookmarkStart w:id="53923" w:name="CSU-071"/>
       <w:r>
         <w:t xml:space="preserve">CSU-071: XML Utilities</w:t>
       </w:r>
@@ -41311,7 +41311,7 @@
         <w:keepNext/>
         <w:outlineLvl w:val="0"/>
       </w:pPr>
-      <w:bookmarkStart w:name="CSU-072" w:id="53924"/>
+      <w:bookmarkStart w:id="53924" w:name="CSU-072"/>
       <w:r>
         <w:t xml:space="preserve">CSU-072: ZIP Utilities</w:t>
       </w:r>
@@ -41418,7 +41418,7 @@
         <w:keepNext/>
         <w:outlineLvl w:val="0"/>
       </w:pPr>
-      <w:bookmarkStart w:name="CSC-014" w:id="30362"/>
+      <w:bookmarkStart w:id="30362" w:name="CSC-014"/>
       <w:r>
         <w:t xml:space="preserve">CSC-014: DOCX Generation</w:t>
       </w:r>
@@ -41490,7 +41490,7 @@
         <w:keepNext/>
         <w:outlineLvl w:val="0"/>
       </w:pPr>
-      <w:bookmarkStart w:name="CSU-073" w:id="53925"/>
+      <w:bookmarkStart w:id="53925" w:name="CSU-073"/>
       <w:r>
         <w:t xml:space="preserve">CSU-073: OOXML Builder</w:t>
       </w:r>
@@ -41587,7 +41587,7 @@
         <w:keepNext/>
         <w:outlineLvl w:val="0"/>
       </w:pPr>
-      <w:bookmarkStart w:name="CSU-074" w:id="53926"/>
+      <w:bookmarkStart w:id="53926" w:name="CSU-074"/>
       <w:r>
         <w:t xml:space="preserve">CSU-074: Preset Loader</w:t>
       </w:r>
@@ -41684,7 +41684,7 @@
         <w:keepNext/>
         <w:outlineLvl w:val="0"/>
       </w:pPr>
-      <w:bookmarkStart w:name="CSU-075" w:id="53927"/>
+      <w:bookmarkStart w:id="53927" w:name="CSU-075"/>
       <w:r>
         <w:t xml:space="preserve">CSU-075: Reference Generator</w:t>
       </w:r>
@@ -41781,7 +41781,7 @@
         <w:keepNext/>
         <w:outlineLvl w:val="0"/>
       </w:pPr>
-      <w:bookmarkStart w:name="CSU-076" w:id="53928"/>
+      <w:bookmarkStart w:id="53928" w:name="CSU-076"/>
       <w:r>
         <w:t xml:space="preserve">CSU-076: Style Builder</w:t>
       </w:r>
@@ -41888,7 +41888,7 @@
         <w:keepNext/>
         <w:outlineLvl w:val="0"/>
       </w:pPr>
-      <w:bookmarkStart w:name="CSC-015" w:id="30363"/>
+      <w:bookmarkStart w:id="30363" w:name="CSC-015"/>
       <w:r>
         <w:t xml:space="preserve">CSC-015: I/O Utilities</w:t>
       </w:r>
@@ -41960,7 +41960,7 @@
         <w:keepNext/>
         <w:outlineLvl w:val="0"/>
       </w:pPr>
-      <w:bookmarkStart w:name="CSU-077" w:id="53929"/>
+      <w:bookmarkStart w:id="53929" w:name="CSU-077"/>
       <w:r>
         <w:t xml:space="preserve">CSU-077: Document Walker</w:t>
       </w:r>
@@ -42057,7 +42057,7 @@
         <w:keepNext/>
         <w:outlineLvl w:val="0"/>
       </w:pPr>
-      <w:bookmarkStart w:name="CSU-078" w:id="53930"/>
+      <w:bookmarkStart w:id="53930" w:name="CSU-078"/>
       <w:r>
         <w:t xml:space="preserve">CSU-078: File Walker</w:t>
       </w:r>
@@ -42164,7 +42164,7 @@
         <w:keepNext/>
         <w:outlineLvl w:val="0"/>
       </w:pPr>
-      <w:bookmarkStart w:name="CSC-016" w:id="30364"/>
+      <w:bookmarkStart w:id="30364" w:name="CSC-016"/>
       <w:r>
         <w:t xml:space="preserve">CSC-016: Process Management</w:t>
       </w:r>
@@ -42236,7 +42236,7 @@
         <w:keepNext/>
         <w:outlineLvl w:val="0"/>
       </w:pPr>
-      <w:bookmarkStart w:name="CSU-079" w:id="53931"/>
+      <w:bookmarkStart w:id="53931" w:name="CSU-079"/>
       <w:r>
         <w:t xml:space="preserve">CSU-079: Pandoc CLI Builder</w:t>
       </w:r>
@@ -42333,7 +42333,7 @@
         <w:keepNext/>
         <w:outlineLvl w:val="0"/>
       </w:pPr>
-      <w:bookmarkStart w:name="CSU-080" w:id="53953"/>
+      <w:bookmarkStart w:id="53953" w:name="CSU-080"/>
       <w:r>
         <w:t xml:space="preserve">CSU-080: Task Runner</w:t>
       </w:r>
@@ -42451,7 +42451,7 @@
         <w:keepNext/>
         <w:outlineLvl w:val="0"/>
       </w:pPr>
-      <w:bookmarkStart w:name="CSC-017" w:id="30365"/>
+      <w:bookmarkStart w:id="30365" w:name="CSC-017"/>
       <w:r>
         <w:t xml:space="preserve">CSC-017: Default Model</w:t>
       </w:r>
@@ -42523,7 +42523,7 @@
         <w:keepNext/>
         <w:outlineLvl w:val="0"/>
       </w:pPr>
-      <w:bookmarkStart w:name="CSU-081" w:id="53954"/>
+      <w:bookmarkStart w:id="53954" w:name="CSU-081"/>
       <w:r>
         <w:t xml:space="preserve">CSU-081: SECTION Object Type</w:t>
       </w:r>
@@ -42632,7 +42632,7 @@
         <w:keepNext/>
         <w:outlineLvl w:val="0"/>
       </w:pPr>
-      <w:bookmarkStart w:name="CSU-082" w:id="53955"/>
+      <w:bookmarkStart w:id="53955" w:name="CSU-082"/>
       <w:r>
         <w:t xml:space="preserve">CSU-082: SPEC Specification Type</w:t>
       </w:r>
@@ -42750,7 +42750,7 @@
         <w:keepNext/>
         <w:outlineLvl w:val="0"/>
       </w:pPr>
-      <w:bookmarkStart w:name="CSC-018" w:id="30366"/>
+      <w:bookmarkStart w:id="30366" w:name="CSC-018"/>
       <w:r>
         <w:t xml:space="preserve">CSC-018: Default Filters</w:t>
       </w:r>
@@ -42822,7 +42822,7 @@
         <w:keepNext/>
         <w:outlineLvl w:val="0"/>
       </w:pPr>
-      <w:bookmarkStart w:name="CSU-083" w:id="53956"/>
+      <w:bookmarkStart w:id="53956" w:name="CSU-083"/>
       <w:r>
         <w:t xml:space="preserve">CSU-083: DOCX Filter</w:t>
       </w:r>
@@ -42919,7 +42919,7 @@
         <w:keepNext/>
         <w:outlineLvl w:val="0"/>
       </w:pPr>
-      <w:bookmarkStart w:name="CSU-084" w:id="53957"/>
+      <w:bookmarkStart w:id="53957" w:name="CSU-084"/>
       <w:r>
         <w:t xml:space="preserve">CSU-084: HTML Filter</w:t>
       </w:r>
@@ -43016,7 +43016,7 @@
         <w:keepNext/>
         <w:outlineLvl w:val="0"/>
       </w:pPr>
-      <w:bookmarkStart w:name="CSU-085" w:id="53958"/>
+      <w:bookmarkStart w:id="53958" w:name="CSU-085"/>
       <w:r>
         <w:t xml:space="preserve">CSU-085: Markdown Filter</w:t>
       </w:r>
@@ -43123,7 +43123,7 @@
         <w:keepNext/>
         <w:outlineLvl w:val="0"/>
       </w:pPr>
-      <w:bookmarkStart w:name="CSC-019" w:id="30367"/>
+      <w:bookmarkStart w:id="30367" w:name="CSC-019"/>
       <w:r>
         <w:t xml:space="preserve">CSC-019: Default Postprocessors</w:t>
       </w:r>
@@ -43195,7 +43195,7 @@
         <w:keepNext/>
         <w:outlineLvl w:val="0"/>
       </w:pPr>
-      <w:bookmarkStart w:name="CSU-086" w:id="53959"/>
+      <w:bookmarkStart w:id="53959" w:name="CSU-086"/>
       <w:r>
         <w:t xml:space="preserve">CSU-086: DOCX Postprocessor</w:t>
       </w:r>
@@ -43292,7 +43292,7 @@
         <w:keepNext/>
         <w:outlineLvl w:val="0"/>
       </w:pPr>
-      <w:bookmarkStart w:name="CSU-087" w:id="53960"/>
+      <w:bookmarkStart w:id="53960" w:name="CSU-087"/>
       <w:r>
         <w:t xml:space="preserve">CSU-087: LaTeX Postprocessor</w:t>
       </w:r>
@@ -43399,7 +43399,7 @@
         <w:keepNext/>
         <w:outlineLvl w:val="0"/>
       </w:pPr>
-      <w:bookmarkStart w:name="CSC-020" w:id="30389"/>
+      <w:bookmarkStart w:id="30389" w:name="CSC-020"/>
       <w:r>
         <w:t xml:space="preserve">CSC-020: Default Analyze Queries</w:t>
       </w:r>
@@ -43471,7 +43471,7 @@
         <w:keepNext/>
         <w:outlineLvl w:val="0"/>
       </w:pPr>
-      <w:bookmarkStart w:name="CSU-089" w:id="53962"/>
+      <w:bookmarkStart w:id="53962" w:name="CSU-089"/>
       <w:r>
         <w:t xml:space="preserve">CSU-089: Spec Missing Required</w:t>
       </w:r>
@@ -43568,7 +43568,7 @@
         <w:keepNext/>
         <w:outlineLvl w:val="0"/>
       </w:pPr>
-      <w:bookmarkStart w:name="CSU-090" w:id="53984"/>
+      <w:bookmarkStart w:id="53984" w:name="CSU-090"/>
       <w:r>
         <w:t xml:space="preserve">CSU-090: Spec Invalid Type</w:t>
       </w:r>
@@ -43665,7 +43665,7 @@
         <w:keepNext/>
         <w:outlineLvl w:val="0"/>
       </w:pPr>
-      <w:bookmarkStart w:name="CSU-091" w:id="53985"/>
+      <w:bookmarkStart w:id="53985" w:name="CSU-091"/>
       <w:r>
         <w:t xml:space="preserve">CSU-091: Object Missing Required</w:t>
       </w:r>
@@ -43762,7 +43762,7 @@
         <w:keepNext/>
         <w:outlineLvl w:val="0"/>
       </w:pPr>
-      <w:bookmarkStart w:name="CSU-092" w:id="53986"/>
+      <w:bookmarkStart w:id="53986" w:name="CSU-092"/>
       <w:r>
         <w:t xml:space="preserve">CSU-092: Object Cardinality Over</w:t>
       </w:r>
@@ -43859,7 +43859,7 @@
         <w:keepNext/>
         <w:outlineLvl w:val="0"/>
       </w:pPr>
-      <w:bookmarkStart w:name="CSU-093" w:id="53987"/>
+      <w:bookmarkStart w:id="53987" w:name="CSU-093"/>
       <w:r>
         <w:t xml:space="preserve">CSU-093: Object Cast Failures</w:t>
       </w:r>
@@ -43956,7 +43956,7 @@
         <w:keepNext/>
         <w:outlineLvl w:val="0"/>
       </w:pPr>
-      <w:bookmarkStart w:name="CSU-094" w:id="53988"/>
+      <w:bookmarkStart w:id="53988" w:name="CSU-094"/>
       <w:r>
         <w:t xml:space="preserve">CSU-094: Object Invalid Enum</w:t>
       </w:r>
@@ -44053,7 +44053,7 @@
         <w:keepNext/>
         <w:outlineLvl w:val="0"/>
       </w:pPr>
-      <w:bookmarkStart w:name="CSU-095" w:id="53989"/>
+      <w:bookmarkStart w:id="53989" w:name="CSU-095"/>
       <w:r>
         <w:t xml:space="preserve">CSU-095: Object Invalid Date</w:t>
       </w:r>
@@ -44150,7 +44150,7 @@
         <w:keepNext/>
         <w:outlineLvl w:val="0"/>
       </w:pPr>
-      <w:bookmarkStart w:name="CSU-096" w:id="53990"/>
+      <w:bookmarkStart w:id="53990" w:name="CSU-096"/>
       <w:r>
         <w:t xml:space="preserve">CSU-096: Object Bounds Violation</w:t>
       </w:r>
@@ -44247,7 +44247,7 @@
         <w:keepNext/>
         <w:outlineLvl w:val="0"/>
       </w:pPr>
-      <w:bookmarkStart w:name="CSU-097" w:id="53991"/>
+      <w:bookmarkStart w:id="53991" w:name="CSU-097"/>
       <w:r>
         <w:t xml:space="preserve">CSU-097: Float Orphan</w:t>
       </w:r>
@@ -44344,7 +44344,7 @@
         <w:keepNext/>
         <w:outlineLvl w:val="0"/>
       </w:pPr>
-      <w:bookmarkStart w:name="CSU-098" w:id="53992"/>
+      <w:bookmarkStart w:id="53992" w:name="CSU-098"/>
       <w:r>
         <w:t xml:space="preserve">CSU-098: Float Duplicate Label</w:t>
       </w:r>
@@ -44441,7 +44441,7 @@
         <w:keepNext/>
         <w:outlineLvl w:val="0"/>
       </w:pPr>
-      <w:bookmarkStart w:name="CSU-099" w:id="53993"/>
+      <w:bookmarkStart w:id="53993" w:name="CSU-099"/>
       <w:r>
         <w:t xml:space="preserve">CSU-099: Float Render Failure</w:t>
       </w:r>
@@ -44538,7 +44538,7 @@
         <w:keepNext/>
         <w:outlineLvl w:val="0"/>
       </w:pPr>
-      <w:bookmarkStart w:name="CSU-100" w:id="54666"/>
+      <w:bookmarkStart w:id="54666" w:name="CSU-100"/>
       <w:r>
         <w:t xml:space="preserve">CSU-100: Float Invalid Type</w:t>
       </w:r>
@@ -44635,7 +44635,7 @@
         <w:keepNext/>
         <w:outlineLvl w:val="0"/>
       </w:pPr>
-      <w:bookmarkStart w:name="CSU-101" w:id="54667"/>
+      <w:bookmarkStart w:id="54667" w:name="CSU-101"/>
       <w:r>
         <w:t xml:space="preserve">CSU-101: Relation Unresolved</w:t>
       </w:r>
@@ -44732,7 +44732,7 @@
         <w:keepNext/>
         <w:outlineLvl w:val="0"/>
       </w:pPr>
-      <w:bookmarkStart w:name="CSU-102" w:id="54668"/>
+      <w:bookmarkStart w:id="54668" w:name="CSU-102"/>
       <w:r>
         <w:t xml:space="preserve">CSU-102: Relation Dangling</w:t>
       </w:r>
@@ -44829,7 +44829,7 @@
         <w:keepNext/>
         <w:outlineLvl w:val="0"/>
       </w:pPr>
-      <w:bookmarkStart w:name="CSU-103" w:id="54669"/>
+      <w:bookmarkStart w:id="54669" w:name="CSU-103"/>
       <w:r>
         <w:t xml:space="preserve">CSU-103: Relation Ambiguous</w:t>
       </w:r>
@@ -44936,7 +44936,7 @@
         <w:keepNext/>
         <w:outlineLvl w:val="0"/>
       </w:pPr>
-      <w:bookmarkStart w:name="CSC-021" w:id="30390"/>
+      <w:bookmarkStart w:id="30390" w:name="CSC-021"/>
       <w:r>
         <w:t xml:space="preserve">CSC-021: Default Styles</w:t>
       </w:r>
@@ -45008,7 +45008,7 @@
         <w:keepNext/>
         <w:outlineLvl w:val="0"/>
       </w:pPr>
-      <w:bookmarkStart w:name="CSU-106" w:id="54672"/>
+      <w:bookmarkStart w:id="54672" w:name="CSU-106"/>
       <w:r>
         <w:t xml:space="preserve">CSU-106: DOCX Style Preset</w:t>
       </w:r>
@@ -45105,7 +45105,7 @@
         <w:keepNext/>
         <w:outlineLvl w:val="0"/>
       </w:pPr>
-      <w:bookmarkStart w:name="CSU-107" w:id="54673"/>
+      <w:bookmarkStart w:id="54673" w:name="CSU-107"/>
       <w:r>
         <w:t xml:space="preserve">CSU-107: HTML Style Preset</w:t>
       </w:r>
@@ -45212,7 +45212,7 @@
         <w:keepNext/>
         <w:outlineLvl w:val="0"/>
       </w:pPr>
-      <w:bookmarkStart w:name="CSC-022" w:id="30391"/>
+      <w:bookmarkStart w:id="30391" w:name="CSC-022"/>
       <w:r>
         <w:t xml:space="preserve">CSC-022: Default Float Types</w:t>
       </w:r>
@@ -45284,7 +45284,7 @@
         <w:keepNext/>
         <w:outlineLvl w:val="0"/>
       </w:pPr>
-      <w:bookmarkStart w:name="CSU-108" w:id="54674"/>
+      <w:bookmarkStart w:id="54674" w:name="CSU-108"/>
       <w:r>
         <w:t xml:space="preserve">CSU-108: CHART Float Type</w:t>
       </w:r>
@@ -45381,7 +45381,7 @@
         <w:keepNext/>
         <w:outlineLvl w:val="0"/>
       </w:pPr>
-      <w:bookmarkStart w:name="CSU-109" w:id="54675"/>
+      <w:bookmarkStart w:id="54675" w:name="CSU-109"/>
       <w:r>
         <w:t xml:space="preserve">CSU-109: FIGURE Float Type</w:t>
       </w:r>
@@ -45478,7 +45478,7 @@
         <w:keepNext/>
         <w:outlineLvl w:val="0"/>
       </w:pPr>
-      <w:bookmarkStart w:name="CSU-110" w:id="54697"/>
+      <w:bookmarkStart w:id="54697" w:name="CSU-110"/>
       <w:r>
         <w:t xml:space="preserve">CSU-110: LISTING Float Type</w:t>
       </w:r>
@@ -45575,7 +45575,7 @@
         <w:keepNext/>
         <w:outlineLvl w:val="0"/>
       </w:pPr>
-      <w:bookmarkStart w:name="CSU-111" w:id="54698"/>
+      <w:bookmarkStart w:id="54698" w:name="CSU-111"/>
       <w:r>
         <w:t xml:space="preserve">CSU-111: MATH Float Type</w:t>
       </w:r>
@@ -45672,7 +45672,7 @@
         <w:keepNext/>
         <w:outlineLvl w:val="0"/>
       </w:pPr>
-      <w:bookmarkStart w:name="CSU-112" w:id="54699"/>
+      <w:bookmarkStart w:id="54699" w:name="CSU-112"/>
       <w:r>
         <w:t xml:space="preserve">CSU-112: PLANTUML Float Type</w:t>
       </w:r>
@@ -45769,7 +45769,7 @@
         <w:keepNext/>
         <w:outlineLvl w:val="0"/>
       </w:pPr>
-      <w:bookmarkStart w:name="CSU-113" w:id="54700"/>
+      <w:bookmarkStart w:id="54700" w:name="CSU-113"/>
       <w:r>
         <w:t xml:space="preserve">CSU-113: TABLE Float Type</w:t>
       </w:r>
@@ -45876,7 +45876,7 @@
         <w:keepNext/>
         <w:outlineLvl w:val="0"/>
       </w:pPr>
-      <w:bookmarkStart w:name="CSC-023" w:id="30392"/>
+      <w:bookmarkStart w:id="30392" w:name="CSC-023"/>
       <w:r>
         <w:t xml:space="preserve">CSC-023: Default Relation Types</w:t>
       </w:r>
@@ -45948,7 +45948,7 @@
         <w:keepNext/>
         <w:outlineLvl w:val="0"/>
       </w:pPr>
-      <w:bookmarkStart w:name="CSU-114" w:id="54701"/>
+      <w:bookmarkStart w:id="54701" w:name="CSU-114"/>
       <w:r>
         <w:t xml:space="preserve">CSU-114: XREF_CITATION Relation Type</w:t>
       </w:r>
@@ -46045,7 +46045,7 @@
         <w:keepNext/>
         <w:outlineLvl w:val="0"/>
       </w:pPr>
-      <w:bookmarkStart w:name="CSU-115" w:id="54702"/>
+      <w:bookmarkStart w:id="54702" w:name="CSU-115"/>
       <w:r>
         <w:t xml:space="preserve">CSU-115: XREF_FIGURE Relation Type</w:t>
       </w:r>
@@ -46142,7 +46142,7 @@
         <w:keepNext/>
         <w:outlineLvl w:val="0"/>
       </w:pPr>
-      <w:bookmarkStart w:name="CSU-116" w:id="54703"/>
+      <w:bookmarkStart w:id="54703" w:name="CSU-116"/>
       <w:r>
         <w:t xml:space="preserve">CSU-116: XREF_LISTING Relation Type</w:t>
       </w:r>
@@ -46239,7 +46239,7 @@
         <w:keepNext/>
         <w:outlineLvl w:val="0"/>
       </w:pPr>
-      <w:bookmarkStart w:name="CSU-117" w:id="54704"/>
+      <w:bookmarkStart w:id="54704" w:name="CSU-117"/>
       <w:r>
         <w:t xml:space="preserve">CSU-117: XREF_MATH Relation Type</w:t>
       </w:r>
@@ -46336,7 +46336,7 @@
         <w:keepNext/>
         <w:outlineLvl w:val="0"/>
       </w:pPr>
-      <w:bookmarkStart w:name="CSU-118" w:id="54705"/>
+      <w:bookmarkStart w:id="54705" w:name="CSU-118"/>
       <w:r>
         <w:t xml:space="preserve">CSU-118: XREF_TABLE Relation Type</w:t>
       </w:r>
@@ -46443,7 +46443,7 @@
         <w:keepNext/>
         <w:outlineLvl w:val="0"/>
       </w:pPr>
-      <w:bookmarkStart w:name="CSC-024" w:id="30393"/>
+      <w:bookmarkStart w:id="30393" w:name="CSC-024"/>
       <w:r>
         <w:t xml:space="preserve">CSC-024: Default View Types</w:t>
       </w:r>
@@ -46515,7 +46515,7 @@
         <w:keepNext/>
         <w:outlineLvl w:val="0"/>
       </w:pPr>
-      <w:bookmarkStart w:name="CSU-119" w:id="54706"/>
+      <w:bookmarkStart w:id="54706" w:name="CSU-119"/>
       <w:r>
         <w:t xml:space="preserve">CSU-119: ABBREV View Type</w:t>
       </w:r>
@@ -46612,7 +46612,7 @@
         <w:keepNext/>
         <w:outlineLvl w:val="0"/>
       </w:pPr>
-      <w:bookmarkStart w:name="CSU-120" w:id="54728"/>
+      <w:bookmarkStart w:id="54728" w:name="CSU-120"/>
       <w:r>
         <w:t xml:space="preserve">CSU-120: ABBREV_LIST View Type</w:t>
       </w:r>
@@ -46709,7 +46709,7 @@
         <w:keepNext/>
         <w:outlineLvl w:val="0"/>
       </w:pPr>
-      <w:bookmarkStart w:name="CSU-121" w:id="54729"/>
+      <w:bookmarkStart w:id="54729" w:name="CSU-121"/>
       <w:r>
         <w:t xml:space="preserve">CSU-121: GAUSS View Type</w:t>
       </w:r>
@@ -46806,7 +46806,7 @@
         <w:keepNext/>
         <w:outlineLvl w:val="0"/>
       </w:pPr>
-      <w:bookmarkStart w:name="CSU-122" w:id="54730"/>
+      <w:bookmarkStart w:id="54730" w:name="CSU-122"/>
       <w:r>
         <w:t xml:space="preserve">CSU-122: LOF View Type</w:t>
       </w:r>
@@ -46903,7 +46903,7 @@
         <w:keepNext/>
         <w:outlineLvl w:val="0"/>
       </w:pPr>
-      <w:bookmarkStart w:name="CSU-123" w:id="54731"/>
+      <w:bookmarkStart w:id="54731" w:name="CSU-123"/>
       <w:r>
         <w:t xml:space="preserve">CSU-123: MATH_INLINE View Type</w:t>
       </w:r>
@@ -47000,7 +47000,7 @@
         <w:keepNext/>
         <w:outlineLvl w:val="0"/>
       </w:pPr>
-      <w:bookmarkStart w:name="CSU-124" w:id="54732"/>
+      <w:bookmarkStart w:id="54732" w:name="CSU-124"/>
       <w:r>
         <w:t xml:space="preserve">CSU-124: TOC View Type</w:t>
       </w:r>
@@ -47118,7 +47118,7 @@
         <w:keepNext/>
         <w:outlineLvl w:val="0"/>
       </w:pPr>
-      <w:bookmarkStart w:name="CSC-025" w:id="30394"/>
+      <w:bookmarkStart w:id="30394" w:name="CSC-025"/>
       <w:r>
         <w:t xml:space="preserve">CSC-025: SW Docs Model</w:t>
       </w:r>
@@ -47190,7 +47190,7 @@
         <w:keepNext/>
         <w:outlineLvl w:val="0"/>
       </w:pPr>
-      <w:bookmarkStart w:name="CSU-125" w:id="54733"/>
+      <w:bookmarkStart w:id="54733" w:name="CSU-125"/>
       <w:r>
         <w:t xml:space="preserve">CSU-125: HTML5 Postprocessor</w:t>
       </w:r>
@@ -47296,7 +47296,7 @@
         <w:keepNext/>
         <w:outlineLvl w:val="0"/>
       </w:pPr>
-      <w:bookmarkStart w:name="CSC-026" w:id="30395"/>
+      <w:bookmarkStart w:id="30395" w:name="CSC-026"/>
       <w:r>
         <w:t xml:space="preserve">CSC-026: SW Docs Analyze Queries</w:t>
       </w:r>
@@ -47368,7 +47368,7 @@
         <w:keepNext/>
         <w:outlineLvl w:val="0"/>
       </w:pPr>
-      <w:bookmarkStart w:name="CSU-126" w:id="54734"/>
+      <w:bookmarkStart w:id="54734" w:name="CSU-126"/>
       <w:r>
         <w:t xml:space="preserve">CSU-126: VC Missing HLR Traceability</w:t>
       </w:r>
@@ -47465,7 +47465,7 @@
         <w:keepNext/>
         <w:outlineLvl w:val="0"/>
       </w:pPr>
-      <w:bookmarkStart w:name="CSU-127" w:id="54735"/>
+      <w:bookmarkStart w:id="54735" w:name="CSU-127"/>
       <w:r>
         <w:t xml:space="preserve">CSU-127: TR Missing VC Traceability</w:t>
       </w:r>
@@ -47562,7 +47562,7 @@
         <w:keepNext/>
         <w:outlineLvl w:val="0"/>
       </w:pPr>
-      <w:bookmarkStart w:name="CSU-128" w:id="54736"/>
+      <w:bookmarkStart w:id="54736" w:name="CSU-128"/>
       <w:r>
         <w:t xml:space="preserve">CSU-128: HLR Missing VC Coverage</w:t>
       </w:r>
@@ -47659,7 +47659,7 @@
         <w:keepNext/>
         <w:outlineLvl w:val="0"/>
       </w:pPr>
-      <w:bookmarkStart w:name="CSU-131" w:id="54760"/>
+      <w:bookmarkStart w:id="54760" w:name="CSU-131"/>
       <w:r>
         <w:t xml:space="preserve">CSU-131: FD Missing CSC Traceability</w:t>
       </w:r>
@@ -47756,7 +47756,7 @@
         <w:keepNext/>
         <w:outlineLvl w:val="0"/>
       </w:pPr>
-      <w:bookmarkStart w:name="CSU-132" w:id="54761"/>
+      <w:bookmarkStart w:id="54761" w:name="CSU-132"/>
       <w:r>
         <w:t xml:space="preserve">CSU-132: FD Missing CSU Traceability</w:t>
       </w:r>
@@ -47853,7 +47853,7 @@
         <w:keepNext/>
         <w:outlineLvl w:val="0"/>
       </w:pPr>
-      <w:bookmarkStart w:name="CSU-163" w:id="54855"/>
+      <w:bookmarkStart w:id="54855" w:name="CSU-163"/>
       <w:r>
         <w:t xml:space="preserve">CSU-163: CSC Missing FD Allocation</w:t>
       </w:r>
@@ -47950,7 +47950,7 @@
         <w:keepNext/>
         <w:outlineLvl w:val="0"/>
       </w:pPr>
-      <w:bookmarkStart w:name="CSU-164" w:id="54856"/>
+      <w:bookmarkStart w:id="54856" w:name="CSU-164"/>
       <w:r>
         <w:t xml:space="preserve">CSU-164: CSU Missing FD Allocation</w:t>
       </w:r>
@@ -48057,7 +48057,7 @@
         <w:keepNext/>
         <w:outlineLvl w:val="0"/>
       </w:pPr>
-      <w:bookmarkStart w:name="CSC-027" w:id="30396"/>
+      <w:bookmarkStart w:id="30396" w:name="CSC-027"/>
       <w:r>
         <w:t xml:space="preserve">CSC-027: SW Docs Object Types</w:t>
       </w:r>
@@ -48129,7 +48129,7 @@
         <w:keepNext/>
         <w:outlineLvl w:val="0"/>
       </w:pPr>
-      <w:bookmarkStart w:name="CSU-133" w:id="54762"/>
+      <w:bookmarkStart w:id="54762" w:name="CSU-133"/>
       <w:r>
         <w:t xml:space="preserve">CSU-133: CSC Object Type</w:t>
       </w:r>
@@ -48226,7 +48226,7 @@
         <w:keepNext/>
         <w:outlineLvl w:val="0"/>
       </w:pPr>
-      <w:bookmarkStart w:name="CSU-134" w:id="54763"/>
+      <w:bookmarkStart w:id="54763" w:name="CSU-134"/>
       <w:r>
         <w:t xml:space="preserve">CSU-134: CSU Object Type</w:t>
       </w:r>
@@ -48323,7 +48323,7 @@
         <w:keepNext/>
         <w:outlineLvl w:val="0"/>
       </w:pPr>
-      <w:bookmarkStart w:name="CSU-135" w:id="54764"/>
+      <w:bookmarkStart w:id="54764" w:name="CSU-135"/>
       <w:r>
         <w:t xml:space="preserve">CSU-135: DD Object Type</w:t>
       </w:r>
@@ -48420,7 +48420,7 @@
         <w:keepNext/>
         <w:outlineLvl w:val="0"/>
       </w:pPr>
-      <w:bookmarkStart w:name="CSU-136" w:id="54765"/>
+      <w:bookmarkStart w:id="54765" w:name="CSU-136"/>
       <w:r>
         <w:t xml:space="preserve">CSU-136: DIC Object Type</w:t>
       </w:r>
@@ -48517,7 +48517,7 @@
         <w:keepNext/>
         <w:outlineLvl w:val="0"/>
       </w:pPr>
-      <w:bookmarkStart w:name="CSU-137" w:id="54766"/>
+      <w:bookmarkStart w:id="54766" w:name="CSU-137"/>
       <w:r>
         <w:t xml:space="preserve">CSU-137: FD Object Type</w:t>
       </w:r>
@@ -48614,7 +48614,7 @@
         <w:keepNext/>
         <w:outlineLvl w:val="0"/>
       </w:pPr>
-      <w:bookmarkStart w:name="CSU-138" w:id="54767"/>
+      <w:bookmarkStart w:id="54767" w:name="CSU-138"/>
       <w:r>
         <w:t xml:space="preserve">CSU-138: HLR Object Type</w:t>
       </w:r>
@@ -48711,7 +48711,7 @@
         <w:keepNext/>
         <w:outlineLvl w:val="0"/>
       </w:pPr>
-      <w:bookmarkStart w:name="CSU-139" w:id="54768"/>
+      <w:bookmarkStart w:id="54768" w:name="CSU-139"/>
       <w:r>
         <w:t xml:space="preserve">CSU-139: LLR Object Type</w:t>
       </w:r>
@@ -48808,7 +48808,7 @@
         <w:keepNext/>
         <w:outlineLvl w:val="0"/>
       </w:pPr>
-      <w:bookmarkStart w:name="CSU-140" w:id="54790"/>
+      <w:bookmarkStart w:id="54790" w:name="CSU-140"/>
       <w:r>
         <w:t xml:space="preserve">CSU-140: NFR Object Type</w:t>
       </w:r>
@@ -48905,7 +48905,7 @@
         <w:keepNext/>
         <w:outlineLvl w:val="0"/>
       </w:pPr>
-      <w:bookmarkStart w:name="CSU-141" w:id="54791"/>
+      <w:bookmarkStart w:id="54791" w:name="CSU-141"/>
       <w:r>
         <w:t xml:space="preserve">CSU-141: SF Object Type</w:t>
       </w:r>
@@ -49002,7 +49002,7 @@
         <w:keepNext/>
         <w:outlineLvl w:val="0"/>
       </w:pPr>
-      <w:bookmarkStart w:name="CSU-142" w:id="54792"/>
+      <w:bookmarkStart w:id="54792" w:name="CSU-142"/>
       <w:r>
         <w:t xml:space="preserve">CSU-142: SYMBOL Object Type</w:t>
       </w:r>
@@ -49099,7 +49099,7 @@
         <w:keepNext/>
         <w:outlineLvl w:val="0"/>
       </w:pPr>
-      <w:bookmarkStart w:name="CSU-143" w:id="54793"/>
+      <w:bookmarkStart w:id="54793" w:name="CSU-143"/>
       <w:r>
         <w:t xml:space="preserve">CSU-143: TR Object Type</w:t>
       </w:r>
@@ -49196,7 +49196,7 @@
         <w:keepNext/>
         <w:outlineLvl w:val="0"/>
       </w:pPr>
-      <w:bookmarkStart w:name="CSU-144" w:id="54794"/>
+      <w:bookmarkStart w:id="54794" w:name="CSU-144"/>
       <w:r>
         <w:t xml:space="preserve">CSU-144: TRACEABLE Base Object Type</w:t>
       </w:r>
@@ -49293,7 +49293,7 @@
         <w:keepNext/>
         <w:outlineLvl w:val="0"/>
       </w:pPr>
-      <w:bookmarkStart w:name="CSU-145" w:id="54795"/>
+      <w:bookmarkStart w:id="54795" w:name="CSU-145"/>
       <w:r>
         <w:t xml:space="preserve">CSU-145: VC Object Type</w:t>
       </w:r>
@@ -49400,7 +49400,7 @@
         <w:keepNext/>
         <w:outlineLvl w:val="0"/>
       </w:pPr>
-      <w:bookmarkStart w:name="CSC-028" w:id="30397"/>
+      <w:bookmarkStart w:id="30397" w:name="CSC-028"/>
       <w:r>
         <w:t xml:space="preserve">CSC-028: SW Docs Relation Types</w:t>
       </w:r>
@@ -49472,7 +49472,7 @@
         <w:keepNext/>
         <w:outlineLvl w:val="0"/>
       </w:pPr>
-      <w:bookmarkStart w:name="CSU-146" w:id="54796"/>
+      <w:bookmarkStart w:id="54796" w:name="CSU-146"/>
       <w:r>
         <w:t xml:space="preserve">CSU-146: BELONGS Relation Type</w:t>
       </w:r>
@@ -49569,7 +49569,7 @@
         <w:keepNext/>
         <w:outlineLvl w:val="0"/>
       </w:pPr>
-      <w:bookmarkStart w:name="CSU-147" w:id="54797"/>
+      <w:bookmarkStart w:id="54797" w:name="CSU-147"/>
       <w:r>
         <w:t xml:space="preserve">CSU-147: REALIZES Relation Type</w:t>
       </w:r>
@@ -49666,7 +49666,7 @@
         <w:keepNext/>
         <w:outlineLvl w:val="0"/>
       </w:pPr>
-      <w:bookmarkStart w:name="CSU-148" w:id="54798"/>
+      <w:bookmarkStart w:id="54798" w:name="CSU-148"/>
       <w:r>
         <w:t xml:space="preserve">CSU-148: TRACES_TO Relation Type</w:t>
       </w:r>
@@ -49763,7 +49763,7 @@
         <w:keepNext/>
         <w:outlineLvl w:val="0"/>
       </w:pPr>
-      <w:bookmarkStart w:name="CSU-149" w:id="54799"/>
+      <w:bookmarkStart w:id="54799" w:name="CSU-149"/>
       <w:r>
         <w:t xml:space="preserve">CSU-149: XREF_DIC Relation Type</w:t>
       </w:r>
@@ -49870,7 +49870,7 @@
         <w:keepNext/>
         <w:outlineLvl w:val="0"/>
       </w:pPr>
-      <w:bookmarkStart w:name="CSC-029" w:id="30398"/>
+      <w:bookmarkStart w:id="30398" w:name="CSC-029"/>
       <w:r>
         <w:t xml:space="preserve">CSC-029: SW Docs Specification Types</w:t>
       </w:r>
@@ -49942,7 +49942,7 @@
         <w:keepNext/>
         <w:outlineLvl w:val="0"/>
       </w:pPr>
-      <w:bookmarkStart w:name="CSU-150" w:id="54821"/>
+      <w:bookmarkStart w:id="54821" w:name="CSU-150"/>
       <w:r>
         <w:t xml:space="preserve">CSU-150: SDD Specification Type</w:t>
       </w:r>
@@ -50039,7 +50039,7 @@
         <w:keepNext/>
         <w:outlineLvl w:val="0"/>
       </w:pPr>
-      <w:bookmarkStart w:name="CSU-151" w:id="54822"/>
+      <w:bookmarkStart w:id="54822" w:name="CSU-151"/>
       <w:r>
         <w:t xml:space="preserve">CSU-151: SRS Specification Type</w:t>
       </w:r>
@@ -50136,7 +50136,7 @@
         <w:keepNext/>
         <w:outlineLvl w:val="0"/>
       </w:pPr>
-      <w:bookmarkStart w:name="CSU-152" w:id="54823"/>
+      <w:bookmarkStart w:id="54823" w:name="CSU-152"/>
       <w:r>
         <w:t xml:space="preserve">CSU-152: SUM Specification Type</w:t>
       </w:r>
@@ -50233,7 +50233,7 @@
         <w:keepNext/>
         <w:outlineLvl w:val="0"/>
       </w:pPr>
-      <w:bookmarkStart w:name="CSU-153" w:id="54824"/>
+      <w:bookmarkStart w:id="54824" w:name="CSU-153"/>
       <w:r>
         <w:t xml:space="preserve">CSU-153: SVC Specification Type</w:t>
       </w:r>
@@ -50330,7 +50330,7 @@
         <w:keepNext/>
         <w:outlineLvl w:val="0"/>
       </w:pPr>
-      <w:bookmarkStart w:name="CSU-154" w:id="54825"/>
+      <w:bookmarkStart w:id="54825" w:name="CSU-154"/>
       <w:r>
         <w:t xml:space="preserve">CSU-154: TRR Specification Type</w:t>
       </w:r>
@@ -50437,7 +50437,7 @@
         <w:keepNext/>
         <w:outlineLvl w:val="0"/>
       </w:pPr>
-      <w:bookmarkStart w:name="CSC-030" w:id="30420"/>
+      <w:bookmarkStart w:id="30420" w:name="CSC-030"/>
       <w:r>
         <w:t xml:space="preserve">CSC-030: SW Docs View Types</w:t>
       </w:r>
@@ -50509,7 +50509,7 @@
         <w:keepNext/>
         <w:outlineLvl w:val="0"/>
       </w:pPr>
-      <w:bookmarkStart w:name="CSU-155" w:id="54826"/>
+      <w:bookmarkStart w:id="54826" w:name="CSU-155"/>
       <w:r>
         <w:t xml:space="preserve">CSU-155: Coverage Summary View</w:t>
       </w:r>
@@ -50606,7 +50606,7 @@
         <w:keepNext/>
         <w:outlineLvl w:val="0"/>
       </w:pPr>
-      <w:bookmarkStart w:name="CSU-156" w:id="54827"/>
+      <w:bookmarkStart w:id="54827" w:name="CSU-156"/>
       <w:r>
         <w:t xml:space="preserve">CSU-156: Requirements Summary View</w:t>
       </w:r>
@@ -50703,7 +50703,7 @@
         <w:keepNext/>
         <w:outlineLvl w:val="0"/>
       </w:pPr>
-      <w:bookmarkStart w:name="CSU-157" w:id="54828"/>
+      <w:bookmarkStart w:id="54828" w:name="CSU-157"/>
       <w:r>
         <w:t xml:space="preserve">CSU-157: Test Execution Matrix View</w:t>
       </w:r>
@@ -50800,7 +50800,7 @@
         <w:keepNext/>
         <w:outlineLvl w:val="0"/>
       </w:pPr>
-      <w:bookmarkStart w:name="CSU-158" w:id="54829"/>
+      <w:bookmarkStart w:id="54829" w:name="CSU-158"/>
       <w:r>
         <w:t xml:space="preserve">CSU-158: Test Results Matrix View</w:t>
       </w:r>
@@ -50897,7 +50897,7 @@
         <w:keepNext/>
         <w:outlineLvl w:val="0"/>
       </w:pPr>
-      <w:bookmarkStart w:name="CSU-159" w:id="54830"/>
+      <w:bookmarkStart w:id="54830" w:name="CSU-159"/>
       <w:r>
         <w:t xml:space="preserve">CSU-159: Traceability Matrix View</w:t>
       </w:r>
@@ -65696,18 +65696,18 @@
     <w:basedOn w:val="VerbatimChar"/>
     <w:rPr/>
   </w:style>
-  <w:style w:styleId="SpecObjectHeader" w:type="paragraph" w:customStyle="1">
+  <w:style w:type="paragraph" w:styleId="SpecObjectHeader" w:customStyle="1">
     <w:name w:val="Spec Object Header"/>
     <w:basedOn w:val="Normal"/>
     <w:next w:val="FirstParagraph"/>
     <w:qFormat/>
     <w:pPr>
       <w:keepNext/>
-      <w:spacing w:before="280" w:lineRule="auto" w:line="276" w:after="120"/>
+      <w:spacing w:after="120" w:line="276" w:lineRule="auto" w:before="280"/>
       <w:outlineLvl w:val="0"/>
     </w:pPr>
     <w:rPr>
-      <w:rFonts w:hAnsi="Calibri Light" w:cs="Calibri Light" w:ascii="Calibri Light"/>
+      <w:rFonts w:cs="Calibri Light" w:hAnsi="Calibri Light" w:ascii="Calibri Light"/>
       <w:b/>
       <w:bCs/>
       <w:color w:val="0F4C64"/>

--- a/engineering/downloads/sdd.docx
+++ b/engineering/downloads/sdd.docx
@@ -88,7 +88,7 @@
     </w:p>
     <w:p>
       <w:pPr>
-        <w:spacing w:lineRule="exact" w:line="20" w:after="0" w:before="0"/>
+        <w:spacing w:before="0" w:lineRule="exact" w:line="20" w:after="0"/>
         <w:rPr>
           <w:sz w:val="2"/>
         </w:rPr>
@@ -3486,7 +3486,7 @@
     </w:p>
     <w:p>
       <w:pPr>
-        <w:spacing w:lineRule="exact" w:line="20" w:after="0" w:before="0"/>
+        <w:spacing w:before="0" w:lineRule="exact" w:line="20" w:after="0"/>
         <w:rPr>
           <w:sz w:val="2"/>
         </w:rPr>
@@ -4403,7 +4403,7 @@
     </w:p>
     <w:p>
       <w:pPr>
-        <w:spacing w:lineRule="exact" w:line="20" w:after="0" w:before="0"/>
+        <w:spacing w:before="0" w:lineRule="exact" w:line="20" w:after="0"/>
         <w:rPr>
           <w:sz w:val="2"/>
         </w:rPr>
@@ -4732,7 +4732,7 @@
     </w:p>
     <w:p>
       <w:pPr>
-        <w:spacing w:lineRule="exact" w:line="20" w:after="0" w:before="0"/>
+        <w:spacing w:before="0" w:lineRule="exact" w:line="20" w:after="0"/>
         <w:rPr>
           <w:sz w:val="2"/>
         </w:rPr>
@@ -5556,7 +5556,7 @@
     </w:p>
     <w:p>
       <w:pPr>
-        <w:spacing w:lineRule="exact" w:line="20" w:after="0" w:before="0"/>
+        <w:spacing w:before="0" w:lineRule="exact" w:line="20" w:after="0"/>
         <w:rPr>
           <w:sz w:val="2"/>
         </w:rPr>
@@ -5964,7 +5964,7 @@
     </w:p>
     <w:p>
       <w:pPr>
-        <w:spacing w:lineRule="exact" w:line="20" w:after="0" w:before="0"/>
+        <w:spacing w:before="0" w:lineRule="exact" w:line="20" w:after="0"/>
         <w:rPr>
           <w:sz w:val="2"/>
         </w:rPr>
@@ -7657,7 +7657,7 @@
     </w:p>
     <w:p>
       <w:pPr>
-        <w:spacing w:lineRule="exact" w:line="20" w:after="0" w:before="0"/>
+        <w:spacing w:before="0" w:lineRule="exact" w:line="20" w:after="0"/>
         <w:rPr>
           <w:sz w:val="2"/>
         </w:rPr>
@@ -12760,7 +12760,7 @@
     </w:p>
     <w:p>
       <w:pPr>
-        <w:spacing w:lineRule="exact" w:line="20" w:after="0" w:before="0"/>
+        <w:spacing w:before="0" w:lineRule="exact" w:line="20" w:after="0"/>
         <w:rPr>
           <w:sz w:val="2"/>
         </w:rPr>
@@ -14144,7 +14144,7 @@
     </w:p>
     <w:p>
       <w:pPr>
-        <w:spacing w:lineRule="exact" w:line="20" w:after="0" w:before="0"/>
+        <w:spacing w:before="0" w:lineRule="exact" w:line="20" w:after="0"/>
         <w:rPr>
           <w:sz w:val="2"/>
         </w:rPr>
@@ -16508,7 +16508,7 @@
     </w:p>
     <w:p>
       <w:pPr>
-        <w:spacing w:lineRule="exact" w:line="20" w:after="0" w:before="0"/>
+        <w:spacing w:before="0" w:lineRule="exact" w:line="20" w:after="0"/>
         <w:rPr>
           <w:sz w:val="2"/>
         </w:rPr>
@@ -20321,7 +20321,7 @@
     </w:p>
     <w:p>
       <w:pPr>
-        <w:spacing w:lineRule="exact" w:line="20" w:after="0" w:before="0"/>
+        <w:spacing w:before="0" w:lineRule="exact" w:line="20" w:after="0"/>
         <w:rPr>
           <w:sz w:val="2"/>
         </w:rPr>
@@ -24135,7 +24135,7 @@
     </w:p>
     <w:p>
       <w:pPr>
-        <w:spacing w:lineRule="exact" w:line="20" w:after="0" w:before="0"/>
+        <w:spacing w:before="0" w:lineRule="exact" w:line="20" w:after="0"/>
         <w:rPr>
           <w:sz w:val="2"/>
         </w:rPr>
@@ -27441,7 +27441,7 @@
     </w:p>
     <w:p>
       <w:pPr>
-        <w:spacing w:lineRule="exact" w:line="20" w:after="0" w:before="0"/>
+        <w:spacing w:before="0" w:lineRule="exact" w:line="20" w:after="0"/>
         <w:rPr>
           <w:sz w:val="2"/>
         </w:rPr>
@@ -27626,7 +27626,7 @@
     </w:p>
     <w:p>
       <w:pPr>
-        <w:spacing w:lineRule="exact" w:line="20" w:after="0" w:before="0"/>
+        <w:spacing w:before="0" w:lineRule="exact" w:line="20" w:after="0"/>
         <w:rPr>
           <w:sz w:val="2"/>
         </w:rPr>
@@ -28016,7 +28016,7 @@
     </w:p>
     <w:p>
       <w:pPr>
-        <w:spacing w:lineRule="exact" w:line="20" w:after="0" w:before="0"/>
+        <w:spacing w:before="0" w:lineRule="exact" w:line="20" w:after="0"/>
         <w:rPr>
           <w:sz w:val="2"/>
         </w:rPr>
@@ -28283,7 +28283,7 @@
     </w:p>
     <w:p>
       <w:pPr>
-        <w:spacing w:lineRule="exact" w:line="20" w:after="0" w:before="0"/>
+        <w:spacing w:before="0" w:lineRule="exact" w:line="20" w:after="0"/>
         <w:rPr>
           <w:sz w:val="2"/>
         </w:rPr>
@@ -29064,7 +29064,7 @@
     </w:p>
     <w:p>
       <w:pPr>
-        <w:spacing w:lineRule="exact" w:line="20" w:after="0" w:before="0"/>
+        <w:spacing w:before="0" w:lineRule="exact" w:line="20" w:after="0"/>
         <w:rPr>
           <w:sz w:val="2"/>
         </w:rPr>
@@ -31893,7 +31893,7 @@
     </w:p>
     <w:p>
       <w:pPr>
-        <w:spacing w:lineRule="exact" w:line="20" w:after="0" w:before="0"/>
+        <w:spacing w:before="0" w:lineRule="exact" w:line="20" w:after="0"/>
         <w:rPr>
           <w:sz w:val="2"/>
         </w:rPr>
@@ -65696,14 +65696,14 @@
     <w:basedOn w:val="VerbatimChar"/>
     <w:rPr/>
   </w:style>
-  <w:style w:type="paragraph" w:styleId="SpecObjectHeader" w:customStyle="1">
+  <w:style w:styleId="SpecObjectHeader" w:type="paragraph" w:customStyle="1">
     <w:name w:val="Spec Object Header"/>
     <w:basedOn w:val="Normal"/>
     <w:next w:val="FirstParagraph"/>
     <w:qFormat/>
     <w:pPr>
       <w:keepNext/>
-      <w:spacing w:after="120" w:line="276" w:lineRule="auto" w:before="280"/>
+      <w:spacing w:line="276" w:after="120" w:lineRule="auto" w:before="280"/>
       <w:outlineLvl w:val="0"/>
     </w:pPr>
     <w:rPr>
